--- a/REPORT.docx
+++ b/REPORT.docx
@@ -1302,12 +1302,16 @@
           <w:b/>
           <w:color w:val="000009"/>
           <w:spacing w:val="-2"/>
+          <w:sz w:val="24"/>
+          <w:szCs w:val="24"/>
         </w:rPr>
       </w:pPr>
       <w:r>
         <w:rPr>
           <w:b/>
           <w:color w:val="000009"/>
+          <w:sz w:val="24"/>
+          <w:szCs w:val="24"/>
         </w:rPr>
         <w:t xml:space="preserve">Key </w:t>
       </w:r>
@@ -1316,6 +1320,8 @@
           <w:b/>
           <w:color w:val="000009"/>
           <w:spacing w:val="-2"/>
+          <w:sz w:val="24"/>
+          <w:szCs w:val="24"/>
         </w:rPr>
         <w:t>Features:</w:t>
       </w:r>
@@ -1328,6 +1334,8 @@
           <w:b/>
           <w:color w:val="000009"/>
           <w:spacing w:val="-2"/>
+          <w:sz w:val="24"/>
+          <w:szCs w:val="24"/>
         </w:rPr>
       </w:pPr>
     </w:p>
@@ -1341,12 +1349,16 @@
         <w:ind w:left="1843" w:hanging="11"/>
         <w:rPr>
           <w:bCs/>
+          <w:sz w:val="24"/>
+          <w:szCs w:val="24"/>
           <w:lang w:val="en-IN"/>
         </w:rPr>
       </w:pPr>
       <w:r>
         <w:rPr>
           <w:bCs/>
+          <w:sz w:val="24"/>
+          <w:szCs w:val="24"/>
           <w:lang w:val="en-IN"/>
         </w:rPr>
         <w:t>Guest registration, login, and profile management</w:t>
@@ -1362,12 +1374,16 @@
         <w:ind w:left="1843" w:hanging="11"/>
         <w:rPr>
           <w:bCs/>
+          <w:sz w:val="24"/>
+          <w:szCs w:val="24"/>
           <w:lang w:val="en-IN"/>
         </w:rPr>
       </w:pPr>
       <w:r>
         <w:rPr>
           <w:bCs/>
+          <w:sz w:val="24"/>
+          <w:szCs w:val="24"/>
           <w:lang w:val="en-IN"/>
         </w:rPr>
         <w:t>Room browsing and availability checking</w:t>
@@ -1383,12 +1399,16 @@
         <w:ind w:left="1843" w:hanging="11"/>
         <w:rPr>
           <w:bCs/>
+          <w:sz w:val="24"/>
+          <w:szCs w:val="24"/>
           <w:lang w:val="en-IN"/>
         </w:rPr>
       </w:pPr>
       <w:r>
         <w:rPr>
           <w:bCs/>
+          <w:sz w:val="24"/>
+          <w:szCs w:val="24"/>
           <w:lang w:val="en-IN"/>
         </w:rPr>
         <w:t>Room reservation with check-in and check-out date selection</w:t>
@@ -1404,12 +1424,16 @@
         <w:ind w:left="1843" w:hanging="11"/>
         <w:rPr>
           <w:bCs/>
+          <w:sz w:val="24"/>
+          <w:szCs w:val="24"/>
           <w:lang w:val="en-IN"/>
         </w:rPr>
       </w:pPr>
       <w:r>
         <w:rPr>
           <w:bCs/>
+          <w:sz w:val="24"/>
+          <w:szCs w:val="24"/>
           <w:lang w:val="en-IN"/>
         </w:rPr>
         <w:t>Automatic invoice generation with 18% GST calculation</w:t>
@@ -1425,12 +1449,16 @@
         <w:ind w:left="1843" w:hanging="11"/>
         <w:rPr>
           <w:bCs/>
+          <w:sz w:val="24"/>
+          <w:szCs w:val="24"/>
           <w:lang w:val="en-IN"/>
         </w:rPr>
       </w:pPr>
       <w:r>
         <w:rPr>
           <w:bCs/>
+          <w:sz w:val="24"/>
+          <w:szCs w:val="24"/>
           <w:lang w:val="en-IN"/>
         </w:rPr>
         <w:t>Multiple payment method support: Cash, Credit Card, Debit Card, UPI, Wallet</w:t>
@@ -1446,12 +1474,16 @@
         <w:ind w:left="1843" w:hanging="11"/>
         <w:rPr>
           <w:bCs/>
+          <w:sz w:val="24"/>
+          <w:szCs w:val="24"/>
           <w:lang w:val="en-IN"/>
         </w:rPr>
       </w:pPr>
       <w:r>
         <w:rPr>
           <w:bCs/>
+          <w:sz w:val="24"/>
+          <w:szCs w:val="24"/>
           <w:lang w:val="en-IN"/>
         </w:rPr>
         <w:t>Service request submission and tracking by guests</w:t>
@@ -1467,12 +1499,16 @@
         <w:ind w:left="1843" w:hanging="11"/>
         <w:rPr>
           <w:bCs/>
+          <w:sz w:val="24"/>
+          <w:szCs w:val="24"/>
           <w:lang w:val="en-IN"/>
         </w:rPr>
       </w:pPr>
       <w:r>
         <w:rPr>
           <w:bCs/>
+          <w:sz w:val="24"/>
+          <w:szCs w:val="24"/>
           <w:lang w:val="en-IN"/>
         </w:rPr>
         <w:t>Housekeeping task assignment and completion tracking by employees</w:t>
@@ -1488,12 +1524,16 @@
         <w:ind w:left="1843" w:hanging="11"/>
         <w:rPr>
           <w:bCs/>
+          <w:sz w:val="24"/>
+          <w:szCs w:val="24"/>
           <w:lang w:val="en-IN"/>
         </w:rPr>
       </w:pPr>
       <w:r>
         <w:rPr>
           <w:bCs/>
+          <w:sz w:val="24"/>
+          <w:szCs w:val="24"/>
           <w:lang w:val="en-IN"/>
         </w:rPr>
         <w:t>Employee dashboard with reservation management, check-in/check-out operations</w:t>
@@ -1509,12 +1549,16 @@
         <w:ind w:left="1843" w:hanging="11"/>
         <w:rPr>
           <w:bCs/>
+          <w:sz w:val="24"/>
+          <w:szCs w:val="24"/>
           <w:lang w:val="en-IN"/>
         </w:rPr>
       </w:pPr>
       <w:r>
         <w:rPr>
           <w:bCs/>
+          <w:sz w:val="24"/>
+          <w:szCs w:val="24"/>
           <w:lang w:val="en-IN"/>
         </w:rPr>
         <w:t>Role-based access control for guests and employees</w:t>
@@ -1530,12 +1574,16 @@
         <w:ind w:left="1843" w:hanging="11"/>
         <w:rPr>
           <w:bCs/>
+          <w:sz w:val="24"/>
+          <w:szCs w:val="24"/>
           <w:lang w:val="en-IN"/>
         </w:rPr>
       </w:pPr>
       <w:r>
         <w:rPr>
           <w:bCs/>
+          <w:sz w:val="24"/>
+          <w:szCs w:val="24"/>
           <w:lang w:val="en-IN"/>
         </w:rPr>
         <w:t>Persistent data storage using MySQL database</w:t>
@@ -1547,6 +1595,8 @@
         <w:ind w:left="1843"/>
         <w:rPr>
           <w:bCs/>
+          <w:sz w:val="24"/>
+          <w:szCs w:val="24"/>
         </w:rPr>
         <w:sectPr>
           <w:pgSz w:w="12240" w:h="15840"/>
@@ -1562,13 +1612,19 @@
         <w:pStyle w:val="Heading2"/>
         <w:spacing w:before="62"/>
         <w:rPr>
+          <w:rFonts w:ascii="Times New Roman" w:hAnsi="Times New Roman" w:cs="Times New Roman"/>
+          <w:sz w:val="24"/>
+          <w:szCs w:val="24"/>
           <w:u w:val="none"/>
         </w:rPr>
       </w:pPr>
       <w:r>
         <w:rPr>
+          <w:rFonts w:ascii="Times New Roman" w:hAnsi="Times New Roman" w:cs="Times New Roman"/>
           <w:color w:val="000009"/>
           <w:spacing w:val="-2"/>
+          <w:sz w:val="24"/>
+          <w:szCs w:val="24"/>
           <w:u w:val="none"/>
         </w:rPr>
         <w:lastRenderedPageBreak/>
@@ -1582,14 +1638,16 @@
         <w:rPr>
           <w:color w:val="000009"/>
           <w:spacing w:val="-2"/>
-          <w:sz w:val="28"/>
+          <w:sz w:val="24"/>
+          <w:szCs w:val="24"/>
           <w:u w:val="single" w:color="000009"/>
         </w:rPr>
       </w:pPr>
       <w:r>
         <w:rPr>
           <w:color w:val="000009"/>
-          <w:sz w:val="28"/>
+          <w:sz w:val="24"/>
+          <w:szCs w:val="24"/>
           <w:u w:val="single" w:color="000009"/>
         </w:rPr>
         <w:t>Use</w:t>
@@ -1598,7 +1656,8 @@
         <w:rPr>
           <w:color w:val="000009"/>
           <w:spacing w:val="-2"/>
-          <w:sz w:val="28"/>
+          <w:sz w:val="24"/>
+          <w:szCs w:val="24"/>
           <w:u w:val="single" w:color="000009"/>
         </w:rPr>
         <w:t xml:space="preserve"> </w:t>
@@ -1606,7 +1665,8 @@
       <w:r>
         <w:rPr>
           <w:color w:val="000009"/>
-          <w:sz w:val="28"/>
+          <w:sz w:val="24"/>
+          <w:szCs w:val="24"/>
           <w:u w:val="single" w:color="000009"/>
         </w:rPr>
         <w:t>Case</w:t>
@@ -1615,7 +1675,8 @@
         <w:rPr>
           <w:color w:val="000009"/>
           <w:spacing w:val="-2"/>
-          <w:sz w:val="28"/>
+          <w:sz w:val="24"/>
+          <w:szCs w:val="24"/>
           <w:u w:val="single" w:color="000009"/>
         </w:rPr>
         <w:t xml:space="preserve"> Diagram:</w:t>
@@ -1628,40 +1689,271 @@
         <w:rPr>
           <w:color w:val="000009"/>
           <w:spacing w:val="-2"/>
-          <w:sz w:val="28"/>
+          <w:sz w:val="24"/>
+          <w:szCs w:val="24"/>
           <w:u w:val="single" w:color="000009"/>
         </w:rPr>
       </w:pPr>
     </w:p>
     <w:p>
       <w:pPr>
-        <w:spacing w:before="121" w:line="321" w:lineRule="exact"/>
-        <w:ind w:left="1843"/>
-        <w:rPr>
-          <w:sz w:val="28"/>
-        </w:rPr>
-        <w:sectPr>
-          <w:pgSz w:w="12240" w:h="15840"/>
-          <w:pgMar w:top="1780" w:right="0" w:bottom="280" w:left="0" w:header="0" w:footer="0" w:gutter="0"/>
-          <w:cols w:space="720"/>
-          <w:formProt w:val="0"/>
-          <w:docGrid w:linePitch="100" w:charSpace="4096"/>
-        </w:sectPr>
-      </w:pPr>
-    </w:p>
-    <w:p>
-      <w:pPr>
         <w:spacing w:before="63"/>
-        <w:ind w:left="1843"/>
+        <w:ind w:left="1123" w:hanging="697"/>
         <w:rPr>
           <w:b/>
-          <w:sz w:val="28"/>
-        </w:rPr>
-      </w:pPr>
-      <w:r>
+          <w:sz w:val="24"/>
+          <w:szCs w:val="24"/>
+          <w:u w:val="single"/>
+        </w:rPr>
+      </w:pPr>
+    </w:p>
+    <w:p>
+      <w:pPr>
+        <w:spacing w:before="63"/>
+        <w:ind w:left="1123" w:hanging="697"/>
         <w:rPr>
           <w:b/>
-          <w:sz w:val="28"/>
+          <w:sz w:val="24"/>
+          <w:szCs w:val="24"/>
+          <w:u w:val="single"/>
+        </w:rPr>
+      </w:pPr>
+      <w:r>
+        <w:rPr>
+          <w:b/>
+          <w:sz w:val="24"/>
+          <w:szCs w:val="24"/>
+          <w:u w:val="single"/>
+        </w:rPr>
+        <w:drawing>
+          <wp:inline distT="0" distB="0" distL="0" distR="0" wp14:anchorId="19077E46" wp14:editId="6F913796">
+            <wp:extent cx="6629400" cy="4648200"/>
+            <wp:effectExtent l="0" t="0" r="0" b="0"/>
+            <wp:docPr id="749238026" name="Picture 1"/>
+            <wp:cNvGraphicFramePr>
+              <a:graphicFrameLocks xmlns:a="http://schemas.openxmlformats.org/drawingml/2006/main" noChangeAspect="1"/>
+            </wp:cNvGraphicFramePr>
+            <a:graphic xmlns:a="http://schemas.openxmlformats.org/drawingml/2006/main">
+              <a:graphicData uri="http://schemas.openxmlformats.org/drawingml/2006/picture">
+                <pic:pic xmlns:pic="http://schemas.openxmlformats.org/drawingml/2006/picture">
+                  <pic:nvPicPr>
+                    <pic:cNvPr id="749238026" name=""/>
+                    <pic:cNvPicPr/>
+                  </pic:nvPicPr>
+                  <pic:blipFill rotWithShape="1">
+                    <a:blip r:embed="rId6"/>
+                    <a:srcRect l="5435" b="4600"/>
+                    <a:stretch>
+                      <a:fillRect/>
+                    </a:stretch>
+                  </pic:blipFill>
+                  <pic:spPr bwMode="auto">
+                    <a:xfrm>
+                      <a:off x="0" y="0"/>
+                      <a:ext cx="6629400" cy="4648200"/>
+                    </a:xfrm>
+                    <a:prstGeom prst="rect">
+                      <a:avLst/>
+                    </a:prstGeom>
+                    <a:ln>
+                      <a:noFill/>
+                    </a:ln>
+                    <a:extLst>
+                      <a:ext uri="{53640926-AAD7-44D8-BBD7-CCE9431645EC}">
+                        <a14:shadowObscured xmlns:a14="http://schemas.microsoft.com/office/drawing/2010/main"/>
+                      </a:ext>
+                    </a:extLst>
+                  </pic:spPr>
+                </pic:pic>
+              </a:graphicData>
+            </a:graphic>
+          </wp:inline>
+        </w:drawing>
+      </w:r>
+    </w:p>
+    <w:p>
+      <w:pPr>
+        <w:spacing w:before="63"/>
+        <w:ind w:left="1123" w:firstLine="720"/>
+        <w:rPr>
+          <w:b/>
+          <w:sz w:val="24"/>
+          <w:szCs w:val="24"/>
+          <w:u w:val="single"/>
+        </w:rPr>
+      </w:pPr>
+    </w:p>
+    <w:p>
+      <w:pPr>
+        <w:spacing w:before="63"/>
+        <w:ind w:left="1123" w:firstLine="720"/>
+        <w:rPr>
+          <w:b/>
+          <w:sz w:val="24"/>
+          <w:szCs w:val="24"/>
+          <w:u w:val="single"/>
+        </w:rPr>
+      </w:pPr>
+    </w:p>
+    <w:p>
+      <w:pPr>
+        <w:spacing w:before="63"/>
+        <w:ind w:left="1123" w:firstLine="720"/>
+        <w:rPr>
+          <w:b/>
+          <w:sz w:val="24"/>
+          <w:szCs w:val="24"/>
+          <w:u w:val="single"/>
+        </w:rPr>
+      </w:pPr>
+    </w:p>
+    <w:p>
+      <w:pPr>
+        <w:spacing w:before="63"/>
+        <w:ind w:left="1123" w:firstLine="720"/>
+        <w:rPr>
+          <w:b/>
+          <w:sz w:val="24"/>
+          <w:szCs w:val="24"/>
+          <w:u w:val="single"/>
+        </w:rPr>
+      </w:pPr>
+    </w:p>
+    <w:p>
+      <w:pPr>
+        <w:spacing w:before="63"/>
+        <w:ind w:left="1123" w:firstLine="720"/>
+        <w:rPr>
+          <w:b/>
+          <w:sz w:val="24"/>
+          <w:szCs w:val="24"/>
+          <w:u w:val="single"/>
+        </w:rPr>
+      </w:pPr>
+    </w:p>
+    <w:p>
+      <w:pPr>
+        <w:spacing w:before="63"/>
+        <w:ind w:left="1123" w:firstLine="720"/>
+        <w:rPr>
+          <w:b/>
+          <w:sz w:val="24"/>
+          <w:szCs w:val="24"/>
+          <w:u w:val="single"/>
+        </w:rPr>
+      </w:pPr>
+    </w:p>
+    <w:p>
+      <w:pPr>
+        <w:spacing w:before="63"/>
+        <w:ind w:left="1123" w:firstLine="720"/>
+        <w:rPr>
+          <w:b/>
+          <w:sz w:val="24"/>
+          <w:szCs w:val="24"/>
+          <w:u w:val="single"/>
+        </w:rPr>
+      </w:pPr>
+    </w:p>
+    <w:p>
+      <w:pPr>
+        <w:spacing w:before="63"/>
+        <w:ind w:left="1123" w:firstLine="720"/>
+        <w:rPr>
+          <w:b/>
+          <w:sz w:val="24"/>
+          <w:szCs w:val="24"/>
+          <w:u w:val="single"/>
+        </w:rPr>
+      </w:pPr>
+    </w:p>
+    <w:p>
+      <w:pPr>
+        <w:spacing w:before="63"/>
+        <w:ind w:left="1123" w:firstLine="720"/>
+        <w:rPr>
+          <w:b/>
+          <w:sz w:val="24"/>
+          <w:szCs w:val="24"/>
+          <w:u w:val="single"/>
+        </w:rPr>
+      </w:pPr>
+    </w:p>
+    <w:p>
+      <w:pPr>
+        <w:spacing w:before="63"/>
+        <w:ind w:left="1123" w:firstLine="720"/>
+        <w:rPr>
+          <w:b/>
+          <w:sz w:val="24"/>
+          <w:szCs w:val="24"/>
+          <w:u w:val="single"/>
+        </w:rPr>
+      </w:pPr>
+    </w:p>
+    <w:p>
+      <w:pPr>
+        <w:spacing w:before="63"/>
+        <w:ind w:left="1123" w:firstLine="720"/>
+        <w:rPr>
+          <w:b/>
+          <w:sz w:val="24"/>
+          <w:szCs w:val="24"/>
+          <w:u w:val="single"/>
+        </w:rPr>
+      </w:pPr>
+    </w:p>
+    <w:p>
+      <w:pPr>
+        <w:spacing w:before="63"/>
+        <w:ind w:left="1123" w:firstLine="720"/>
+        <w:rPr>
+          <w:b/>
+          <w:sz w:val="24"/>
+          <w:szCs w:val="24"/>
+          <w:u w:val="single"/>
+        </w:rPr>
+      </w:pPr>
+    </w:p>
+    <w:p>
+      <w:pPr>
+        <w:spacing w:before="63"/>
+        <w:ind w:left="1123" w:firstLine="720"/>
+        <w:rPr>
+          <w:b/>
+          <w:sz w:val="24"/>
+          <w:szCs w:val="24"/>
+          <w:u w:val="single"/>
+        </w:rPr>
+      </w:pPr>
+    </w:p>
+    <w:p>
+      <w:pPr>
+        <w:spacing w:before="63"/>
+        <w:ind w:left="1123" w:firstLine="720"/>
+        <w:rPr>
+          <w:b/>
+          <w:sz w:val="24"/>
+          <w:szCs w:val="24"/>
+          <w:u w:val="single"/>
+        </w:rPr>
+      </w:pPr>
+    </w:p>
+    <w:p>
+      <w:pPr>
+        <w:spacing w:before="63"/>
+        <w:ind w:left="1123" w:firstLine="720"/>
+        <w:rPr>
+          <w:b/>
+          <w:sz w:val="24"/>
+          <w:szCs w:val="24"/>
+        </w:rPr>
+      </w:pPr>
+      <w:r>
+        <w:rPr>
+          <w:b/>
+          <w:sz w:val="24"/>
+          <w:szCs w:val="24"/>
           <w:u w:val="single"/>
         </w:rPr>
         <w:lastRenderedPageBreak/>
@@ -1671,7 +1963,8 @@
         <w:rPr>
           <w:b/>
           <w:spacing w:val="-7"/>
-          <w:sz w:val="28"/>
+          <w:sz w:val="24"/>
+          <w:szCs w:val="24"/>
           <w:u w:val="single"/>
         </w:rPr>
         <w:t xml:space="preserve"> </w:t>
@@ -1680,7 +1973,8 @@
         <w:rPr>
           <w:b/>
           <w:spacing w:val="-2"/>
-          <w:sz w:val="28"/>
+          <w:sz w:val="24"/>
+          <w:szCs w:val="24"/>
           <w:u w:val="single"/>
         </w:rPr>
         <w:t>Diagram:</w:t>
@@ -1691,7 +1985,6 @@
         <w:pStyle w:val="BodyText"/>
         <w:rPr>
           <w:b/>
-          <w:sz w:val="20"/>
         </w:rPr>
       </w:pPr>
     </w:p>
@@ -1700,34 +1993,177 @@
         <w:pStyle w:val="BodyText"/>
         <w:rPr>
           <w:b/>
-          <w:sz w:val="20"/>
-        </w:rPr>
-        <w:sectPr>
-          <w:pgSz w:w="12240" w:h="15840"/>
-          <w:pgMar w:top="1780" w:right="0" w:bottom="280" w:left="0" w:header="0" w:footer="0" w:gutter="0"/>
-          <w:cols w:space="720"/>
-          <w:formProt w:val="0"/>
-          <w:docGrid w:linePitch="100" w:charSpace="4096"/>
-        </w:sectPr>
-      </w:pPr>
+        </w:rPr>
+      </w:pPr>
+      <w:r>
+        <w:drawing>
+          <wp:inline distT="0" distB="0" distL="0" distR="0" wp14:anchorId="32ACF03A" wp14:editId="582711AB">
+            <wp:extent cx="7772400" cy="6844146"/>
+            <wp:effectExtent l="0" t="0" r="0" b="0"/>
+            <wp:docPr id="897052955" name="Picture 49"/>
+            <wp:cNvGraphicFramePr>
+              <a:graphicFrameLocks xmlns:a="http://schemas.openxmlformats.org/drawingml/2006/main" noChangeAspect="1"/>
+            </wp:cNvGraphicFramePr>
+            <a:graphic xmlns:a="http://schemas.openxmlformats.org/drawingml/2006/main">
+              <a:graphicData uri="http://schemas.openxmlformats.org/drawingml/2006/picture">
+                <pic:pic xmlns:pic="http://schemas.openxmlformats.org/drawingml/2006/picture">
+                  <pic:nvPicPr>
+                    <pic:cNvPr id="0" name="Picture 77"/>
+                    <pic:cNvPicPr>
+                      <a:picLocks noChangeAspect="1" noChangeArrowheads="1"/>
+                    </pic:cNvPicPr>
+                  </pic:nvPicPr>
+                  <pic:blipFill>
+                    <a:blip r:embed="rId7">
+                      <a:extLst>
+                        <a:ext uri="{28A0092B-C50C-407E-A947-70E740481C1C}">
+                          <a14:useLocalDpi xmlns:a14="http://schemas.microsoft.com/office/drawing/2010/main" val="0"/>
+                        </a:ext>
+                      </a:extLst>
+                    </a:blip>
+                    <a:srcRect/>
+                    <a:stretch>
+                      <a:fillRect/>
+                    </a:stretch>
+                  </pic:blipFill>
+                  <pic:spPr bwMode="auto">
+                    <a:xfrm>
+                      <a:off x="0" y="0"/>
+                      <a:ext cx="7772729" cy="6844436"/>
+                    </a:xfrm>
+                    <a:prstGeom prst="rect">
+                      <a:avLst/>
+                    </a:prstGeom>
+                    <a:noFill/>
+                    <a:ln>
+                      <a:noFill/>
+                    </a:ln>
+                  </pic:spPr>
+                </pic:pic>
+              </a:graphicData>
+            </a:graphic>
+          </wp:inline>
+        </w:drawing>
+      </w:r>
     </w:p>
     <w:p>
       <w:pPr>
         <w:pStyle w:val="Heading1"/>
         <w:spacing w:before="63"/>
-      </w:pPr>
-      <w:r>
-        <w:rPr>
-          <w:color w:val="000009"/>
+        <w:rPr>
+          <w:color w:val="000009"/>
+          <w:sz w:val="24"/>
+          <w:szCs w:val="24"/>
           <w:u w:val="single" w:color="000009"/>
         </w:rPr>
+      </w:pPr>
+    </w:p>
+    <w:p>
+      <w:pPr>
+        <w:pStyle w:val="Heading1"/>
+        <w:spacing w:before="63"/>
+        <w:rPr>
+          <w:color w:val="000009"/>
+          <w:sz w:val="24"/>
+          <w:szCs w:val="24"/>
+          <w:u w:val="single" w:color="000009"/>
+        </w:rPr>
+      </w:pPr>
+    </w:p>
+    <w:p>
+      <w:pPr>
+        <w:pStyle w:val="Heading1"/>
+        <w:spacing w:before="63"/>
+        <w:rPr>
+          <w:color w:val="000009"/>
+          <w:sz w:val="24"/>
+          <w:szCs w:val="24"/>
+          <w:u w:val="single" w:color="000009"/>
+        </w:rPr>
+      </w:pPr>
+    </w:p>
+    <w:p>
+      <w:pPr>
+        <w:pStyle w:val="Heading1"/>
+        <w:spacing w:before="63"/>
+        <w:rPr>
+          <w:color w:val="000009"/>
+          <w:sz w:val="24"/>
+          <w:szCs w:val="24"/>
+          <w:u w:val="single" w:color="000009"/>
+        </w:rPr>
+      </w:pPr>
+    </w:p>
+    <w:p>
+      <w:pPr>
+        <w:pStyle w:val="Heading1"/>
+        <w:spacing w:before="63"/>
+        <w:rPr>
+          <w:color w:val="000009"/>
+          <w:sz w:val="24"/>
+          <w:szCs w:val="24"/>
+          <w:u w:val="single" w:color="000009"/>
+        </w:rPr>
+      </w:pPr>
+    </w:p>
+    <w:p>
+      <w:pPr>
+        <w:pStyle w:val="Heading1"/>
+        <w:spacing w:before="63"/>
+        <w:rPr>
+          <w:color w:val="000009"/>
+          <w:sz w:val="24"/>
+          <w:szCs w:val="24"/>
+          <w:u w:val="single" w:color="000009"/>
+        </w:rPr>
+      </w:pPr>
+    </w:p>
+    <w:p>
+      <w:pPr>
+        <w:pStyle w:val="Heading1"/>
+        <w:spacing w:before="63"/>
+        <w:rPr>
+          <w:color w:val="000009"/>
+          <w:sz w:val="24"/>
+          <w:szCs w:val="24"/>
+          <w:u w:val="single" w:color="000009"/>
+        </w:rPr>
+      </w:pPr>
+    </w:p>
+    <w:p>
+      <w:pPr>
+        <w:pStyle w:val="Heading1"/>
+        <w:spacing w:before="63"/>
+        <w:rPr>
+          <w:sz w:val="24"/>
+          <w:szCs w:val="24"/>
+        </w:rPr>
+      </w:pPr>
+      <w:r>
+        <w:rPr>
+          <w:color w:val="000009"/>
+          <w:sz w:val="24"/>
+          <w:szCs w:val="24"/>
+          <w:u w:val="single" w:color="000009"/>
+        </w:rPr>
         <w:lastRenderedPageBreak/>
-        <w:t>State</w:t>
+        <w:t>S</w:t>
+      </w:r>
+      <w:r>
+        <w:rPr>
+          <w:color w:val="000009"/>
+          <w:sz w:val="24"/>
+          <w:szCs w:val="24"/>
+          <w:u w:val="single" w:color="000009"/>
+        </w:rPr>
+        <w:t>tate</w:t>
       </w:r>
       <w:r>
         <w:rPr>
           <w:color w:val="000009"/>
           <w:spacing w:val="-3"/>
+          <w:sz w:val="24"/>
+          <w:szCs w:val="24"/>
           <w:u w:val="single" w:color="000009"/>
         </w:rPr>
         <w:t xml:space="preserve"> </w:t>
@@ -1736,6 +2172,8 @@
         <w:rPr>
           <w:color w:val="000009"/>
           <w:spacing w:val="-2"/>
+          <w:sz w:val="24"/>
+          <w:szCs w:val="24"/>
           <w:u w:val="single" w:color="000009"/>
         </w:rPr>
         <w:t>Diagram:</w:t>
@@ -1743,34 +2181,351 @@
     </w:p>
     <w:p>
       <w:pPr>
-        <w:pStyle w:val="BodyText"/>
+        <w:spacing w:before="63"/>
         <w:rPr>
           <w:b/>
-          <w:sz w:val="20"/>
-        </w:rPr>
-        <w:sectPr>
-          <w:pgSz w:w="12240" w:h="15840"/>
-          <w:pgMar w:top="1780" w:right="0" w:bottom="280" w:left="0" w:header="0" w:footer="0" w:gutter="0"/>
-          <w:cols w:space="720"/>
-          <w:formProt w:val="0"/>
-          <w:docGrid w:linePitch="100" w:charSpace="4096"/>
-        </w:sectPr>
-      </w:pPr>
+          <w:color w:val="000009"/>
+          <w:sz w:val="24"/>
+          <w:szCs w:val="24"/>
+          <w:u w:val="single" w:color="000009"/>
+        </w:rPr>
+      </w:pPr>
+      <w:r>
+        <w:rPr>
+          <w:noProof/>
+        </w:rPr>
+        <w:t xml:space="preserve">            </w:t>
+      </w:r>
+      <w:r>
+        <w:rPr>
+          <w:noProof/>
+        </w:rPr>
+        <w:drawing>
+          <wp:inline distT="0" distB="0" distL="0" distR="0" wp14:anchorId="4FEBC82A" wp14:editId="60082D1F">
+            <wp:extent cx="7029017" cy="3969327"/>
+            <wp:effectExtent l="0" t="0" r="635" b="0"/>
+            <wp:docPr id="1023611598" name="Picture 50"/>
+            <wp:cNvGraphicFramePr>
+              <a:graphicFrameLocks xmlns:a="http://schemas.openxmlformats.org/drawingml/2006/main" noChangeAspect="1"/>
+            </wp:cNvGraphicFramePr>
+            <a:graphic xmlns:a="http://schemas.openxmlformats.org/drawingml/2006/main">
+              <a:graphicData uri="http://schemas.openxmlformats.org/drawingml/2006/picture">
+                <pic:pic xmlns:pic="http://schemas.openxmlformats.org/drawingml/2006/picture">
+                  <pic:nvPicPr>
+                    <pic:cNvPr id="0" name="Picture 78"/>
+                    <pic:cNvPicPr>
+                      <a:picLocks noChangeAspect="1" noChangeArrowheads="1"/>
+                    </pic:cNvPicPr>
+                  </pic:nvPicPr>
+                  <pic:blipFill>
+                    <a:blip r:embed="rId8">
+                      <a:extLst>
+                        <a:ext uri="{28A0092B-C50C-407E-A947-70E740481C1C}">
+                          <a14:useLocalDpi xmlns:a14="http://schemas.microsoft.com/office/drawing/2010/main" val="0"/>
+                        </a:ext>
+                      </a:extLst>
+                    </a:blip>
+                    <a:srcRect/>
+                    <a:stretch>
+                      <a:fillRect/>
+                    </a:stretch>
+                  </pic:blipFill>
+                  <pic:spPr bwMode="auto">
+                    <a:xfrm>
+                      <a:off x="0" y="0"/>
+                      <a:ext cx="7040014" cy="3975537"/>
+                    </a:xfrm>
+                    <a:prstGeom prst="rect">
+                      <a:avLst/>
+                    </a:prstGeom>
+                    <a:noFill/>
+                    <a:ln>
+                      <a:noFill/>
+                    </a:ln>
+                  </pic:spPr>
+                </pic:pic>
+              </a:graphicData>
+            </a:graphic>
+          </wp:inline>
+        </w:drawing>
+      </w:r>
     </w:p>
     <w:p>
       <w:pPr>
         <w:spacing w:before="63"/>
-        <w:ind w:left="1843"/>
         <w:rPr>
           <w:b/>
-          <w:sz w:val="28"/>
-        </w:rPr>
-      </w:pPr>
-      <w:r>
+          <w:color w:val="000009"/>
+          <w:sz w:val="24"/>
+          <w:szCs w:val="24"/>
+          <w:u w:val="single" w:color="000009"/>
+        </w:rPr>
+      </w:pPr>
+      <w:r>
+        <w:rPr>
+          <w:noProof/>
+        </w:rPr>
+        <w:t xml:space="preserve">                            </w:t>
+      </w:r>
+      <w:r>
+        <w:rPr>
+          <w:noProof/>
+        </w:rPr>
+        <w:drawing>
+          <wp:inline distT="0" distB="0" distL="0" distR="0" wp14:anchorId="2303FF6F" wp14:editId="1057EAFF">
+            <wp:extent cx="5354782" cy="4096191"/>
+            <wp:effectExtent l="0" t="0" r="0" b="0"/>
+            <wp:docPr id="1268341567" name="Picture 51"/>
+            <wp:cNvGraphicFramePr>
+              <a:graphicFrameLocks xmlns:a="http://schemas.openxmlformats.org/drawingml/2006/main" noChangeAspect="1"/>
+            </wp:cNvGraphicFramePr>
+            <a:graphic xmlns:a="http://schemas.openxmlformats.org/drawingml/2006/main">
+              <a:graphicData uri="http://schemas.openxmlformats.org/drawingml/2006/picture">
+                <pic:pic xmlns:pic="http://schemas.openxmlformats.org/drawingml/2006/picture">
+                  <pic:nvPicPr>
+                    <pic:cNvPr id="0" name="Picture 80"/>
+                    <pic:cNvPicPr>
+                      <a:picLocks noChangeAspect="1" noChangeArrowheads="1"/>
+                    </pic:cNvPicPr>
+                  </pic:nvPicPr>
+                  <pic:blipFill>
+                    <a:blip r:embed="rId9">
+                      <a:extLst>
+                        <a:ext uri="{28A0092B-C50C-407E-A947-70E740481C1C}">
+                          <a14:useLocalDpi xmlns:a14="http://schemas.microsoft.com/office/drawing/2010/main" val="0"/>
+                        </a:ext>
+                      </a:extLst>
+                    </a:blip>
+                    <a:srcRect/>
+                    <a:stretch>
+                      <a:fillRect/>
+                    </a:stretch>
+                  </pic:blipFill>
+                  <pic:spPr bwMode="auto">
+                    <a:xfrm>
+                      <a:off x="0" y="0"/>
+                      <a:ext cx="5360352" cy="4100451"/>
+                    </a:xfrm>
+                    <a:prstGeom prst="rect">
+                      <a:avLst/>
+                    </a:prstGeom>
+                    <a:noFill/>
+                    <a:ln>
+                      <a:noFill/>
+                    </a:ln>
+                  </pic:spPr>
+                </pic:pic>
+              </a:graphicData>
+            </a:graphic>
+          </wp:inline>
+        </w:drawing>
+      </w:r>
+    </w:p>
+    <w:p>
+      <w:pPr>
+        <w:spacing w:before="63"/>
+        <w:ind w:left="1123" w:firstLine="720"/>
         <w:rPr>
           <w:b/>
           <w:color w:val="000009"/>
-          <w:sz w:val="28"/>
+          <w:sz w:val="24"/>
+          <w:szCs w:val="24"/>
+          <w:u w:val="single" w:color="000009"/>
+        </w:rPr>
+      </w:pPr>
+    </w:p>
+    <w:p>
+      <w:pPr>
+        <w:spacing w:before="63"/>
+        <w:ind w:left="1123" w:firstLine="720"/>
+        <w:rPr>
+          <w:b/>
+          <w:color w:val="000009"/>
+          <w:sz w:val="24"/>
+          <w:szCs w:val="24"/>
+          <w:u w:val="single" w:color="000009"/>
+        </w:rPr>
+      </w:pPr>
+    </w:p>
+    <w:p>
+      <w:pPr>
+        <w:spacing w:before="63"/>
+        <w:rPr>
+          <w:noProof/>
+        </w:rPr>
+      </w:pPr>
+      <w:r>
+        <w:rPr>
+          <w:noProof/>
+        </w:rPr>
+        <w:lastRenderedPageBreak/>
+        <w:t xml:space="preserve">                                                    </w:t>
+      </w:r>
+      <w:r>
+        <w:rPr>
+          <w:noProof/>
+        </w:rPr>
+        <w:drawing>
+          <wp:inline distT="0" distB="0" distL="0" distR="0" wp14:anchorId="5B1444F8" wp14:editId="27605DED">
+            <wp:extent cx="4152298" cy="4066310"/>
+            <wp:effectExtent l="0" t="0" r="635" b="0"/>
+            <wp:docPr id="2130369452" name="Picture 52"/>
+            <wp:cNvGraphicFramePr>
+              <a:graphicFrameLocks xmlns:a="http://schemas.openxmlformats.org/drawingml/2006/main" noChangeAspect="1"/>
+            </wp:cNvGraphicFramePr>
+            <a:graphic xmlns:a="http://schemas.openxmlformats.org/drawingml/2006/main">
+              <a:graphicData uri="http://schemas.openxmlformats.org/drawingml/2006/picture">
+                <pic:pic xmlns:pic="http://schemas.openxmlformats.org/drawingml/2006/picture">
+                  <pic:nvPicPr>
+                    <pic:cNvPr id="0" name="Picture 82"/>
+                    <pic:cNvPicPr>
+                      <a:picLocks noChangeAspect="1" noChangeArrowheads="1"/>
+                    </pic:cNvPicPr>
+                  </pic:nvPicPr>
+                  <pic:blipFill>
+                    <a:blip r:embed="rId10">
+                      <a:extLst>
+                        <a:ext uri="{28A0092B-C50C-407E-A947-70E740481C1C}">
+                          <a14:useLocalDpi xmlns:a14="http://schemas.microsoft.com/office/drawing/2010/main" val="0"/>
+                        </a:ext>
+                      </a:extLst>
+                    </a:blip>
+                    <a:srcRect/>
+                    <a:stretch>
+                      <a:fillRect/>
+                    </a:stretch>
+                  </pic:blipFill>
+                  <pic:spPr bwMode="auto">
+                    <a:xfrm>
+                      <a:off x="0" y="0"/>
+                      <a:ext cx="4157091" cy="4071003"/>
+                    </a:xfrm>
+                    <a:prstGeom prst="rect">
+                      <a:avLst/>
+                    </a:prstGeom>
+                    <a:noFill/>
+                    <a:ln>
+                      <a:noFill/>
+                    </a:ln>
+                  </pic:spPr>
+                </pic:pic>
+              </a:graphicData>
+            </a:graphic>
+          </wp:inline>
+        </w:drawing>
+      </w:r>
+    </w:p>
+    <w:p>
+      <w:pPr>
+        <w:spacing w:before="63"/>
+        <w:rPr>
+          <w:noProof/>
+        </w:rPr>
+      </w:pPr>
+    </w:p>
+    <w:p>
+      <w:pPr>
+        <w:spacing w:before="63"/>
+        <w:rPr>
+          <w:noProof/>
+        </w:rPr>
+      </w:pPr>
+      <w:r>
+        <w:rPr>
+          <w:noProof/>
+        </w:rPr>
+        <w:t xml:space="preserve">                        </w:t>
+      </w:r>
+      <w:r>
+        <w:rPr>
+          <w:noProof/>
+        </w:rPr>
+        <w:drawing>
+          <wp:inline distT="0" distB="0" distL="0" distR="0" wp14:anchorId="6220F27A" wp14:editId="16BACF31">
+            <wp:extent cx="5597236" cy="3970654"/>
+            <wp:effectExtent l="0" t="0" r="3810" b="0"/>
+            <wp:docPr id="1128492507" name="Picture 53"/>
+            <wp:cNvGraphicFramePr>
+              <a:graphicFrameLocks xmlns:a="http://schemas.openxmlformats.org/drawingml/2006/main" noChangeAspect="1"/>
+            </wp:cNvGraphicFramePr>
+            <a:graphic xmlns:a="http://schemas.openxmlformats.org/drawingml/2006/main">
+              <a:graphicData uri="http://schemas.openxmlformats.org/drawingml/2006/picture">
+                <pic:pic xmlns:pic="http://schemas.openxmlformats.org/drawingml/2006/picture">
+                  <pic:nvPicPr>
+                    <pic:cNvPr id="0" name="Picture 84"/>
+                    <pic:cNvPicPr>
+                      <a:picLocks noChangeAspect="1" noChangeArrowheads="1"/>
+                    </pic:cNvPicPr>
+                  </pic:nvPicPr>
+                  <pic:blipFill>
+                    <a:blip r:embed="rId11">
+                      <a:extLst>
+                        <a:ext uri="{28A0092B-C50C-407E-A947-70E740481C1C}">
+                          <a14:useLocalDpi xmlns:a14="http://schemas.microsoft.com/office/drawing/2010/main" val="0"/>
+                        </a:ext>
+                      </a:extLst>
+                    </a:blip>
+                    <a:srcRect/>
+                    <a:stretch>
+                      <a:fillRect/>
+                    </a:stretch>
+                  </pic:blipFill>
+                  <pic:spPr bwMode="auto">
+                    <a:xfrm>
+                      <a:off x="0" y="0"/>
+                      <a:ext cx="5616372" cy="3984229"/>
+                    </a:xfrm>
+                    <a:prstGeom prst="rect">
+                      <a:avLst/>
+                    </a:prstGeom>
+                    <a:noFill/>
+                    <a:ln>
+                      <a:noFill/>
+                    </a:ln>
+                  </pic:spPr>
+                </pic:pic>
+              </a:graphicData>
+            </a:graphic>
+          </wp:inline>
+        </w:drawing>
+      </w:r>
+    </w:p>
+    <w:p>
+      <w:pPr>
+        <w:spacing w:before="63"/>
+        <w:rPr>
+          <w:noProof/>
+        </w:rPr>
+      </w:pPr>
+    </w:p>
+    <w:p>
+      <w:pPr>
+        <w:spacing w:before="63"/>
+        <w:rPr>
+          <w:b/>
+          <w:color w:val="000009"/>
+          <w:sz w:val="24"/>
+          <w:szCs w:val="24"/>
+          <w:u w:val="single" w:color="000009"/>
+        </w:rPr>
+      </w:pPr>
+    </w:p>
+    <w:p>
+      <w:pPr>
+        <w:spacing w:before="63"/>
+        <w:ind w:left="1123" w:firstLine="720"/>
+        <w:rPr>
+          <w:b/>
+          <w:sz w:val="24"/>
+          <w:szCs w:val="24"/>
+        </w:rPr>
+      </w:pPr>
+      <w:r>
+        <w:rPr>
+          <w:b/>
+          <w:color w:val="000009"/>
+          <w:sz w:val="24"/>
+          <w:szCs w:val="24"/>
           <w:u w:val="single" w:color="000009"/>
         </w:rPr>
         <w:lastRenderedPageBreak/>
@@ -1781,7 +2536,8 @@
           <w:b/>
           <w:color w:val="000009"/>
           <w:spacing w:val="-5"/>
-          <w:sz w:val="28"/>
+          <w:sz w:val="24"/>
+          <w:szCs w:val="24"/>
           <w:u w:val="single" w:color="000009"/>
         </w:rPr>
         <w:t xml:space="preserve"> </w:t>
@@ -1791,164 +2547,2630 @@
           <w:b/>
           <w:color w:val="000009"/>
           <w:spacing w:val="-2"/>
-          <w:sz w:val="28"/>
+          <w:sz w:val="24"/>
+          <w:szCs w:val="24"/>
           <w:u w:val="single" w:color="000009"/>
         </w:rPr>
         <w:t>Diagrams:</w:t>
+      </w:r>
+    </w:p>
+    <w:p>
+      <w:pPr>
+        <w:spacing w:before="65"/>
+        <w:ind w:left="1843"/>
+        <w:rPr>
+          <w:b/>
+          <w:bCs/>
+          <w:color w:val="000009"/>
+          <w:sz w:val="24"/>
+          <w:szCs w:val="24"/>
+        </w:rPr>
+      </w:pPr>
+      <w:r>
+        <w:rPr>
+          <w:noProof/>
+        </w:rPr>
+        <w:drawing>
+          <wp:inline distT="0" distB="0" distL="0" distR="0" wp14:anchorId="53AEE11F" wp14:editId="7537C6ED">
+            <wp:extent cx="4932218" cy="8418628"/>
+            <wp:effectExtent l="0" t="0" r="1905" b="1905"/>
+            <wp:docPr id="343505912" name="Picture 54"/>
+            <wp:cNvGraphicFramePr>
+              <a:graphicFrameLocks xmlns:a="http://schemas.openxmlformats.org/drawingml/2006/main" noChangeAspect="1"/>
+            </wp:cNvGraphicFramePr>
+            <a:graphic xmlns:a="http://schemas.openxmlformats.org/drawingml/2006/main">
+              <a:graphicData uri="http://schemas.openxmlformats.org/drawingml/2006/picture">
+                <pic:pic xmlns:pic="http://schemas.openxmlformats.org/drawingml/2006/picture">
+                  <pic:nvPicPr>
+                    <pic:cNvPr id="0" name="Picture 86"/>
+                    <pic:cNvPicPr>
+                      <a:picLocks noChangeAspect="1" noChangeArrowheads="1"/>
+                    </pic:cNvPicPr>
+                  </pic:nvPicPr>
+                  <pic:blipFill>
+                    <a:blip r:embed="rId12">
+                      <a:extLst>
+                        <a:ext uri="{28A0092B-C50C-407E-A947-70E740481C1C}">
+                          <a14:useLocalDpi xmlns:a14="http://schemas.microsoft.com/office/drawing/2010/main" val="0"/>
+                        </a:ext>
+                      </a:extLst>
+                    </a:blip>
+                    <a:srcRect/>
+                    <a:stretch>
+                      <a:fillRect/>
+                    </a:stretch>
+                  </pic:blipFill>
+                  <pic:spPr bwMode="auto">
+                    <a:xfrm>
+                      <a:off x="0" y="0"/>
+                      <a:ext cx="4948691" cy="8446745"/>
+                    </a:xfrm>
+                    <a:prstGeom prst="rect">
+                      <a:avLst/>
+                    </a:prstGeom>
+                    <a:noFill/>
+                    <a:ln>
+                      <a:noFill/>
+                    </a:ln>
+                  </pic:spPr>
+                </pic:pic>
+              </a:graphicData>
+            </a:graphic>
+          </wp:inline>
+        </w:drawing>
+      </w:r>
+    </w:p>
+    <w:p>
+      <w:pPr>
+        <w:spacing w:before="65"/>
+        <w:ind w:left="1843"/>
+        <w:rPr>
+          <w:b/>
+          <w:bCs/>
+          <w:color w:val="000009"/>
+          <w:sz w:val="24"/>
+          <w:szCs w:val="24"/>
+        </w:rPr>
+      </w:pPr>
+      <w:r>
+        <w:rPr>
+          <w:noProof/>
+        </w:rPr>
+        <w:lastRenderedPageBreak/>
+        <w:drawing>
+          <wp:inline distT="0" distB="0" distL="0" distR="0" wp14:anchorId="5F4C947C" wp14:editId="4922E824">
+            <wp:extent cx="5882005" cy="8763000"/>
+            <wp:effectExtent l="0" t="0" r="0" b="0"/>
+            <wp:docPr id="2511494" name="Picture 55"/>
+            <wp:cNvGraphicFramePr>
+              <a:graphicFrameLocks xmlns:a="http://schemas.openxmlformats.org/drawingml/2006/main" noChangeAspect="1"/>
+            </wp:cNvGraphicFramePr>
+            <a:graphic xmlns:a="http://schemas.openxmlformats.org/drawingml/2006/main">
+              <a:graphicData uri="http://schemas.openxmlformats.org/drawingml/2006/picture">
+                <pic:pic xmlns:pic="http://schemas.openxmlformats.org/drawingml/2006/picture">
+                  <pic:nvPicPr>
+                    <pic:cNvPr id="0" name="Picture 88"/>
+                    <pic:cNvPicPr>
+                      <a:picLocks noChangeAspect="1" noChangeArrowheads="1"/>
+                    </pic:cNvPicPr>
+                  </pic:nvPicPr>
+                  <pic:blipFill>
+                    <a:blip r:embed="rId13">
+                      <a:extLst>
+                        <a:ext uri="{28A0092B-C50C-407E-A947-70E740481C1C}">
+                          <a14:useLocalDpi xmlns:a14="http://schemas.microsoft.com/office/drawing/2010/main" val="0"/>
+                        </a:ext>
+                      </a:extLst>
+                    </a:blip>
+                    <a:srcRect/>
+                    <a:stretch>
+                      <a:fillRect/>
+                    </a:stretch>
+                  </pic:blipFill>
+                  <pic:spPr bwMode="auto">
+                    <a:xfrm>
+                      <a:off x="0" y="0"/>
+                      <a:ext cx="5882005" cy="8763000"/>
+                    </a:xfrm>
+                    <a:prstGeom prst="rect">
+                      <a:avLst/>
+                    </a:prstGeom>
+                    <a:noFill/>
+                    <a:ln>
+                      <a:noFill/>
+                    </a:ln>
+                  </pic:spPr>
+                </pic:pic>
+              </a:graphicData>
+            </a:graphic>
+          </wp:inline>
+        </w:drawing>
+      </w:r>
+    </w:p>
+    <w:p>
+      <w:pPr>
+        <w:spacing w:before="65"/>
+        <w:ind w:left="1843"/>
+        <w:rPr>
+          <w:b/>
+          <w:bCs/>
+          <w:color w:val="000009"/>
+          <w:sz w:val="24"/>
+          <w:szCs w:val="24"/>
+        </w:rPr>
+      </w:pPr>
+      <w:r>
+        <w:rPr>
+          <w:noProof/>
+        </w:rPr>
+        <w:lastRenderedPageBreak/>
+        <w:drawing>
+          <wp:inline distT="0" distB="0" distL="0" distR="0" wp14:anchorId="42F37262" wp14:editId="5F727CC2">
+            <wp:extent cx="6287770" cy="8763000"/>
+            <wp:effectExtent l="0" t="0" r="0" b="0"/>
+            <wp:docPr id="625420156" name="Picture 56"/>
+            <wp:cNvGraphicFramePr>
+              <a:graphicFrameLocks xmlns:a="http://schemas.openxmlformats.org/drawingml/2006/main" noChangeAspect="1"/>
+            </wp:cNvGraphicFramePr>
+            <a:graphic xmlns:a="http://schemas.openxmlformats.org/drawingml/2006/main">
+              <a:graphicData uri="http://schemas.openxmlformats.org/drawingml/2006/picture">
+                <pic:pic xmlns:pic="http://schemas.openxmlformats.org/drawingml/2006/picture">
+                  <pic:nvPicPr>
+                    <pic:cNvPr id="0" name="Picture 90"/>
+                    <pic:cNvPicPr>
+                      <a:picLocks noChangeAspect="1" noChangeArrowheads="1"/>
+                    </pic:cNvPicPr>
+                  </pic:nvPicPr>
+                  <pic:blipFill>
+                    <a:blip r:embed="rId14">
+                      <a:extLst>
+                        <a:ext uri="{28A0092B-C50C-407E-A947-70E740481C1C}">
+                          <a14:useLocalDpi xmlns:a14="http://schemas.microsoft.com/office/drawing/2010/main" val="0"/>
+                        </a:ext>
+                      </a:extLst>
+                    </a:blip>
+                    <a:srcRect/>
+                    <a:stretch>
+                      <a:fillRect/>
+                    </a:stretch>
+                  </pic:blipFill>
+                  <pic:spPr bwMode="auto">
+                    <a:xfrm>
+                      <a:off x="0" y="0"/>
+                      <a:ext cx="6287770" cy="8763000"/>
+                    </a:xfrm>
+                    <a:prstGeom prst="rect">
+                      <a:avLst/>
+                    </a:prstGeom>
+                    <a:noFill/>
+                    <a:ln>
+                      <a:noFill/>
+                    </a:ln>
+                  </pic:spPr>
+                </pic:pic>
+              </a:graphicData>
+            </a:graphic>
+          </wp:inline>
+        </w:drawing>
+      </w:r>
+    </w:p>
+    <w:p>
+      <w:pPr>
+        <w:spacing w:before="65"/>
+        <w:ind w:left="1843"/>
+        <w:rPr>
+          <w:b/>
+          <w:bCs/>
+          <w:color w:val="000009"/>
+          <w:sz w:val="24"/>
+          <w:szCs w:val="24"/>
+        </w:rPr>
+      </w:pPr>
+      <w:r>
+        <w:rPr>
+          <w:noProof/>
+        </w:rPr>
+        <w:lastRenderedPageBreak/>
+        <w:drawing>
+          <wp:inline distT="0" distB="0" distL="0" distR="0" wp14:anchorId="29621E20" wp14:editId="152F99AC">
+            <wp:extent cx="4921885" cy="8763000"/>
+            <wp:effectExtent l="0" t="0" r="0" b="0"/>
+            <wp:docPr id="444680791" name="Picture 57"/>
+            <wp:cNvGraphicFramePr>
+              <a:graphicFrameLocks xmlns:a="http://schemas.openxmlformats.org/drawingml/2006/main" noChangeAspect="1"/>
+            </wp:cNvGraphicFramePr>
+            <a:graphic xmlns:a="http://schemas.openxmlformats.org/drawingml/2006/main">
+              <a:graphicData uri="http://schemas.openxmlformats.org/drawingml/2006/picture">
+                <pic:pic xmlns:pic="http://schemas.openxmlformats.org/drawingml/2006/picture">
+                  <pic:nvPicPr>
+                    <pic:cNvPr id="0" name="Picture 92"/>
+                    <pic:cNvPicPr>
+                      <a:picLocks noChangeAspect="1" noChangeArrowheads="1"/>
+                    </pic:cNvPicPr>
+                  </pic:nvPicPr>
+                  <pic:blipFill>
+                    <a:blip r:embed="rId15">
+                      <a:extLst>
+                        <a:ext uri="{28A0092B-C50C-407E-A947-70E740481C1C}">
+                          <a14:useLocalDpi xmlns:a14="http://schemas.microsoft.com/office/drawing/2010/main" val="0"/>
+                        </a:ext>
+                      </a:extLst>
+                    </a:blip>
+                    <a:srcRect/>
+                    <a:stretch>
+                      <a:fillRect/>
+                    </a:stretch>
+                  </pic:blipFill>
+                  <pic:spPr bwMode="auto">
+                    <a:xfrm>
+                      <a:off x="0" y="0"/>
+                      <a:ext cx="4921885" cy="8763000"/>
+                    </a:xfrm>
+                    <a:prstGeom prst="rect">
+                      <a:avLst/>
+                    </a:prstGeom>
+                    <a:noFill/>
+                    <a:ln>
+                      <a:noFill/>
+                    </a:ln>
+                  </pic:spPr>
+                </pic:pic>
+              </a:graphicData>
+            </a:graphic>
+          </wp:inline>
+        </w:drawing>
+      </w:r>
+    </w:p>
+    <w:p>
+      <w:pPr>
+        <w:spacing w:before="65"/>
+        <w:ind w:left="1843"/>
+        <w:rPr>
+          <w:b/>
+          <w:bCs/>
+          <w:sz w:val="24"/>
+          <w:szCs w:val="24"/>
+        </w:rPr>
+      </w:pPr>
+      <w:r>
+        <w:rPr>
+          <w:b/>
+          <w:bCs/>
+          <w:color w:val="000009"/>
+          <w:sz w:val="24"/>
+          <w:szCs w:val="24"/>
+        </w:rPr>
+        <w:lastRenderedPageBreak/>
+        <w:t>Design</w:t>
+      </w:r>
+      <w:r>
+        <w:rPr>
+          <w:b/>
+          <w:bCs/>
+          <w:color w:val="000009"/>
+          <w:spacing w:val="-4"/>
+          <w:sz w:val="24"/>
+          <w:szCs w:val="24"/>
+        </w:rPr>
+        <w:t xml:space="preserve"> </w:t>
+      </w:r>
+      <w:r>
+        <w:rPr>
+          <w:b/>
+          <w:bCs/>
+          <w:color w:val="000009"/>
+          <w:sz w:val="24"/>
+          <w:szCs w:val="24"/>
+        </w:rPr>
+        <w:t>Principles,</w:t>
+      </w:r>
+      <w:r>
+        <w:rPr>
+          <w:b/>
+          <w:bCs/>
+          <w:color w:val="000009"/>
+          <w:spacing w:val="-6"/>
+          <w:sz w:val="24"/>
+          <w:szCs w:val="24"/>
+        </w:rPr>
+        <w:t xml:space="preserve"> </w:t>
+      </w:r>
+      <w:r>
+        <w:rPr>
+          <w:b/>
+          <w:bCs/>
+          <w:color w:val="000009"/>
+          <w:sz w:val="24"/>
+          <w:szCs w:val="24"/>
+        </w:rPr>
+        <w:t>and</w:t>
+      </w:r>
+      <w:r>
+        <w:rPr>
+          <w:b/>
+          <w:bCs/>
+          <w:color w:val="000009"/>
+          <w:spacing w:val="-4"/>
+          <w:sz w:val="24"/>
+          <w:szCs w:val="24"/>
+        </w:rPr>
+        <w:t xml:space="preserve"> </w:t>
+      </w:r>
+      <w:r>
+        <w:rPr>
+          <w:b/>
+          <w:bCs/>
+          <w:color w:val="000009"/>
+          <w:sz w:val="24"/>
+          <w:szCs w:val="24"/>
+        </w:rPr>
+        <w:t>Design</w:t>
+      </w:r>
+      <w:r>
+        <w:rPr>
+          <w:b/>
+          <w:bCs/>
+          <w:color w:val="000009"/>
+          <w:spacing w:val="-7"/>
+          <w:sz w:val="24"/>
+          <w:szCs w:val="24"/>
+        </w:rPr>
+        <w:t xml:space="preserve"> </w:t>
+      </w:r>
+      <w:r>
+        <w:rPr>
+          <w:b/>
+          <w:bCs/>
+          <w:color w:val="000009"/>
+          <w:spacing w:val="-2"/>
+          <w:sz w:val="24"/>
+          <w:szCs w:val="24"/>
+        </w:rPr>
+        <w:t>Patterns:</w:t>
+      </w:r>
+    </w:p>
+    <w:p>
+      <w:pPr>
+        <w:pStyle w:val="BodyText"/>
+        <w:spacing w:before="216"/>
+      </w:pPr>
+    </w:p>
+    <w:p>
+      <w:pPr>
+        <w:pStyle w:val="Heading1"/>
+        <w:rPr>
+          <w:sz w:val="24"/>
+          <w:szCs w:val="24"/>
+        </w:rPr>
+      </w:pPr>
+      <w:r>
+        <w:rPr>
+          <w:color w:val="000009"/>
+          <w:sz w:val="24"/>
+          <w:szCs w:val="24"/>
+          <w:u w:val="single" w:color="000009"/>
+        </w:rPr>
+        <w:t>MVC Architecture used</w:t>
+      </w:r>
+      <w:r>
+        <w:rPr>
+          <w:color w:val="000009"/>
+          <w:sz w:val="24"/>
+          <w:szCs w:val="24"/>
+          <w:u w:val="single" w:color="000009"/>
+        </w:rPr>
+        <w:t>:</w:t>
       </w:r>
     </w:p>
     <w:p>
       <w:pPr>
         <w:pStyle w:val="BodyText"/>
         <w:spacing w:before="249"/>
-        <w:rPr>
-          <w:b/>
-          <w:sz w:val="22"/>
-        </w:rPr>
-      </w:pPr>
-    </w:p>
-    <w:p>
-      <w:pPr>
-        <w:pStyle w:val="ListParagraph"/>
-        <w:tabs>
-          <w:tab w:val="left" w:pos="2562"/>
-        </w:tabs>
-        <w:spacing w:before="1"/>
-        <w:ind w:left="2562" w:firstLine="0"/>
-        <w:rPr>
-          <w:color w:val="000009"/>
-        </w:rPr>
-        <w:sectPr>
-          <w:pgSz w:w="12240" w:h="15840"/>
-          <w:pgMar w:top="1780" w:right="0" w:bottom="280" w:left="0" w:header="0" w:footer="0" w:gutter="0"/>
-          <w:cols w:space="720"/>
-          <w:formProt w:val="0"/>
-          <w:docGrid w:linePitch="100" w:charSpace="4096"/>
-        </w:sectPr>
-      </w:pPr>
-    </w:p>
-    <w:p>
-      <w:pPr>
-        <w:spacing w:before="65"/>
-        <w:ind w:left="1843"/>
-        <w:rPr>
-          <w:rFonts w:ascii="Arial" w:hAnsi="Arial"/>
-          <w:sz w:val="30"/>
-        </w:rPr>
-      </w:pPr>
-      <w:r>
-        <w:rPr>
-          <w:rFonts w:ascii="Arial" w:hAnsi="Arial"/>
-          <w:color w:val="000009"/>
-          <w:sz w:val="30"/>
+        <w:ind w:left="1701" w:right="900"/>
+        <w:rPr>
+          <w:lang w:val="en-IN"/>
+        </w:rPr>
+      </w:pPr>
+      <w:r>
+        <w:rPr>
+          <w:lang w:val="en-IN"/>
+        </w:rPr>
+        <w:t>The Hotel Management System follows the Model-View-Controller (MVC) architectural pattern, enforced by the Spring Boot framework.</w:t>
+      </w:r>
+    </w:p>
+    <w:p>
+      <w:pPr>
+        <w:pStyle w:val="BodyText"/>
+        <w:spacing w:before="249"/>
+        <w:ind w:left="1701"/>
+        <w:rPr>
+          <w:lang w:val="en-IN"/>
+        </w:rPr>
+      </w:pPr>
+    </w:p>
+    <w:tbl>
+      <w:tblPr>
+        <w:tblW w:w="9360" w:type="dxa"/>
+        <w:tblInd w:w="1439" w:type="dxa"/>
+        <w:tblBorders>
+          <w:top w:val="single" w:sz="4" w:space="0" w:color="auto"/>
+          <w:left w:val="single" w:sz="4" w:space="0" w:color="auto"/>
+          <w:bottom w:val="single" w:sz="4" w:space="0" w:color="auto"/>
+          <w:right w:val="single" w:sz="4" w:space="0" w:color="auto"/>
+          <w:insideH w:val="single" w:sz="4" w:space="0" w:color="auto"/>
+          <w:insideV w:val="single" w:sz="4" w:space="0" w:color="auto"/>
+        </w:tblBorders>
+        <w:tblCellMar>
+          <w:left w:w="10" w:type="dxa"/>
+          <w:right w:w="10" w:type="dxa"/>
+        </w:tblCellMar>
+        <w:tblLook w:val="04A0" w:firstRow="1" w:lastRow="0" w:firstColumn="1" w:lastColumn="0" w:noHBand="0" w:noVBand="1"/>
+      </w:tblPr>
+      <w:tblGrid>
+        <w:gridCol w:w="2200"/>
+        <w:gridCol w:w="3000"/>
+        <w:gridCol w:w="4160"/>
+      </w:tblGrid>
+      <w:tr>
+        <w:trPr>
+          <w:tblHeader/>
+        </w:trPr>
+        <w:tc>
+          <w:tcPr>
+            <w:tcW w:w="2200" w:type="dxa"/>
+            <w:tcBorders>
+              <w:top w:val="single" w:sz="1" w:space="0" w:color="AAAAAA"/>
+              <w:left w:val="single" w:sz="1" w:space="0" w:color="AAAAAA"/>
+              <w:bottom w:val="single" w:sz="1" w:space="0" w:color="AAAAAA"/>
+              <w:right w:val="single" w:sz="1" w:space="0" w:color="AAAAAA"/>
+            </w:tcBorders>
+            <w:shd w:val="clear" w:color="auto" w:fill="2C3E50"/>
+            <w:tcMar>
+              <w:top w:w="80" w:type="dxa"/>
+              <w:left w:w="120" w:type="dxa"/>
+              <w:bottom w:w="80" w:type="dxa"/>
+              <w:right w:w="120" w:type="dxa"/>
+            </w:tcMar>
+          </w:tcPr>
+          <w:p>
+            <w:pPr>
+              <w:rPr>
+                <w:sz w:val="24"/>
+                <w:szCs w:val="24"/>
+              </w:rPr>
+            </w:pPr>
+            <w:r>
+              <w:rPr>
+                <w:rFonts w:eastAsia="Arial"/>
+                <w:b/>
+                <w:bCs/>
+                <w:color w:val="FFFFFF"/>
+                <w:sz w:val="24"/>
+                <w:szCs w:val="24"/>
+              </w:rPr>
+              <w:t>Layer</w:t>
+            </w:r>
+          </w:p>
+        </w:tc>
+        <w:tc>
+          <w:tcPr>
+            <w:tcW w:w="3000" w:type="dxa"/>
+            <w:tcBorders>
+              <w:top w:val="single" w:sz="1" w:space="0" w:color="AAAAAA"/>
+              <w:left w:val="single" w:sz="1" w:space="0" w:color="AAAAAA"/>
+              <w:bottom w:val="single" w:sz="1" w:space="0" w:color="AAAAAA"/>
+              <w:right w:val="single" w:sz="1" w:space="0" w:color="AAAAAA"/>
+            </w:tcBorders>
+            <w:shd w:val="clear" w:color="auto" w:fill="2C3E50"/>
+            <w:tcMar>
+              <w:top w:w="80" w:type="dxa"/>
+              <w:left w:w="120" w:type="dxa"/>
+              <w:bottom w:w="80" w:type="dxa"/>
+              <w:right w:w="120" w:type="dxa"/>
+            </w:tcMar>
+          </w:tcPr>
+          <w:p>
+            <w:pPr>
+              <w:rPr>
+                <w:sz w:val="24"/>
+                <w:szCs w:val="24"/>
+              </w:rPr>
+            </w:pPr>
+            <w:r>
+              <w:rPr>
+                <w:rFonts w:eastAsia="Arial"/>
+                <w:b/>
+                <w:bCs/>
+                <w:color w:val="FFFFFF"/>
+                <w:sz w:val="24"/>
+                <w:szCs w:val="24"/>
+              </w:rPr>
+              <w:t>Technology Used</w:t>
+            </w:r>
+          </w:p>
+        </w:tc>
+        <w:tc>
+          <w:tcPr>
+            <w:tcW w:w="4160" w:type="dxa"/>
+            <w:tcBorders>
+              <w:top w:val="single" w:sz="1" w:space="0" w:color="AAAAAA"/>
+              <w:left w:val="single" w:sz="1" w:space="0" w:color="AAAAAA"/>
+              <w:bottom w:val="single" w:sz="1" w:space="0" w:color="AAAAAA"/>
+              <w:right w:val="single" w:sz="1" w:space="0" w:color="AAAAAA"/>
+            </w:tcBorders>
+            <w:shd w:val="clear" w:color="auto" w:fill="2C3E50"/>
+            <w:tcMar>
+              <w:top w:w="80" w:type="dxa"/>
+              <w:left w:w="120" w:type="dxa"/>
+              <w:bottom w:w="80" w:type="dxa"/>
+              <w:right w:w="120" w:type="dxa"/>
+            </w:tcMar>
+          </w:tcPr>
+          <w:p>
+            <w:pPr>
+              <w:rPr>
+                <w:sz w:val="24"/>
+                <w:szCs w:val="24"/>
+              </w:rPr>
+            </w:pPr>
+            <w:r>
+              <w:rPr>
+                <w:rFonts w:eastAsia="Arial"/>
+                <w:b/>
+                <w:bCs/>
+                <w:color w:val="FFFFFF"/>
+                <w:sz w:val="24"/>
+                <w:szCs w:val="24"/>
+              </w:rPr>
+              <w:t>Role in the Project</w:t>
+            </w:r>
+          </w:p>
+        </w:tc>
+      </w:tr>
+      <w:tr>
+        <w:tc>
+          <w:tcPr>
+            <w:tcW w:w="2200" w:type="dxa"/>
+            <w:tcBorders>
+              <w:top w:val="single" w:sz="1" w:space="0" w:color="AAAAAA"/>
+              <w:left w:val="single" w:sz="1" w:space="0" w:color="AAAAAA"/>
+              <w:bottom w:val="single" w:sz="1" w:space="0" w:color="AAAAAA"/>
+              <w:right w:val="single" w:sz="1" w:space="0" w:color="AAAAAA"/>
+            </w:tcBorders>
+            <w:shd w:val="clear" w:color="auto" w:fill="F5F5F5"/>
+            <w:tcMar>
+              <w:top w:w="80" w:type="dxa"/>
+              <w:left w:w="120" w:type="dxa"/>
+              <w:bottom w:w="80" w:type="dxa"/>
+              <w:right w:w="120" w:type="dxa"/>
+            </w:tcMar>
+          </w:tcPr>
+          <w:p>
+            <w:pPr>
+              <w:rPr>
+                <w:sz w:val="24"/>
+                <w:szCs w:val="24"/>
+              </w:rPr>
+            </w:pPr>
+            <w:r>
+              <w:rPr>
+                <w:rFonts w:eastAsia="Arial"/>
+                <w:sz w:val="24"/>
+                <w:szCs w:val="24"/>
+              </w:rPr>
+              <w:t>Model</w:t>
+            </w:r>
+          </w:p>
+        </w:tc>
+        <w:tc>
+          <w:tcPr>
+            <w:tcW w:w="3000" w:type="dxa"/>
+            <w:tcBorders>
+              <w:top w:val="single" w:sz="1" w:space="0" w:color="AAAAAA"/>
+              <w:left w:val="single" w:sz="1" w:space="0" w:color="AAAAAA"/>
+              <w:bottom w:val="single" w:sz="1" w:space="0" w:color="AAAAAA"/>
+              <w:right w:val="single" w:sz="1" w:space="0" w:color="AAAAAA"/>
+            </w:tcBorders>
+            <w:shd w:val="clear" w:color="auto" w:fill="F5F5F5"/>
+            <w:tcMar>
+              <w:top w:w="80" w:type="dxa"/>
+              <w:left w:w="120" w:type="dxa"/>
+              <w:bottom w:w="80" w:type="dxa"/>
+              <w:right w:w="120" w:type="dxa"/>
+            </w:tcMar>
+          </w:tcPr>
+          <w:p>
+            <w:pPr>
+              <w:rPr>
+                <w:sz w:val="24"/>
+                <w:szCs w:val="24"/>
+              </w:rPr>
+            </w:pPr>
+            <w:r>
+              <w:rPr>
+                <w:rFonts w:eastAsia="Arial"/>
+                <w:sz w:val="24"/>
+                <w:szCs w:val="24"/>
+              </w:rPr>
+              <w:t>Java Entity Classes + JPA + MySQL</w:t>
+            </w:r>
+          </w:p>
+        </w:tc>
+        <w:tc>
+          <w:tcPr>
+            <w:tcW w:w="4160" w:type="dxa"/>
+            <w:tcBorders>
+              <w:top w:val="single" w:sz="1" w:space="0" w:color="AAAAAA"/>
+              <w:left w:val="single" w:sz="1" w:space="0" w:color="AAAAAA"/>
+              <w:bottom w:val="single" w:sz="1" w:space="0" w:color="AAAAAA"/>
+              <w:right w:val="single" w:sz="1" w:space="0" w:color="AAAAAA"/>
+            </w:tcBorders>
+            <w:shd w:val="clear" w:color="auto" w:fill="F5F5F5"/>
+            <w:tcMar>
+              <w:top w:w="80" w:type="dxa"/>
+              <w:left w:w="120" w:type="dxa"/>
+              <w:bottom w:w="80" w:type="dxa"/>
+              <w:right w:w="120" w:type="dxa"/>
+            </w:tcMar>
+          </w:tcPr>
+          <w:p>
+            <w:pPr>
+              <w:rPr>
+                <w:sz w:val="24"/>
+                <w:szCs w:val="24"/>
+              </w:rPr>
+            </w:pPr>
+            <w:r>
+              <w:rPr>
+                <w:rFonts w:eastAsia="Arial"/>
+                <w:sz w:val="24"/>
+                <w:szCs w:val="24"/>
+              </w:rPr>
+              <w:t>Represents data — Guest, Room, Reservation, Invoice, Payment, Employee, ServiceRequest, HousekeepingTask. Each class maps to a database table.</w:t>
+            </w:r>
+          </w:p>
+        </w:tc>
+      </w:tr>
+      <w:tr>
+        <w:tc>
+          <w:tcPr>
+            <w:tcW w:w="2200" w:type="dxa"/>
+            <w:tcBorders>
+              <w:top w:val="single" w:sz="1" w:space="0" w:color="AAAAAA"/>
+              <w:left w:val="single" w:sz="1" w:space="0" w:color="AAAAAA"/>
+              <w:bottom w:val="single" w:sz="1" w:space="0" w:color="AAAAAA"/>
+              <w:right w:val="single" w:sz="1" w:space="0" w:color="AAAAAA"/>
+            </w:tcBorders>
+            <w:shd w:val="clear" w:color="auto" w:fill="FFFFFF"/>
+            <w:tcMar>
+              <w:top w:w="80" w:type="dxa"/>
+              <w:left w:w="120" w:type="dxa"/>
+              <w:bottom w:w="80" w:type="dxa"/>
+              <w:right w:w="120" w:type="dxa"/>
+            </w:tcMar>
+          </w:tcPr>
+          <w:p>
+            <w:pPr>
+              <w:rPr>
+                <w:sz w:val="24"/>
+                <w:szCs w:val="24"/>
+              </w:rPr>
+            </w:pPr>
+            <w:r>
+              <w:rPr>
+                <w:rFonts w:eastAsia="Arial"/>
+                <w:sz w:val="24"/>
+                <w:szCs w:val="24"/>
+              </w:rPr>
+              <w:t>View</w:t>
+            </w:r>
+          </w:p>
+        </w:tc>
+        <w:tc>
+          <w:tcPr>
+            <w:tcW w:w="3000" w:type="dxa"/>
+            <w:tcBorders>
+              <w:top w:val="single" w:sz="1" w:space="0" w:color="AAAAAA"/>
+              <w:left w:val="single" w:sz="1" w:space="0" w:color="AAAAAA"/>
+              <w:bottom w:val="single" w:sz="1" w:space="0" w:color="AAAAAA"/>
+              <w:right w:val="single" w:sz="1" w:space="0" w:color="AAAAAA"/>
+            </w:tcBorders>
+            <w:shd w:val="clear" w:color="auto" w:fill="FFFFFF"/>
+            <w:tcMar>
+              <w:top w:w="80" w:type="dxa"/>
+              <w:left w:w="120" w:type="dxa"/>
+              <w:bottom w:w="80" w:type="dxa"/>
+              <w:right w:w="120" w:type="dxa"/>
+            </w:tcMar>
+          </w:tcPr>
+          <w:p>
+            <w:pPr>
+              <w:rPr>
+                <w:sz w:val="24"/>
+                <w:szCs w:val="24"/>
+              </w:rPr>
+            </w:pPr>
+            <w:proofErr w:type="spellStart"/>
+            <w:r>
+              <w:rPr>
+                <w:rFonts w:eastAsia="Arial"/>
+                <w:sz w:val="24"/>
+                <w:szCs w:val="24"/>
+              </w:rPr>
+              <w:t>Thymeleaf</w:t>
+            </w:r>
+            <w:proofErr w:type="spellEnd"/>
+            <w:r>
+              <w:rPr>
+                <w:rFonts w:eastAsia="Arial"/>
+                <w:sz w:val="24"/>
+                <w:szCs w:val="24"/>
+              </w:rPr>
+              <w:t xml:space="preserve"> HTML Templates</w:t>
+            </w:r>
+          </w:p>
+        </w:tc>
+        <w:tc>
+          <w:tcPr>
+            <w:tcW w:w="4160" w:type="dxa"/>
+            <w:tcBorders>
+              <w:top w:val="single" w:sz="1" w:space="0" w:color="AAAAAA"/>
+              <w:left w:val="single" w:sz="1" w:space="0" w:color="AAAAAA"/>
+              <w:bottom w:val="single" w:sz="1" w:space="0" w:color="AAAAAA"/>
+              <w:right w:val="single" w:sz="1" w:space="0" w:color="AAAAAA"/>
+            </w:tcBorders>
+            <w:shd w:val="clear" w:color="auto" w:fill="FFFFFF"/>
+            <w:tcMar>
+              <w:top w:w="80" w:type="dxa"/>
+              <w:left w:w="120" w:type="dxa"/>
+              <w:bottom w:w="80" w:type="dxa"/>
+              <w:right w:w="120" w:type="dxa"/>
+            </w:tcMar>
+          </w:tcPr>
+          <w:p>
+            <w:pPr>
+              <w:rPr>
+                <w:sz w:val="24"/>
+                <w:szCs w:val="24"/>
+              </w:rPr>
+            </w:pPr>
+            <w:r>
+              <w:rPr>
+                <w:rFonts w:eastAsia="Arial"/>
+                <w:sz w:val="24"/>
+                <w:szCs w:val="24"/>
+              </w:rPr>
+              <w:t>Renders the UI in the browser. Pages include guest login, registration, dashboard, booking form, invoice, payment, housekeeping, and service requests.</w:t>
+            </w:r>
+          </w:p>
+        </w:tc>
+      </w:tr>
+      <w:tr>
+        <w:tc>
+          <w:tcPr>
+            <w:tcW w:w="2200" w:type="dxa"/>
+            <w:tcBorders>
+              <w:top w:val="single" w:sz="1" w:space="0" w:color="AAAAAA"/>
+              <w:left w:val="single" w:sz="1" w:space="0" w:color="AAAAAA"/>
+              <w:bottom w:val="single" w:sz="1" w:space="0" w:color="AAAAAA"/>
+              <w:right w:val="single" w:sz="1" w:space="0" w:color="AAAAAA"/>
+            </w:tcBorders>
+            <w:shd w:val="clear" w:color="auto" w:fill="F5F5F5"/>
+            <w:tcMar>
+              <w:top w:w="80" w:type="dxa"/>
+              <w:left w:w="120" w:type="dxa"/>
+              <w:bottom w:w="80" w:type="dxa"/>
+              <w:right w:w="120" w:type="dxa"/>
+            </w:tcMar>
+          </w:tcPr>
+          <w:p>
+            <w:pPr>
+              <w:rPr>
+                <w:sz w:val="24"/>
+                <w:szCs w:val="24"/>
+              </w:rPr>
+            </w:pPr>
+            <w:r>
+              <w:rPr>
+                <w:rFonts w:eastAsia="Arial"/>
+                <w:sz w:val="24"/>
+                <w:szCs w:val="24"/>
+              </w:rPr>
+              <w:t>Controller</w:t>
+            </w:r>
+          </w:p>
+        </w:tc>
+        <w:tc>
+          <w:tcPr>
+            <w:tcW w:w="3000" w:type="dxa"/>
+            <w:tcBorders>
+              <w:top w:val="single" w:sz="1" w:space="0" w:color="AAAAAA"/>
+              <w:left w:val="single" w:sz="1" w:space="0" w:color="AAAAAA"/>
+              <w:bottom w:val="single" w:sz="1" w:space="0" w:color="AAAAAA"/>
+              <w:right w:val="single" w:sz="1" w:space="0" w:color="AAAAAA"/>
+            </w:tcBorders>
+            <w:shd w:val="clear" w:color="auto" w:fill="F5F5F5"/>
+            <w:tcMar>
+              <w:top w:w="80" w:type="dxa"/>
+              <w:left w:w="120" w:type="dxa"/>
+              <w:bottom w:w="80" w:type="dxa"/>
+              <w:right w:w="120" w:type="dxa"/>
+            </w:tcMar>
+          </w:tcPr>
+          <w:p>
+            <w:pPr>
+              <w:rPr>
+                <w:sz w:val="24"/>
+                <w:szCs w:val="24"/>
+              </w:rPr>
+            </w:pPr>
+            <w:r>
+              <w:rPr>
+                <w:rFonts w:eastAsia="Arial"/>
+                <w:sz w:val="24"/>
+                <w:szCs w:val="24"/>
+              </w:rPr>
+              <w:t>Spring MVC @Controller Classes</w:t>
+            </w:r>
+          </w:p>
+        </w:tc>
+        <w:tc>
+          <w:tcPr>
+            <w:tcW w:w="4160" w:type="dxa"/>
+            <w:tcBorders>
+              <w:top w:val="single" w:sz="1" w:space="0" w:color="AAAAAA"/>
+              <w:left w:val="single" w:sz="1" w:space="0" w:color="AAAAAA"/>
+              <w:bottom w:val="single" w:sz="1" w:space="0" w:color="AAAAAA"/>
+              <w:right w:val="single" w:sz="1" w:space="0" w:color="AAAAAA"/>
+            </w:tcBorders>
+            <w:shd w:val="clear" w:color="auto" w:fill="F5F5F5"/>
+            <w:tcMar>
+              <w:top w:w="80" w:type="dxa"/>
+              <w:left w:w="120" w:type="dxa"/>
+              <w:bottom w:w="80" w:type="dxa"/>
+              <w:right w:w="120" w:type="dxa"/>
+            </w:tcMar>
+          </w:tcPr>
+          <w:p>
+            <w:pPr>
+              <w:rPr>
+                <w:sz w:val="24"/>
+                <w:szCs w:val="24"/>
+              </w:rPr>
+            </w:pPr>
+            <w:r>
+              <w:rPr>
+                <w:rFonts w:eastAsia="Arial"/>
+                <w:sz w:val="24"/>
+                <w:szCs w:val="24"/>
+              </w:rPr>
+              <w:t xml:space="preserve">Handles HTTP requests, processes business logic via Service classes, and returns the correct View with Model data. Controllers: </w:t>
+            </w:r>
+            <w:proofErr w:type="spellStart"/>
+            <w:r>
+              <w:rPr>
+                <w:rFonts w:eastAsia="Arial"/>
+                <w:sz w:val="24"/>
+                <w:szCs w:val="24"/>
+              </w:rPr>
+              <w:t>GuestController</w:t>
+            </w:r>
+            <w:proofErr w:type="spellEnd"/>
+            <w:r>
+              <w:rPr>
+                <w:rFonts w:eastAsia="Arial"/>
+                <w:sz w:val="24"/>
+                <w:szCs w:val="24"/>
+              </w:rPr>
+              <w:t xml:space="preserve">, </w:t>
+            </w:r>
+            <w:proofErr w:type="spellStart"/>
+            <w:r>
+              <w:rPr>
+                <w:rFonts w:eastAsia="Arial"/>
+                <w:sz w:val="24"/>
+                <w:szCs w:val="24"/>
+              </w:rPr>
+              <w:t>ReservationController</w:t>
+            </w:r>
+            <w:proofErr w:type="spellEnd"/>
+            <w:r>
+              <w:rPr>
+                <w:rFonts w:eastAsia="Arial"/>
+                <w:sz w:val="24"/>
+                <w:szCs w:val="24"/>
+              </w:rPr>
+              <w:t xml:space="preserve">, </w:t>
+            </w:r>
+            <w:proofErr w:type="spellStart"/>
+            <w:r>
+              <w:rPr>
+                <w:rFonts w:eastAsia="Arial"/>
+                <w:sz w:val="24"/>
+                <w:szCs w:val="24"/>
+              </w:rPr>
+              <w:t>PaymentController</w:t>
+            </w:r>
+            <w:proofErr w:type="spellEnd"/>
+            <w:r>
+              <w:rPr>
+                <w:rFonts w:eastAsia="Arial"/>
+                <w:sz w:val="24"/>
+                <w:szCs w:val="24"/>
+              </w:rPr>
+              <w:t xml:space="preserve">, </w:t>
+            </w:r>
+            <w:proofErr w:type="spellStart"/>
+            <w:r>
+              <w:rPr>
+                <w:rFonts w:eastAsia="Arial"/>
+                <w:sz w:val="24"/>
+                <w:szCs w:val="24"/>
+              </w:rPr>
+              <w:t>ServicesController</w:t>
+            </w:r>
+            <w:proofErr w:type="spellEnd"/>
+            <w:r>
+              <w:rPr>
+                <w:rFonts w:eastAsia="Arial"/>
+                <w:sz w:val="24"/>
+                <w:szCs w:val="24"/>
+              </w:rPr>
+              <w:t xml:space="preserve">, </w:t>
+            </w:r>
+            <w:proofErr w:type="spellStart"/>
+            <w:r>
+              <w:rPr>
+                <w:rFonts w:eastAsia="Arial"/>
+                <w:sz w:val="24"/>
+                <w:szCs w:val="24"/>
+              </w:rPr>
+              <w:t>EmployeeController</w:t>
+            </w:r>
+            <w:proofErr w:type="spellEnd"/>
+            <w:r>
+              <w:rPr>
+                <w:rFonts w:eastAsia="Arial"/>
+                <w:sz w:val="24"/>
+                <w:szCs w:val="24"/>
+              </w:rPr>
+              <w:t>.</w:t>
+            </w:r>
+          </w:p>
+        </w:tc>
+      </w:tr>
+    </w:tbl>
+    <w:p>
+      <w:pPr>
+        <w:pStyle w:val="BodyText"/>
+        <w:spacing w:before="249"/>
+        <w:ind w:left="1701"/>
+        <w:rPr>
+          <w:lang w:val="en-IN"/>
+        </w:rPr>
+      </w:pPr>
+    </w:p>
+    <w:p>
+      <w:pPr>
+        <w:pStyle w:val="BodyText"/>
+        <w:spacing w:before="249"/>
+        <w:ind w:left="1701" w:right="900"/>
+        <w:rPr>
+          <w:lang w:val="en-IN"/>
+        </w:rPr>
+      </w:pPr>
+      <w:r>
+        <w:rPr>
+          <w:lang w:val="en-IN"/>
+        </w:rPr>
+        <w:t xml:space="preserve">In Spring Boot, the @Controller annotation marks a class as the C in MVC. The @Service layer sits between Controller and Model, containing business logic. The Repository layer (extending </w:t>
+      </w:r>
+      <w:proofErr w:type="spellStart"/>
+      <w:r>
+        <w:rPr>
+          <w:lang w:val="en-IN"/>
+        </w:rPr>
+        <w:t>JpaRepository</w:t>
+      </w:r>
+      <w:proofErr w:type="spellEnd"/>
+      <w:r>
+        <w:rPr>
+          <w:lang w:val="en-IN"/>
+        </w:rPr>
+        <w:t>) handles all database operations. This clean separation ensures each team member could independently develop their module without breaking others.</w:t>
+      </w:r>
+    </w:p>
+    <w:p>
+      <w:pPr>
+        <w:pStyle w:val="BodyText"/>
+        <w:spacing w:before="249"/>
+        <w:ind w:left="1701"/>
+      </w:pPr>
+    </w:p>
+    <w:p>
+      <w:pPr>
+        <w:pStyle w:val="Heading1"/>
+        <w:rPr>
+          <w:color w:val="000009"/>
+          <w:sz w:val="24"/>
+          <w:szCs w:val="24"/>
+          <w:u w:val="single" w:color="000009"/>
+        </w:rPr>
+      </w:pPr>
+    </w:p>
+    <w:p>
+      <w:pPr>
+        <w:pStyle w:val="Heading1"/>
+        <w:rPr>
+          <w:color w:val="000009"/>
+          <w:sz w:val="24"/>
+          <w:szCs w:val="24"/>
+          <w:u w:val="single" w:color="000009"/>
+        </w:rPr>
+      </w:pPr>
+    </w:p>
+    <w:p>
+      <w:pPr>
+        <w:pStyle w:val="Heading1"/>
+        <w:rPr>
+          <w:color w:val="000009"/>
+          <w:sz w:val="24"/>
+          <w:szCs w:val="24"/>
+          <w:u w:val="single" w:color="000009"/>
+        </w:rPr>
+      </w:pPr>
+    </w:p>
+    <w:p>
+      <w:pPr>
+        <w:pStyle w:val="Heading1"/>
+        <w:rPr>
+          <w:color w:val="000009"/>
+          <w:sz w:val="24"/>
+          <w:szCs w:val="24"/>
+          <w:u w:val="single" w:color="000009"/>
+        </w:rPr>
+      </w:pPr>
+    </w:p>
+    <w:p>
+      <w:pPr>
+        <w:pStyle w:val="Heading1"/>
+        <w:rPr>
+          <w:color w:val="000009"/>
+          <w:sz w:val="24"/>
+          <w:szCs w:val="24"/>
+          <w:u w:val="single" w:color="000009"/>
+        </w:rPr>
+      </w:pPr>
+    </w:p>
+    <w:p>
+      <w:pPr>
+        <w:pStyle w:val="Heading1"/>
+        <w:rPr>
+          <w:color w:val="000009"/>
+          <w:sz w:val="24"/>
+          <w:szCs w:val="24"/>
+          <w:u w:val="single" w:color="000009"/>
+        </w:rPr>
+      </w:pPr>
+    </w:p>
+    <w:p>
+      <w:pPr>
+        <w:pStyle w:val="Heading1"/>
+        <w:rPr>
+          <w:color w:val="000009"/>
+          <w:sz w:val="24"/>
+          <w:szCs w:val="24"/>
+          <w:u w:val="single" w:color="000009"/>
+        </w:rPr>
+      </w:pPr>
+    </w:p>
+    <w:p>
+      <w:pPr>
+        <w:pStyle w:val="Heading1"/>
+        <w:rPr>
+          <w:color w:val="000009"/>
+          <w:sz w:val="24"/>
+          <w:szCs w:val="24"/>
+          <w:u w:val="single" w:color="000009"/>
+        </w:rPr>
+      </w:pPr>
+    </w:p>
+    <w:p>
+      <w:pPr>
+        <w:pStyle w:val="Heading1"/>
+        <w:rPr>
+          <w:color w:val="000009"/>
+          <w:sz w:val="24"/>
+          <w:szCs w:val="24"/>
+          <w:u w:val="single" w:color="000009"/>
+        </w:rPr>
+      </w:pPr>
+    </w:p>
+    <w:p>
+      <w:pPr>
+        <w:pStyle w:val="Heading1"/>
+        <w:rPr>
+          <w:color w:val="000009"/>
+          <w:sz w:val="24"/>
+          <w:szCs w:val="24"/>
+          <w:u w:val="single" w:color="000009"/>
+        </w:rPr>
+      </w:pPr>
+    </w:p>
+    <w:p>
+      <w:pPr>
+        <w:pStyle w:val="Heading1"/>
+        <w:rPr>
+          <w:color w:val="000009"/>
+          <w:sz w:val="24"/>
+          <w:szCs w:val="24"/>
+          <w:u w:val="single" w:color="000009"/>
+        </w:rPr>
+      </w:pPr>
+    </w:p>
+    <w:p>
+      <w:pPr>
+        <w:pStyle w:val="Heading1"/>
+        <w:rPr>
+          <w:color w:val="000009"/>
+          <w:sz w:val="24"/>
+          <w:szCs w:val="24"/>
+          <w:u w:val="single" w:color="000009"/>
+        </w:rPr>
+      </w:pPr>
+    </w:p>
+    <w:p>
+      <w:pPr>
+        <w:pStyle w:val="Heading1"/>
+        <w:rPr>
+          <w:color w:val="000009"/>
+          <w:spacing w:val="-2"/>
+          <w:sz w:val="24"/>
+          <w:szCs w:val="24"/>
+          <w:u w:val="single" w:color="000009"/>
+        </w:rPr>
+      </w:pPr>
+      <w:r>
+        <w:rPr>
+          <w:color w:val="000009"/>
+          <w:sz w:val="24"/>
+          <w:szCs w:val="24"/>
+          <w:u w:val="single" w:color="000009"/>
         </w:rPr>
         <w:lastRenderedPageBreak/>
         <w:t>Design</w:t>
       </w:r>
       <w:r>
         <w:rPr>
-          <w:rFonts w:ascii="Arial" w:hAnsi="Arial"/>
-          <w:color w:val="000009"/>
-          <w:spacing w:val="-4"/>
-          <w:sz w:val="30"/>
+          <w:color w:val="000009"/>
+          <w:spacing w:val="-7"/>
+          <w:sz w:val="24"/>
+          <w:szCs w:val="24"/>
+          <w:u w:val="single" w:color="000009"/>
         </w:rPr>
         <w:t xml:space="preserve"> </w:t>
       </w:r>
       <w:r>
         <w:rPr>
-          <w:rFonts w:ascii="Arial" w:hAnsi="Arial"/>
-          <w:color w:val="000009"/>
-          <w:sz w:val="30"/>
-        </w:rPr>
-        <w:t>Principles,</w:t>
-      </w:r>
-      <w:r>
-        <w:rPr>
-          <w:rFonts w:ascii="Arial" w:hAnsi="Arial"/>
-          <w:color w:val="000009"/>
-          <w:spacing w:val="-6"/>
-          <w:sz w:val="30"/>
-        </w:rPr>
-        <w:t xml:space="preserve"> </w:t>
-      </w:r>
-      <w:r>
-        <w:rPr>
-          <w:rFonts w:ascii="Arial" w:hAnsi="Arial"/>
-          <w:color w:val="000009"/>
-          <w:sz w:val="30"/>
-        </w:rPr>
-        <w:t>and</w:t>
-      </w:r>
-      <w:r>
-        <w:rPr>
-          <w:rFonts w:ascii="Arial" w:hAnsi="Arial"/>
-          <w:color w:val="000009"/>
-          <w:spacing w:val="-4"/>
-          <w:sz w:val="30"/>
-        </w:rPr>
-        <w:t xml:space="preserve"> </w:t>
-      </w:r>
-      <w:r>
-        <w:rPr>
-          <w:rFonts w:ascii="Arial" w:hAnsi="Arial"/>
-          <w:color w:val="000009"/>
-          <w:sz w:val="30"/>
-        </w:rPr>
-        <w:t>Design</w:t>
-      </w:r>
-      <w:r>
-        <w:rPr>
-          <w:rFonts w:ascii="Arial" w:hAnsi="Arial"/>
-          <w:color w:val="000009"/>
-          <w:spacing w:val="-7"/>
-          <w:sz w:val="30"/>
-        </w:rPr>
-        <w:t xml:space="preserve"> </w:t>
-      </w:r>
-      <w:r>
-        <w:rPr>
-          <w:rFonts w:ascii="Arial" w:hAnsi="Arial"/>
           <w:color w:val="000009"/>
           <w:spacing w:val="-2"/>
-          <w:sz w:val="30"/>
-        </w:rPr>
-        <w:t>Patterns:</w:t>
-      </w:r>
-    </w:p>
-    <w:p>
-      <w:pPr>
-        <w:pStyle w:val="BodyText"/>
-        <w:spacing w:before="216"/>
-        <w:rPr>
-          <w:rFonts w:ascii="Arial" w:hAnsi="Arial"/>
-          <w:sz w:val="30"/>
-        </w:rPr>
-      </w:pPr>
+          <w:sz w:val="24"/>
+          <w:szCs w:val="24"/>
+          <w:u w:val="single" w:color="000009"/>
+        </w:rPr>
+        <w:t xml:space="preserve">Principles </w:t>
+      </w:r>
     </w:p>
     <w:p>
       <w:pPr>
         <w:pStyle w:val="Heading1"/>
-      </w:pPr>
-      <w:r>
-        <w:rPr>
-          <w:color w:val="000009"/>
+        <w:rPr>
+          <w:color w:val="000009"/>
+          <w:spacing w:val="-2"/>
+          <w:sz w:val="24"/>
+          <w:szCs w:val="24"/>
           <w:u w:val="single" w:color="000009"/>
         </w:rPr>
-        <w:t xml:space="preserve">MVC Architecture used? </w:t>
-      </w:r>
-      <w:r>
-        <w:rPr>
-          <w:color w:val="000009"/>
-          <w:u w:color="000009"/>
-        </w:rPr>
-        <w:t>Yes/No</w:t>
-      </w:r>
-    </w:p>
-    <w:p>
-      <w:pPr>
-        <w:pStyle w:val="BodyText"/>
-        <w:spacing w:before="249"/>
-      </w:pPr>
+      </w:pPr>
+    </w:p>
+    <w:p>
+      <w:pPr>
+        <w:spacing w:before="80" w:after="80"/>
+        <w:ind w:left="1134" w:right="900"/>
+        <w:rPr>
+          <w:sz w:val="24"/>
+          <w:szCs w:val="24"/>
+        </w:rPr>
+      </w:pPr>
+      <w:r>
+        <w:rPr>
+          <w:rFonts w:eastAsia="Arial"/>
+          <w:sz w:val="24"/>
+          <w:szCs w:val="24"/>
+        </w:rPr>
+        <w:t>The following four SOLID design principles are applied in the project, one owned by each team member.</w:t>
+      </w:r>
+    </w:p>
+    <w:p>
+      <w:pPr>
+        <w:spacing w:before="100" w:after="100"/>
+        <w:ind w:left="1134" w:right="900"/>
+        <w:rPr>
+          <w:sz w:val="24"/>
+          <w:szCs w:val="24"/>
+        </w:rPr>
+      </w:pPr>
+    </w:p>
+    <w:p>
+      <w:pPr>
+        <w:pStyle w:val="Heading2"/>
+        <w:ind w:left="1134" w:right="900"/>
+        <w:rPr>
+          <w:rFonts w:ascii="Times New Roman" w:hAnsi="Times New Roman" w:cs="Times New Roman"/>
+          <w:sz w:val="24"/>
+          <w:szCs w:val="24"/>
+        </w:rPr>
+      </w:pPr>
+      <w:r>
+        <w:rPr>
+          <w:rFonts w:ascii="Times New Roman" w:hAnsi="Times New Roman" w:cs="Times New Roman"/>
+          <w:b/>
+          <w:bCs/>
+          <w:sz w:val="24"/>
+          <w:szCs w:val="24"/>
+        </w:rPr>
+        <w:t>4.1 Single Responsibility Principle (SRP) — Abhin G Das</w:t>
+      </w:r>
+    </w:p>
+    <w:p>
+      <w:pPr>
+        <w:spacing w:before="80" w:after="80"/>
+        <w:ind w:left="1134" w:right="900"/>
+        <w:rPr>
+          <w:sz w:val="24"/>
+          <w:szCs w:val="24"/>
+        </w:rPr>
+      </w:pPr>
+      <w:r>
+        <w:rPr>
+          <w:rFonts w:eastAsia="Arial"/>
+          <w:sz w:val="24"/>
+          <w:szCs w:val="24"/>
+        </w:rPr>
+        <w:t>Definition: A class should have only one reason to change — it should have only one job.</w:t>
+      </w:r>
+    </w:p>
+    <w:p>
+      <w:pPr>
+        <w:spacing w:before="100" w:after="100"/>
+        <w:ind w:left="1134" w:right="900"/>
+        <w:rPr>
+          <w:sz w:val="24"/>
+          <w:szCs w:val="24"/>
+        </w:rPr>
+      </w:pPr>
+    </w:p>
+    <w:p>
+      <w:pPr>
+        <w:spacing w:before="80" w:after="80"/>
+        <w:ind w:left="1134" w:right="900"/>
+        <w:rPr>
+          <w:sz w:val="24"/>
+          <w:szCs w:val="24"/>
+        </w:rPr>
+      </w:pPr>
+      <w:r>
+        <w:rPr>
+          <w:rFonts w:eastAsia="Arial"/>
+          <w:sz w:val="24"/>
+          <w:szCs w:val="24"/>
+        </w:rPr>
+        <w:t>Application in the project:</w:t>
+      </w:r>
+    </w:p>
+    <w:p>
+      <w:pPr>
+        <w:pStyle w:val="ListParagraph"/>
+        <w:widowControl/>
+        <w:numPr>
+          <w:ilvl w:val="0"/>
+          <w:numId w:val="2"/>
+        </w:numPr>
+        <w:suppressAutoHyphens w:val="0"/>
+        <w:spacing w:before="60" w:after="60"/>
+        <w:ind w:left="1134" w:right="900"/>
+        <w:rPr>
+          <w:sz w:val="24"/>
+          <w:szCs w:val="24"/>
+        </w:rPr>
+      </w:pPr>
+      <w:proofErr w:type="spellStart"/>
+      <w:r>
+        <w:rPr>
+          <w:rFonts w:eastAsia="Arial"/>
+          <w:sz w:val="24"/>
+          <w:szCs w:val="24"/>
+        </w:rPr>
+        <w:t>GuestController</w:t>
+      </w:r>
+      <w:proofErr w:type="spellEnd"/>
+      <w:r>
+        <w:rPr>
+          <w:rFonts w:eastAsia="Arial"/>
+          <w:sz w:val="24"/>
+          <w:szCs w:val="24"/>
+        </w:rPr>
+        <w:t xml:space="preserve"> is responsible only for handling HTTP requests related to guests — login, register, dashboard, profile, logout.</w:t>
+      </w:r>
+    </w:p>
+    <w:p>
+      <w:pPr>
+        <w:pStyle w:val="ListParagraph"/>
+        <w:widowControl/>
+        <w:numPr>
+          <w:ilvl w:val="0"/>
+          <w:numId w:val="2"/>
+        </w:numPr>
+        <w:suppressAutoHyphens w:val="0"/>
+        <w:spacing w:before="60" w:after="60"/>
+        <w:ind w:left="1134" w:right="900"/>
+        <w:rPr>
+          <w:sz w:val="24"/>
+          <w:szCs w:val="24"/>
+        </w:rPr>
+      </w:pPr>
+      <w:proofErr w:type="spellStart"/>
+      <w:r>
+        <w:rPr>
+          <w:rFonts w:eastAsia="Arial"/>
+          <w:sz w:val="24"/>
+          <w:szCs w:val="24"/>
+        </w:rPr>
+        <w:t>GuestService</w:t>
+      </w:r>
+      <w:proofErr w:type="spellEnd"/>
+      <w:r>
+        <w:rPr>
+          <w:rFonts w:eastAsia="Arial"/>
+          <w:sz w:val="24"/>
+          <w:szCs w:val="24"/>
+        </w:rPr>
+        <w:t xml:space="preserve"> is responsible only for guest business logic — registering, authenticating, and retrieving guests.</w:t>
+      </w:r>
+    </w:p>
+    <w:p>
+      <w:pPr>
+        <w:pStyle w:val="ListParagraph"/>
+        <w:widowControl/>
+        <w:numPr>
+          <w:ilvl w:val="0"/>
+          <w:numId w:val="2"/>
+        </w:numPr>
+        <w:suppressAutoHyphens w:val="0"/>
+        <w:spacing w:before="60" w:after="60"/>
+        <w:ind w:left="1134" w:right="900"/>
+        <w:rPr>
+          <w:sz w:val="24"/>
+          <w:szCs w:val="24"/>
+        </w:rPr>
+      </w:pPr>
+      <w:proofErr w:type="spellStart"/>
+      <w:r>
+        <w:rPr>
+          <w:rFonts w:eastAsia="Arial"/>
+          <w:sz w:val="24"/>
+          <w:szCs w:val="24"/>
+        </w:rPr>
+        <w:t>GuestRepository</w:t>
+      </w:r>
+      <w:proofErr w:type="spellEnd"/>
+      <w:r>
+        <w:rPr>
+          <w:rFonts w:eastAsia="Arial"/>
+          <w:sz w:val="24"/>
+          <w:szCs w:val="24"/>
+        </w:rPr>
+        <w:t xml:space="preserve"> is responsible only for database operations on the guests table.</w:t>
+      </w:r>
+    </w:p>
+    <w:p>
+      <w:pPr>
+        <w:pStyle w:val="ListParagraph"/>
+        <w:widowControl/>
+        <w:numPr>
+          <w:ilvl w:val="0"/>
+          <w:numId w:val="2"/>
+        </w:numPr>
+        <w:suppressAutoHyphens w:val="0"/>
+        <w:spacing w:before="60" w:after="60"/>
+        <w:ind w:left="1134" w:right="900"/>
+        <w:rPr>
+          <w:sz w:val="24"/>
+          <w:szCs w:val="24"/>
+        </w:rPr>
+      </w:pPr>
+      <w:r>
+        <w:rPr>
+          <w:rFonts w:eastAsia="Arial"/>
+          <w:sz w:val="24"/>
+          <w:szCs w:val="24"/>
+        </w:rPr>
+        <w:t>These are three separate classes, each with a single responsibility. None of them handles invoice logic, room logic, or employee logic.</w:t>
+      </w:r>
+    </w:p>
+    <w:p>
+      <w:pPr>
+        <w:spacing w:before="100" w:after="100"/>
+        <w:ind w:left="1134" w:right="900"/>
+        <w:rPr>
+          <w:sz w:val="24"/>
+          <w:szCs w:val="24"/>
+        </w:rPr>
+      </w:pPr>
+    </w:p>
+    <w:p>
+      <w:pPr>
+        <w:spacing w:before="80" w:after="80"/>
+        <w:ind w:left="1134" w:right="900"/>
+        <w:rPr>
+          <w:sz w:val="24"/>
+          <w:szCs w:val="24"/>
+        </w:rPr>
+      </w:pPr>
+      <w:r>
+        <w:rPr>
+          <w:rFonts w:eastAsia="Arial"/>
+          <w:sz w:val="24"/>
+          <w:szCs w:val="24"/>
+        </w:rPr>
+        <w:t xml:space="preserve">Without SRP: If </w:t>
+      </w:r>
+      <w:proofErr w:type="spellStart"/>
+      <w:r>
+        <w:rPr>
+          <w:rFonts w:eastAsia="Arial"/>
+          <w:sz w:val="24"/>
+          <w:szCs w:val="24"/>
+        </w:rPr>
+        <w:t>GuestController</w:t>
+      </w:r>
+      <w:proofErr w:type="spellEnd"/>
+      <w:r>
+        <w:rPr>
+          <w:rFonts w:eastAsia="Arial"/>
+          <w:sz w:val="24"/>
+          <w:szCs w:val="24"/>
+        </w:rPr>
+        <w:t xml:space="preserve"> also handled payments, a change in payment logic would force changes to the guest controller, breaking the guest module unexpectedly.</w:t>
+      </w:r>
+    </w:p>
+    <w:p>
+      <w:pPr>
+        <w:spacing w:before="100" w:after="100"/>
+        <w:ind w:left="1134" w:right="900"/>
+        <w:rPr>
+          <w:sz w:val="24"/>
+          <w:szCs w:val="24"/>
+        </w:rPr>
+      </w:pPr>
+    </w:p>
+    <w:p>
+      <w:pPr>
+        <w:pStyle w:val="Heading2"/>
+        <w:ind w:left="1134" w:right="900"/>
+        <w:rPr>
+          <w:rFonts w:ascii="Times New Roman" w:hAnsi="Times New Roman" w:cs="Times New Roman"/>
+          <w:sz w:val="24"/>
+          <w:szCs w:val="24"/>
+        </w:rPr>
+      </w:pPr>
+      <w:r>
+        <w:rPr>
+          <w:rFonts w:ascii="Times New Roman" w:hAnsi="Times New Roman" w:cs="Times New Roman"/>
+          <w:b/>
+          <w:bCs/>
+          <w:sz w:val="24"/>
+          <w:szCs w:val="24"/>
+        </w:rPr>
+        <w:t>4.2 Open/Closed Principle (OCP) — Aarush Ryan Lobo</w:t>
+      </w:r>
+    </w:p>
+    <w:p>
+      <w:pPr>
+        <w:spacing w:before="80" w:after="80"/>
+        <w:ind w:left="1134" w:right="900"/>
+        <w:rPr>
+          <w:sz w:val="24"/>
+          <w:szCs w:val="24"/>
+        </w:rPr>
+      </w:pPr>
+      <w:r>
+        <w:rPr>
+          <w:rFonts w:eastAsia="Arial"/>
+          <w:sz w:val="24"/>
+          <w:szCs w:val="24"/>
+        </w:rPr>
+        <w:t>Definition: Software entities should be open for extension but closed for modification.</w:t>
+      </w:r>
+    </w:p>
+    <w:p>
+      <w:pPr>
+        <w:spacing w:before="100" w:after="100"/>
+        <w:ind w:left="1134" w:right="900"/>
+        <w:rPr>
+          <w:sz w:val="24"/>
+          <w:szCs w:val="24"/>
+        </w:rPr>
+      </w:pPr>
+    </w:p>
+    <w:p>
+      <w:pPr>
+        <w:spacing w:before="80" w:after="80"/>
+        <w:ind w:left="1134" w:right="900"/>
+        <w:rPr>
+          <w:sz w:val="24"/>
+          <w:szCs w:val="24"/>
+        </w:rPr>
+      </w:pPr>
+      <w:r>
+        <w:rPr>
+          <w:rFonts w:eastAsia="Arial"/>
+          <w:sz w:val="24"/>
+          <w:szCs w:val="24"/>
+        </w:rPr>
+        <w:t>Application in the project:</w:t>
+      </w:r>
+    </w:p>
+    <w:p>
+      <w:pPr>
+        <w:pStyle w:val="ListParagraph"/>
+        <w:widowControl/>
+        <w:numPr>
+          <w:ilvl w:val="0"/>
+          <w:numId w:val="2"/>
+        </w:numPr>
+        <w:suppressAutoHyphens w:val="0"/>
+        <w:spacing w:before="60" w:after="60"/>
+        <w:ind w:left="1134" w:right="900"/>
+        <w:rPr>
+          <w:sz w:val="24"/>
+          <w:szCs w:val="24"/>
+        </w:rPr>
+      </w:pPr>
+      <w:r>
+        <w:rPr>
+          <w:rFonts w:eastAsia="Arial"/>
+          <w:sz w:val="24"/>
+          <w:szCs w:val="24"/>
+        </w:rPr>
+        <w:t xml:space="preserve">The </w:t>
+      </w:r>
+      <w:proofErr w:type="spellStart"/>
+      <w:r>
+        <w:rPr>
+          <w:rFonts w:eastAsia="Arial"/>
+          <w:sz w:val="24"/>
+          <w:szCs w:val="24"/>
+        </w:rPr>
+        <w:t>ReservationService</w:t>
+      </w:r>
+      <w:proofErr w:type="spellEnd"/>
+      <w:r>
+        <w:rPr>
+          <w:rFonts w:eastAsia="Arial"/>
+          <w:sz w:val="24"/>
+          <w:szCs w:val="24"/>
+        </w:rPr>
+        <w:t xml:space="preserve"> class is closed for modification — its core booking, check-in, and check-out logic does not need to change when new features are added.</w:t>
+      </w:r>
+    </w:p>
+    <w:p>
+      <w:pPr>
+        <w:pStyle w:val="ListParagraph"/>
+        <w:widowControl/>
+        <w:numPr>
+          <w:ilvl w:val="0"/>
+          <w:numId w:val="2"/>
+        </w:numPr>
+        <w:suppressAutoHyphens w:val="0"/>
+        <w:spacing w:before="60" w:after="60"/>
+        <w:ind w:left="1134" w:right="900"/>
+        <w:rPr>
+          <w:sz w:val="24"/>
+          <w:szCs w:val="24"/>
+        </w:rPr>
+      </w:pPr>
+      <w:r>
+        <w:rPr>
+          <w:rFonts w:eastAsia="Arial"/>
+          <w:sz w:val="24"/>
+          <w:szCs w:val="24"/>
+        </w:rPr>
+        <w:t>It is open for extension — if a new reservation type (e.g., group booking) is needed, a new subclass or method can be added without modifying the existing methods.</w:t>
+      </w:r>
+    </w:p>
+    <w:p>
+      <w:pPr>
+        <w:pStyle w:val="ListParagraph"/>
+        <w:widowControl/>
+        <w:numPr>
+          <w:ilvl w:val="0"/>
+          <w:numId w:val="2"/>
+        </w:numPr>
+        <w:suppressAutoHyphens w:val="0"/>
+        <w:spacing w:before="60" w:after="60"/>
+        <w:ind w:left="1134" w:right="900"/>
+        <w:rPr>
+          <w:sz w:val="24"/>
+          <w:szCs w:val="24"/>
+        </w:rPr>
+      </w:pPr>
+      <w:r>
+        <w:rPr>
+          <w:rFonts w:eastAsia="Arial"/>
+          <w:sz w:val="24"/>
+          <w:szCs w:val="24"/>
+        </w:rPr>
+        <w:t xml:space="preserve">The </w:t>
+      </w:r>
+      <w:proofErr w:type="spellStart"/>
+      <w:r>
+        <w:rPr>
+          <w:rFonts w:eastAsia="Arial"/>
+          <w:sz w:val="24"/>
+          <w:szCs w:val="24"/>
+        </w:rPr>
+        <w:t>RoomRepository</w:t>
+      </w:r>
+      <w:proofErr w:type="spellEnd"/>
+      <w:r>
+        <w:rPr>
+          <w:rFonts w:eastAsia="Arial"/>
+          <w:sz w:val="24"/>
+          <w:szCs w:val="24"/>
+        </w:rPr>
+        <w:t xml:space="preserve"> extends </w:t>
+      </w:r>
+      <w:proofErr w:type="spellStart"/>
+      <w:r>
+        <w:rPr>
+          <w:rFonts w:eastAsia="Arial"/>
+          <w:sz w:val="24"/>
+          <w:szCs w:val="24"/>
+        </w:rPr>
+        <w:t>JpaRepository</w:t>
+      </w:r>
+      <w:proofErr w:type="spellEnd"/>
+      <w:r>
+        <w:rPr>
+          <w:rFonts w:eastAsia="Arial"/>
+          <w:sz w:val="24"/>
+          <w:szCs w:val="24"/>
+        </w:rPr>
+        <w:t xml:space="preserve">, which provides built-in CRUD operations. New query methods like </w:t>
+      </w:r>
+      <w:proofErr w:type="spellStart"/>
+      <w:r>
+        <w:rPr>
+          <w:rFonts w:eastAsia="Arial"/>
+          <w:sz w:val="24"/>
+          <w:szCs w:val="24"/>
+        </w:rPr>
+        <w:t>findByStatus</w:t>
+      </w:r>
+      <w:proofErr w:type="spellEnd"/>
+      <w:r>
+        <w:rPr>
+          <w:rFonts w:eastAsia="Arial"/>
+          <w:sz w:val="24"/>
+          <w:szCs w:val="24"/>
+        </w:rPr>
+        <w:t xml:space="preserve">() were added without modifying the existing </w:t>
+      </w:r>
+      <w:proofErr w:type="spellStart"/>
+      <w:r>
+        <w:rPr>
+          <w:rFonts w:eastAsia="Arial"/>
+          <w:sz w:val="24"/>
+          <w:szCs w:val="24"/>
+        </w:rPr>
+        <w:t>JpaRepository</w:t>
+      </w:r>
+      <w:proofErr w:type="spellEnd"/>
+      <w:r>
+        <w:rPr>
+          <w:rFonts w:eastAsia="Arial"/>
+          <w:sz w:val="24"/>
+          <w:szCs w:val="24"/>
+        </w:rPr>
+        <w:t xml:space="preserve"> interface — this is OCP in action.</w:t>
+      </w:r>
+    </w:p>
+    <w:p>
+      <w:pPr>
+        <w:spacing w:before="100" w:after="100"/>
+        <w:ind w:left="1134" w:right="900"/>
+        <w:rPr>
+          <w:sz w:val="24"/>
+          <w:szCs w:val="24"/>
+        </w:rPr>
+      </w:pPr>
+    </w:p>
+    <w:p>
+      <w:pPr>
+        <w:spacing w:before="80" w:after="80"/>
+        <w:ind w:left="1134" w:right="900"/>
+        <w:rPr>
+          <w:rFonts w:eastAsia="Arial"/>
+          <w:sz w:val="24"/>
+          <w:szCs w:val="24"/>
+        </w:rPr>
+      </w:pPr>
+      <w:r>
+        <w:rPr>
+          <w:rFonts w:eastAsia="Arial"/>
+          <w:sz w:val="24"/>
+          <w:szCs w:val="24"/>
+        </w:rPr>
+        <w:t>Without OCP: Any new feature would require editing existing working code, risking regression bugs.</w:t>
+      </w:r>
+    </w:p>
+    <w:p>
+      <w:pPr>
+        <w:spacing w:before="80" w:after="80"/>
+        <w:ind w:left="1134" w:right="900"/>
+        <w:rPr>
+          <w:rFonts w:eastAsia="Arial"/>
+          <w:sz w:val="24"/>
+          <w:szCs w:val="24"/>
+        </w:rPr>
+      </w:pPr>
+    </w:p>
+    <w:p>
+      <w:pPr>
+        <w:spacing w:before="80" w:after="80"/>
+        <w:ind w:left="1134" w:right="900"/>
+        <w:rPr>
+          <w:rFonts w:eastAsia="Arial"/>
+          <w:sz w:val="24"/>
+          <w:szCs w:val="24"/>
+        </w:rPr>
+      </w:pPr>
+    </w:p>
+    <w:p>
+      <w:pPr>
+        <w:spacing w:before="80" w:after="80"/>
+        <w:ind w:left="1134" w:right="900"/>
+        <w:rPr>
+          <w:rFonts w:eastAsia="Arial"/>
+          <w:sz w:val="24"/>
+          <w:szCs w:val="24"/>
+        </w:rPr>
+      </w:pPr>
+    </w:p>
+    <w:p>
+      <w:pPr>
+        <w:spacing w:before="80" w:after="80"/>
+        <w:ind w:left="1134" w:right="900"/>
+        <w:rPr>
+          <w:rFonts w:eastAsia="Arial"/>
+          <w:sz w:val="24"/>
+          <w:szCs w:val="24"/>
+        </w:rPr>
+      </w:pPr>
+    </w:p>
+    <w:p>
+      <w:pPr>
+        <w:spacing w:before="80" w:after="80"/>
+        <w:ind w:left="1134" w:right="900"/>
+        <w:rPr>
+          <w:rFonts w:eastAsia="Arial"/>
+          <w:sz w:val="24"/>
+          <w:szCs w:val="24"/>
+        </w:rPr>
+      </w:pPr>
+    </w:p>
+    <w:p>
+      <w:pPr>
+        <w:spacing w:before="80" w:after="80"/>
+        <w:ind w:left="1134" w:right="900"/>
+        <w:rPr>
+          <w:rFonts w:eastAsia="Arial"/>
+          <w:sz w:val="24"/>
+          <w:szCs w:val="24"/>
+        </w:rPr>
+      </w:pPr>
+    </w:p>
+    <w:p>
+      <w:pPr>
+        <w:spacing w:before="80" w:after="80"/>
+        <w:ind w:left="1134" w:right="900"/>
+        <w:rPr>
+          <w:sz w:val="24"/>
+          <w:szCs w:val="24"/>
+        </w:rPr>
+      </w:pPr>
+    </w:p>
+    <w:p>
+      <w:pPr>
+        <w:spacing w:before="100" w:after="100"/>
+        <w:ind w:left="1134" w:right="900"/>
+        <w:rPr>
+          <w:sz w:val="24"/>
+          <w:szCs w:val="24"/>
+        </w:rPr>
+      </w:pPr>
+    </w:p>
+    <w:p>
+      <w:pPr>
+        <w:pStyle w:val="Heading2"/>
+        <w:ind w:left="1134" w:right="900"/>
+        <w:rPr>
+          <w:rFonts w:ascii="Times New Roman" w:hAnsi="Times New Roman" w:cs="Times New Roman"/>
+          <w:sz w:val="24"/>
+          <w:szCs w:val="24"/>
+        </w:rPr>
+      </w:pPr>
+      <w:r>
+        <w:rPr>
+          <w:rFonts w:ascii="Times New Roman" w:hAnsi="Times New Roman" w:cs="Times New Roman"/>
+          <w:b/>
+          <w:bCs/>
+          <w:sz w:val="24"/>
+          <w:szCs w:val="24"/>
+        </w:rPr>
+        <w:lastRenderedPageBreak/>
+        <w:t xml:space="preserve">4.3 </w:t>
+      </w:r>
+      <w:proofErr w:type="spellStart"/>
+      <w:r>
+        <w:rPr>
+          <w:rFonts w:ascii="Times New Roman" w:hAnsi="Times New Roman" w:cs="Times New Roman"/>
+          <w:b/>
+          <w:bCs/>
+          <w:sz w:val="24"/>
+          <w:szCs w:val="24"/>
+        </w:rPr>
+        <w:t>Liskov</w:t>
+      </w:r>
+      <w:proofErr w:type="spellEnd"/>
+      <w:r>
+        <w:rPr>
+          <w:rFonts w:ascii="Times New Roman" w:hAnsi="Times New Roman" w:cs="Times New Roman"/>
+          <w:b/>
+          <w:bCs/>
+          <w:sz w:val="24"/>
+          <w:szCs w:val="24"/>
+        </w:rPr>
+        <w:t xml:space="preserve"> Substitution Principle (LSP) — Amogh Vaidya</w:t>
+      </w:r>
+    </w:p>
+    <w:p>
+      <w:pPr>
+        <w:spacing w:before="80" w:after="80"/>
+        <w:ind w:left="1134" w:right="900"/>
+        <w:rPr>
+          <w:sz w:val="24"/>
+          <w:szCs w:val="24"/>
+        </w:rPr>
+      </w:pPr>
+      <w:r>
+        <w:rPr>
+          <w:rFonts w:eastAsia="Arial"/>
+          <w:sz w:val="24"/>
+          <w:szCs w:val="24"/>
+        </w:rPr>
+        <w:t>Definition: Objects of a subclass should be replaceable with objects of the parent class without breaking the application.</w:t>
+      </w:r>
+    </w:p>
+    <w:p>
+      <w:pPr>
+        <w:spacing w:before="100" w:after="100"/>
+        <w:ind w:left="1134" w:right="900"/>
+        <w:rPr>
+          <w:sz w:val="24"/>
+          <w:szCs w:val="24"/>
+        </w:rPr>
+      </w:pPr>
+    </w:p>
+    <w:p>
+      <w:pPr>
+        <w:spacing w:before="80" w:after="80"/>
+        <w:ind w:left="1134" w:right="900"/>
+        <w:rPr>
+          <w:sz w:val="24"/>
+          <w:szCs w:val="24"/>
+        </w:rPr>
+      </w:pPr>
+      <w:r>
+        <w:rPr>
+          <w:rFonts w:eastAsia="Arial"/>
+          <w:sz w:val="24"/>
+          <w:szCs w:val="24"/>
+        </w:rPr>
+        <w:t>Application in the project:</w:t>
+      </w:r>
+    </w:p>
+    <w:p>
+      <w:pPr>
+        <w:pStyle w:val="ListParagraph"/>
+        <w:widowControl/>
+        <w:numPr>
+          <w:ilvl w:val="0"/>
+          <w:numId w:val="2"/>
+        </w:numPr>
+        <w:suppressAutoHyphens w:val="0"/>
+        <w:spacing w:before="60" w:after="60"/>
+        <w:ind w:left="1134" w:right="900"/>
+        <w:rPr>
+          <w:sz w:val="24"/>
+          <w:szCs w:val="24"/>
+        </w:rPr>
+      </w:pPr>
+      <w:r>
+        <w:rPr>
+          <w:rFonts w:eastAsia="Arial"/>
+          <w:sz w:val="24"/>
+          <w:szCs w:val="24"/>
+        </w:rPr>
+        <w:t>All Spring Data repositories (</w:t>
+      </w:r>
+      <w:proofErr w:type="spellStart"/>
+      <w:r>
+        <w:rPr>
+          <w:rFonts w:eastAsia="Arial"/>
+          <w:sz w:val="24"/>
+          <w:szCs w:val="24"/>
+        </w:rPr>
+        <w:t>GuestRepository</w:t>
+      </w:r>
+      <w:proofErr w:type="spellEnd"/>
+      <w:r>
+        <w:rPr>
+          <w:rFonts w:eastAsia="Arial"/>
+          <w:sz w:val="24"/>
+          <w:szCs w:val="24"/>
+        </w:rPr>
+        <w:t xml:space="preserve">, </w:t>
+      </w:r>
+      <w:proofErr w:type="spellStart"/>
+      <w:r>
+        <w:rPr>
+          <w:rFonts w:eastAsia="Arial"/>
+          <w:sz w:val="24"/>
+          <w:szCs w:val="24"/>
+        </w:rPr>
+        <w:t>RoomRepository</w:t>
+      </w:r>
+      <w:proofErr w:type="spellEnd"/>
+      <w:r>
+        <w:rPr>
+          <w:rFonts w:eastAsia="Arial"/>
+          <w:sz w:val="24"/>
+          <w:szCs w:val="24"/>
+        </w:rPr>
+        <w:t xml:space="preserve">, </w:t>
+      </w:r>
+      <w:proofErr w:type="spellStart"/>
+      <w:r>
+        <w:rPr>
+          <w:rFonts w:eastAsia="Arial"/>
+          <w:sz w:val="24"/>
+          <w:szCs w:val="24"/>
+        </w:rPr>
+        <w:t>ReservationRepository</w:t>
+      </w:r>
+      <w:proofErr w:type="spellEnd"/>
+      <w:r>
+        <w:rPr>
+          <w:rFonts w:eastAsia="Arial"/>
+          <w:sz w:val="24"/>
+          <w:szCs w:val="24"/>
+        </w:rPr>
+        <w:t xml:space="preserve">, </w:t>
+      </w:r>
+      <w:proofErr w:type="spellStart"/>
+      <w:r>
+        <w:rPr>
+          <w:rFonts w:eastAsia="Arial"/>
+          <w:sz w:val="24"/>
+          <w:szCs w:val="24"/>
+        </w:rPr>
+        <w:t>InvoiceRepository</w:t>
+      </w:r>
+      <w:proofErr w:type="spellEnd"/>
+      <w:r>
+        <w:rPr>
+          <w:rFonts w:eastAsia="Arial"/>
+          <w:sz w:val="24"/>
+          <w:szCs w:val="24"/>
+        </w:rPr>
+        <w:t xml:space="preserve">, </w:t>
+      </w:r>
+      <w:proofErr w:type="spellStart"/>
+      <w:r>
+        <w:rPr>
+          <w:rFonts w:eastAsia="Arial"/>
+          <w:sz w:val="24"/>
+          <w:szCs w:val="24"/>
+        </w:rPr>
+        <w:t>PaymentRepository</w:t>
+      </w:r>
+      <w:proofErr w:type="spellEnd"/>
+      <w:r>
+        <w:rPr>
+          <w:rFonts w:eastAsia="Arial"/>
+          <w:sz w:val="24"/>
+          <w:szCs w:val="24"/>
+        </w:rPr>
+        <w:t xml:space="preserve">) extend </w:t>
+      </w:r>
+      <w:proofErr w:type="spellStart"/>
+      <w:r>
+        <w:rPr>
+          <w:rFonts w:eastAsia="Arial"/>
+          <w:sz w:val="24"/>
+          <w:szCs w:val="24"/>
+        </w:rPr>
+        <w:t>JpaRepository</w:t>
+      </w:r>
+      <w:proofErr w:type="spellEnd"/>
+      <w:r>
+        <w:rPr>
+          <w:rFonts w:eastAsia="Arial"/>
+          <w:sz w:val="24"/>
+          <w:szCs w:val="24"/>
+        </w:rPr>
+        <w:t>.</w:t>
+      </w:r>
+    </w:p>
+    <w:p>
+      <w:pPr>
+        <w:pStyle w:val="ListParagraph"/>
+        <w:widowControl/>
+        <w:numPr>
+          <w:ilvl w:val="0"/>
+          <w:numId w:val="2"/>
+        </w:numPr>
+        <w:suppressAutoHyphens w:val="0"/>
+        <w:spacing w:before="60" w:after="60"/>
+        <w:ind w:left="1134" w:right="900"/>
+        <w:rPr>
+          <w:sz w:val="24"/>
+          <w:szCs w:val="24"/>
+        </w:rPr>
+      </w:pPr>
+      <w:r>
+        <w:rPr>
+          <w:rFonts w:eastAsia="Arial"/>
+          <w:sz w:val="24"/>
+          <w:szCs w:val="24"/>
+        </w:rPr>
+        <w:t xml:space="preserve">Anywhere that </w:t>
+      </w:r>
+      <w:proofErr w:type="spellStart"/>
+      <w:r>
+        <w:rPr>
+          <w:rFonts w:eastAsia="Arial"/>
+          <w:sz w:val="24"/>
+          <w:szCs w:val="24"/>
+        </w:rPr>
+        <w:t>JpaRepository</w:t>
+      </w:r>
+      <w:proofErr w:type="spellEnd"/>
+      <w:r>
+        <w:rPr>
+          <w:rFonts w:eastAsia="Arial"/>
+          <w:sz w:val="24"/>
+          <w:szCs w:val="24"/>
+        </w:rPr>
+        <w:t xml:space="preserve"> is expected, any of these specific repositories can be substituted without breaking the application — because they honor the contract defined by </w:t>
+      </w:r>
+      <w:proofErr w:type="spellStart"/>
+      <w:r>
+        <w:rPr>
+          <w:rFonts w:eastAsia="Arial"/>
+          <w:sz w:val="24"/>
+          <w:szCs w:val="24"/>
+        </w:rPr>
+        <w:t>JpaRepository</w:t>
+      </w:r>
+      <w:proofErr w:type="spellEnd"/>
+      <w:r>
+        <w:rPr>
+          <w:rFonts w:eastAsia="Arial"/>
+          <w:sz w:val="24"/>
+          <w:szCs w:val="24"/>
+        </w:rPr>
+        <w:t>.</w:t>
+      </w:r>
+    </w:p>
+    <w:p>
+      <w:pPr>
+        <w:pStyle w:val="ListParagraph"/>
+        <w:widowControl/>
+        <w:numPr>
+          <w:ilvl w:val="0"/>
+          <w:numId w:val="2"/>
+        </w:numPr>
+        <w:suppressAutoHyphens w:val="0"/>
+        <w:spacing w:before="60" w:after="60"/>
+        <w:ind w:left="1134" w:right="900"/>
+        <w:rPr>
+          <w:sz w:val="24"/>
+          <w:szCs w:val="24"/>
+        </w:rPr>
+      </w:pPr>
+      <w:r>
+        <w:rPr>
+          <w:rFonts w:eastAsia="Arial"/>
+          <w:sz w:val="24"/>
+          <w:szCs w:val="24"/>
+        </w:rPr>
+        <w:t xml:space="preserve">For example, </w:t>
+      </w:r>
+      <w:proofErr w:type="spellStart"/>
+      <w:r>
+        <w:rPr>
+          <w:rFonts w:eastAsia="Arial"/>
+          <w:sz w:val="24"/>
+          <w:szCs w:val="24"/>
+        </w:rPr>
+        <w:t>PaymentService</w:t>
+      </w:r>
+      <w:proofErr w:type="spellEnd"/>
+      <w:r>
+        <w:rPr>
+          <w:rFonts w:eastAsia="Arial"/>
+          <w:sz w:val="24"/>
+          <w:szCs w:val="24"/>
+        </w:rPr>
+        <w:t xml:space="preserve"> uses </w:t>
+      </w:r>
+      <w:proofErr w:type="spellStart"/>
+      <w:r>
+        <w:rPr>
+          <w:rFonts w:eastAsia="Arial"/>
+          <w:sz w:val="24"/>
+          <w:szCs w:val="24"/>
+        </w:rPr>
+        <w:t>InvoiceRepository</w:t>
+      </w:r>
+      <w:proofErr w:type="spellEnd"/>
+      <w:r>
+        <w:rPr>
+          <w:rFonts w:eastAsia="Arial"/>
+          <w:sz w:val="24"/>
+          <w:szCs w:val="24"/>
+        </w:rPr>
+        <w:t xml:space="preserve"> and </w:t>
+      </w:r>
+      <w:proofErr w:type="spellStart"/>
+      <w:r>
+        <w:rPr>
+          <w:rFonts w:eastAsia="Arial"/>
+          <w:sz w:val="24"/>
+          <w:szCs w:val="24"/>
+        </w:rPr>
+        <w:t>PaymentRepository</w:t>
+      </w:r>
+      <w:proofErr w:type="spellEnd"/>
+      <w:r>
+        <w:rPr>
+          <w:rFonts w:eastAsia="Arial"/>
+          <w:sz w:val="24"/>
+          <w:szCs w:val="24"/>
+        </w:rPr>
+        <w:t xml:space="preserve">. Both are </w:t>
+      </w:r>
+      <w:proofErr w:type="spellStart"/>
+      <w:r>
+        <w:rPr>
+          <w:rFonts w:eastAsia="Arial"/>
+          <w:sz w:val="24"/>
+          <w:szCs w:val="24"/>
+        </w:rPr>
+        <w:t>JpaRepository</w:t>
+      </w:r>
+      <w:proofErr w:type="spellEnd"/>
+      <w:r>
+        <w:rPr>
+          <w:rFonts w:eastAsia="Arial"/>
+          <w:sz w:val="24"/>
+          <w:szCs w:val="24"/>
+        </w:rPr>
+        <w:t xml:space="preserve"> subtypes and can be injected and used interchangeably for common operations like save(), </w:t>
+      </w:r>
+      <w:proofErr w:type="spellStart"/>
+      <w:r>
+        <w:rPr>
+          <w:rFonts w:eastAsia="Arial"/>
+          <w:sz w:val="24"/>
+          <w:szCs w:val="24"/>
+        </w:rPr>
+        <w:t>findById</w:t>
+      </w:r>
+      <w:proofErr w:type="spellEnd"/>
+      <w:r>
+        <w:rPr>
+          <w:rFonts w:eastAsia="Arial"/>
+          <w:sz w:val="24"/>
+          <w:szCs w:val="24"/>
+        </w:rPr>
+        <w:t xml:space="preserve">(), </w:t>
+      </w:r>
+      <w:proofErr w:type="spellStart"/>
+      <w:r>
+        <w:rPr>
+          <w:rFonts w:eastAsia="Arial"/>
+          <w:sz w:val="24"/>
+          <w:szCs w:val="24"/>
+        </w:rPr>
+        <w:t>findAll</w:t>
+      </w:r>
+      <w:proofErr w:type="spellEnd"/>
+      <w:r>
+        <w:rPr>
+          <w:rFonts w:eastAsia="Arial"/>
+          <w:sz w:val="24"/>
+          <w:szCs w:val="24"/>
+        </w:rPr>
+        <w:t>().</w:t>
+      </w:r>
+    </w:p>
+    <w:p>
+      <w:pPr>
+        <w:spacing w:before="100" w:after="100"/>
+        <w:ind w:left="1134" w:right="900"/>
+        <w:rPr>
+          <w:sz w:val="24"/>
+          <w:szCs w:val="24"/>
+        </w:rPr>
+      </w:pPr>
+    </w:p>
+    <w:p>
+      <w:pPr>
+        <w:spacing w:before="80" w:after="80"/>
+        <w:ind w:left="1134" w:right="900"/>
+        <w:rPr>
+          <w:sz w:val="24"/>
+          <w:szCs w:val="24"/>
+        </w:rPr>
+      </w:pPr>
+      <w:r>
+        <w:rPr>
+          <w:rFonts w:eastAsia="Arial"/>
+          <w:sz w:val="24"/>
+          <w:szCs w:val="24"/>
+        </w:rPr>
+        <w:t>Without LSP: If a repository overrode a method in a way that violated the parent contract (e.g., save() not actually persisting), the application would silently fail.</w:t>
+      </w:r>
+    </w:p>
+    <w:p>
+      <w:pPr>
+        <w:spacing w:before="100" w:after="100"/>
+        <w:ind w:left="1134" w:right="900"/>
+        <w:rPr>
+          <w:sz w:val="24"/>
+          <w:szCs w:val="24"/>
+        </w:rPr>
+      </w:pPr>
+    </w:p>
+    <w:p>
+      <w:pPr>
+        <w:pStyle w:val="Heading2"/>
+        <w:ind w:left="1134" w:right="900"/>
+        <w:rPr>
+          <w:rFonts w:ascii="Times New Roman" w:hAnsi="Times New Roman" w:cs="Times New Roman"/>
+          <w:sz w:val="24"/>
+          <w:szCs w:val="24"/>
+        </w:rPr>
+      </w:pPr>
+      <w:r>
+        <w:rPr>
+          <w:rFonts w:ascii="Times New Roman" w:hAnsi="Times New Roman" w:cs="Times New Roman"/>
+          <w:b/>
+          <w:bCs/>
+          <w:sz w:val="24"/>
+          <w:szCs w:val="24"/>
+        </w:rPr>
+        <w:t>4.4 Dependency Inversion Principle (DIP) — Kusumita</w:t>
+      </w:r>
+    </w:p>
+    <w:p>
+      <w:pPr>
+        <w:spacing w:before="80" w:after="80"/>
+        <w:ind w:left="1134" w:right="900"/>
+        <w:rPr>
+          <w:sz w:val="24"/>
+          <w:szCs w:val="24"/>
+        </w:rPr>
+      </w:pPr>
+      <w:r>
+        <w:rPr>
+          <w:rFonts w:eastAsia="Arial"/>
+          <w:sz w:val="24"/>
+          <w:szCs w:val="24"/>
+        </w:rPr>
+        <w:t>Definition: High-level modules should not depend on low-level modules. Both should depend on abstractions.</w:t>
+      </w:r>
+    </w:p>
+    <w:p>
+      <w:pPr>
+        <w:spacing w:before="100" w:after="100"/>
+        <w:ind w:left="1134" w:right="900"/>
+        <w:rPr>
+          <w:sz w:val="24"/>
+          <w:szCs w:val="24"/>
+        </w:rPr>
+      </w:pPr>
+    </w:p>
+    <w:p>
+      <w:pPr>
+        <w:spacing w:before="80" w:after="80"/>
+        <w:ind w:left="1134" w:right="900"/>
+        <w:rPr>
+          <w:sz w:val="24"/>
+          <w:szCs w:val="24"/>
+        </w:rPr>
+      </w:pPr>
+      <w:r>
+        <w:rPr>
+          <w:rFonts w:eastAsia="Arial"/>
+          <w:sz w:val="24"/>
+          <w:szCs w:val="24"/>
+        </w:rPr>
+        <w:t>Application in the project:</w:t>
+      </w:r>
+    </w:p>
+    <w:p>
+      <w:pPr>
+        <w:pStyle w:val="ListParagraph"/>
+        <w:widowControl/>
+        <w:numPr>
+          <w:ilvl w:val="0"/>
+          <w:numId w:val="2"/>
+        </w:numPr>
+        <w:suppressAutoHyphens w:val="0"/>
+        <w:spacing w:before="60" w:after="60"/>
+        <w:ind w:left="1134" w:right="900"/>
+        <w:rPr>
+          <w:sz w:val="24"/>
+          <w:szCs w:val="24"/>
+        </w:rPr>
+      </w:pPr>
+      <w:proofErr w:type="spellStart"/>
+      <w:r>
+        <w:rPr>
+          <w:rFonts w:eastAsia="Arial"/>
+          <w:sz w:val="24"/>
+          <w:szCs w:val="24"/>
+        </w:rPr>
+        <w:t>ServicesController</w:t>
+      </w:r>
+      <w:proofErr w:type="spellEnd"/>
+      <w:r>
+        <w:rPr>
+          <w:rFonts w:eastAsia="Arial"/>
+          <w:sz w:val="24"/>
+          <w:szCs w:val="24"/>
+        </w:rPr>
+        <w:t xml:space="preserve"> (high-level) does not directly instantiate </w:t>
+      </w:r>
+      <w:proofErr w:type="spellStart"/>
+      <w:r>
+        <w:rPr>
+          <w:rFonts w:eastAsia="Arial"/>
+          <w:sz w:val="24"/>
+          <w:szCs w:val="24"/>
+        </w:rPr>
+        <w:t>ServicesService</w:t>
+      </w:r>
+      <w:proofErr w:type="spellEnd"/>
+      <w:r>
+        <w:rPr>
+          <w:rFonts w:eastAsia="Arial"/>
+          <w:sz w:val="24"/>
+          <w:szCs w:val="24"/>
+        </w:rPr>
+        <w:t xml:space="preserve"> or </w:t>
+      </w:r>
+      <w:proofErr w:type="spellStart"/>
+      <w:r>
+        <w:rPr>
+          <w:rFonts w:eastAsia="Arial"/>
+          <w:sz w:val="24"/>
+          <w:szCs w:val="24"/>
+        </w:rPr>
+        <w:t>HousekeepingTaskRepository</w:t>
+      </w:r>
+      <w:proofErr w:type="spellEnd"/>
+      <w:r>
+        <w:rPr>
+          <w:rFonts w:eastAsia="Arial"/>
+          <w:sz w:val="24"/>
+          <w:szCs w:val="24"/>
+        </w:rPr>
+        <w:t>. It depends on abstractions injected by Spring via @Autowired.</w:t>
+      </w:r>
+    </w:p>
+    <w:p>
+      <w:pPr>
+        <w:pStyle w:val="ListParagraph"/>
+        <w:widowControl/>
+        <w:numPr>
+          <w:ilvl w:val="0"/>
+          <w:numId w:val="2"/>
+        </w:numPr>
+        <w:suppressAutoHyphens w:val="0"/>
+        <w:spacing w:before="60" w:after="60"/>
+        <w:ind w:left="1134" w:right="900"/>
+        <w:rPr>
+          <w:sz w:val="24"/>
+          <w:szCs w:val="24"/>
+        </w:rPr>
+      </w:pPr>
+      <w:proofErr w:type="spellStart"/>
+      <w:r>
+        <w:rPr>
+          <w:rFonts w:eastAsia="Arial"/>
+          <w:sz w:val="24"/>
+          <w:szCs w:val="24"/>
+        </w:rPr>
+        <w:t>ServicesService</w:t>
+      </w:r>
+      <w:proofErr w:type="spellEnd"/>
+      <w:r>
+        <w:rPr>
+          <w:rFonts w:eastAsia="Arial"/>
+          <w:sz w:val="24"/>
+          <w:szCs w:val="24"/>
+        </w:rPr>
+        <w:t xml:space="preserve"> depends on </w:t>
+      </w:r>
+      <w:proofErr w:type="spellStart"/>
+      <w:r>
+        <w:rPr>
+          <w:rFonts w:eastAsia="Arial"/>
+          <w:sz w:val="24"/>
+          <w:szCs w:val="24"/>
+        </w:rPr>
+        <w:t>ServiceRequestRepository</w:t>
+      </w:r>
+      <w:proofErr w:type="spellEnd"/>
+      <w:r>
+        <w:rPr>
+          <w:rFonts w:eastAsia="Arial"/>
+          <w:sz w:val="24"/>
+          <w:szCs w:val="24"/>
+        </w:rPr>
+        <w:t xml:space="preserve"> and </w:t>
+      </w:r>
+      <w:proofErr w:type="spellStart"/>
+      <w:r>
+        <w:rPr>
+          <w:rFonts w:eastAsia="Arial"/>
+          <w:sz w:val="24"/>
+          <w:szCs w:val="24"/>
+        </w:rPr>
+        <w:t>HousekeepingTaskRepository</w:t>
+      </w:r>
+      <w:proofErr w:type="spellEnd"/>
+      <w:r>
+        <w:rPr>
+          <w:rFonts w:eastAsia="Arial"/>
+          <w:sz w:val="24"/>
+          <w:szCs w:val="24"/>
+        </w:rPr>
+        <w:t xml:space="preserve"> interfaces, not on their concrete implementations.</w:t>
+      </w:r>
+    </w:p>
+    <w:p>
+      <w:pPr>
+        <w:pStyle w:val="ListParagraph"/>
+        <w:widowControl/>
+        <w:numPr>
+          <w:ilvl w:val="0"/>
+          <w:numId w:val="2"/>
+        </w:numPr>
+        <w:suppressAutoHyphens w:val="0"/>
+        <w:spacing w:before="60" w:after="60"/>
+        <w:ind w:left="1134" w:right="900"/>
+        <w:rPr>
+          <w:sz w:val="24"/>
+          <w:szCs w:val="24"/>
+        </w:rPr>
+      </w:pPr>
+      <w:r>
+        <w:rPr>
+          <w:rFonts w:eastAsia="Arial"/>
+          <w:sz w:val="24"/>
+          <w:szCs w:val="24"/>
+        </w:rPr>
+        <w:t>Spring Boot's dependency injection container manages the wiring — if the database implementation changes from MySQL to PostgreSQL, the service and controller code does not need to change.</w:t>
+      </w:r>
+    </w:p>
+    <w:p>
+      <w:pPr>
+        <w:spacing w:before="100" w:after="100"/>
+        <w:ind w:left="1134" w:right="900"/>
+        <w:rPr>
+          <w:sz w:val="24"/>
+          <w:szCs w:val="24"/>
+        </w:rPr>
+      </w:pPr>
+    </w:p>
+    <w:p>
+      <w:pPr>
+        <w:spacing w:before="80" w:after="80"/>
+        <w:ind w:left="1134" w:right="900"/>
+        <w:rPr>
+          <w:sz w:val="24"/>
+          <w:szCs w:val="24"/>
+        </w:rPr>
+      </w:pPr>
+      <w:r>
+        <w:rPr>
+          <w:rFonts w:eastAsia="Arial"/>
+          <w:sz w:val="24"/>
+          <w:szCs w:val="24"/>
+        </w:rPr>
+        <w:t xml:space="preserve">Without DIP: </w:t>
+      </w:r>
+      <w:proofErr w:type="spellStart"/>
+      <w:r>
+        <w:rPr>
+          <w:rFonts w:eastAsia="Arial"/>
+          <w:sz w:val="24"/>
+          <w:szCs w:val="24"/>
+        </w:rPr>
+        <w:t>ServicesController</w:t>
+      </w:r>
+      <w:proofErr w:type="spellEnd"/>
+      <w:r>
+        <w:rPr>
+          <w:rFonts w:eastAsia="Arial"/>
+          <w:sz w:val="24"/>
+          <w:szCs w:val="24"/>
+        </w:rPr>
+        <w:t xml:space="preserve"> would do 'new </w:t>
+      </w:r>
+      <w:proofErr w:type="spellStart"/>
+      <w:r>
+        <w:rPr>
+          <w:rFonts w:eastAsia="Arial"/>
+          <w:sz w:val="24"/>
+          <w:szCs w:val="24"/>
+        </w:rPr>
+        <w:t>ServicesService</w:t>
+      </w:r>
+      <w:proofErr w:type="spellEnd"/>
+      <w:r>
+        <w:rPr>
+          <w:rFonts w:eastAsia="Arial"/>
+          <w:sz w:val="24"/>
+          <w:szCs w:val="24"/>
+        </w:rPr>
+        <w:t xml:space="preserve">(new </w:t>
+      </w:r>
+      <w:proofErr w:type="spellStart"/>
+      <w:r>
+        <w:rPr>
+          <w:rFonts w:eastAsia="Arial"/>
+          <w:sz w:val="24"/>
+          <w:szCs w:val="24"/>
+        </w:rPr>
+        <w:t>HousekeepingTaskRepository</w:t>
+      </w:r>
+      <w:proofErr w:type="spellEnd"/>
+      <w:r>
+        <w:rPr>
+          <w:rFonts w:eastAsia="Arial"/>
+          <w:sz w:val="24"/>
+          <w:szCs w:val="24"/>
+        </w:rPr>
+        <w:t>(...))' — tightly coupled, impossible to test independently.</w:t>
+      </w:r>
     </w:p>
     <w:p>
       <w:pPr>
@@ -1956,54 +5178,71 @@
         <w:rPr>
           <w:color w:val="000009"/>
           <w:spacing w:val="-2"/>
+          <w:sz w:val="24"/>
+          <w:szCs w:val="24"/>
           <w:u w:val="single" w:color="000009"/>
         </w:rPr>
       </w:pPr>
-      <w:r>
-        <w:rPr>
-          <w:color w:val="000009"/>
+    </w:p>
+    <w:p>
+      <w:pPr>
+        <w:pStyle w:val="Heading1"/>
+        <w:rPr>
+          <w:color w:val="000009"/>
+          <w:spacing w:val="-2"/>
+          <w:sz w:val="24"/>
+          <w:szCs w:val="24"/>
           <w:u w:val="single" w:color="000009"/>
         </w:rPr>
-        <w:t>Design</w:t>
-      </w:r>
-      <w:r>
-        <w:rPr>
-          <w:color w:val="000009"/>
-          <w:spacing w:val="-7"/>
+      </w:pPr>
+    </w:p>
+    <w:p>
+      <w:pPr>
+        <w:pStyle w:val="Heading1"/>
+        <w:rPr>
+          <w:color w:val="000009"/>
+          <w:spacing w:val="-2"/>
+          <w:sz w:val="24"/>
+          <w:szCs w:val="24"/>
           <w:u w:val="single" w:color="000009"/>
         </w:rPr>
-        <w:t xml:space="preserve"> </w:t>
-      </w:r>
-      <w:r>
+      </w:pPr>
+    </w:p>
+    <w:p>
+      <w:pPr>
+        <w:pStyle w:val="Heading1"/>
         <w:rPr>
           <w:color w:val="000009"/>
           <w:spacing w:val="-2"/>
+          <w:sz w:val="24"/>
+          <w:szCs w:val="24"/>
           <w:u w:val="single" w:color="000009"/>
         </w:rPr>
-        <w:t xml:space="preserve">Principles </w:t>
-      </w:r>
+      </w:pPr>
     </w:p>
     <w:p>
       <w:pPr>
         <w:pStyle w:val="Heading1"/>
         <w:rPr>
-          <w:b w:val="0"/>
-          <w:bCs w:val="0"/>
           <w:color w:val="000009"/>
           <w:spacing w:val="-2"/>
-          <w:u w:color="000009"/>
-        </w:rPr>
-      </w:pPr>
-      <w:r>
-        <w:rPr>
-          <w:b w:val="0"/>
-          <w:bCs w:val="0"/>
+          <w:sz w:val="24"/>
+          <w:szCs w:val="24"/>
+          <w:u w:val="single" w:color="000009"/>
+        </w:rPr>
+      </w:pPr>
+    </w:p>
+    <w:p>
+      <w:pPr>
+        <w:pStyle w:val="Heading1"/>
+        <w:rPr>
           <w:color w:val="000009"/>
           <w:spacing w:val="-2"/>
-          <w:u w:color="000009"/>
-        </w:rPr>
-        <w:t>&lt;Explanation of principle usage in the project&gt;</w:t>
-      </w:r>
+          <w:sz w:val="24"/>
+          <w:szCs w:val="24"/>
+          <w:u w:val="single" w:color="000009"/>
+        </w:rPr>
+      </w:pPr>
     </w:p>
     <w:p>
       <w:pPr>
@@ -2011,6 +5250,8 @@
         <w:rPr>
           <w:color w:val="000009"/>
           <w:spacing w:val="-2"/>
+          <w:sz w:val="24"/>
+          <w:szCs w:val="24"/>
           <w:u w:val="single" w:color="000009"/>
         </w:rPr>
       </w:pPr>
@@ -2021,6 +5262,8 @@
         <w:rPr>
           <w:color w:val="000009"/>
           <w:spacing w:val="-2"/>
+          <w:sz w:val="24"/>
+          <w:szCs w:val="24"/>
           <w:u w:val="single" w:color="000009"/>
         </w:rPr>
       </w:pPr>
@@ -2028,136 +5271,1741 @@
     <w:p>
       <w:pPr>
         <w:pStyle w:val="Heading1"/>
-      </w:pPr>
-      <w:r>
         <w:rPr>
           <w:color w:val="000009"/>
           <w:spacing w:val="-2"/>
+          <w:sz w:val="24"/>
+          <w:szCs w:val="24"/>
           <w:u w:val="single" w:color="000009"/>
         </w:rPr>
+      </w:pPr>
+    </w:p>
+    <w:p>
+      <w:pPr>
+        <w:pStyle w:val="Heading1"/>
+        <w:rPr>
+          <w:color w:val="000009"/>
+          <w:spacing w:val="-2"/>
+          <w:sz w:val="24"/>
+          <w:szCs w:val="24"/>
+          <w:u w:val="single" w:color="000009"/>
+        </w:rPr>
+      </w:pPr>
+    </w:p>
+    <w:p>
+      <w:pPr>
+        <w:pStyle w:val="Heading1"/>
+        <w:rPr>
+          <w:color w:val="000009"/>
+          <w:spacing w:val="-2"/>
+          <w:sz w:val="24"/>
+          <w:szCs w:val="24"/>
+          <w:u w:val="single" w:color="000009"/>
+        </w:rPr>
+      </w:pPr>
+    </w:p>
+    <w:p>
+      <w:pPr>
+        <w:pStyle w:val="Heading1"/>
+        <w:rPr>
+          <w:color w:val="000009"/>
+          <w:spacing w:val="-2"/>
+          <w:sz w:val="24"/>
+          <w:szCs w:val="24"/>
+          <w:u w:val="single" w:color="000009"/>
+        </w:rPr>
+      </w:pPr>
+    </w:p>
+    <w:p>
+      <w:pPr>
+        <w:pStyle w:val="Heading1"/>
+        <w:rPr>
+          <w:color w:val="000009"/>
+          <w:spacing w:val="-2"/>
+          <w:sz w:val="24"/>
+          <w:szCs w:val="24"/>
+          <w:u w:val="single" w:color="000009"/>
+        </w:rPr>
+      </w:pPr>
+    </w:p>
+    <w:p>
+      <w:pPr>
+        <w:pStyle w:val="Heading1"/>
+        <w:rPr>
+          <w:color w:val="000009"/>
+          <w:spacing w:val="-2"/>
+          <w:sz w:val="24"/>
+          <w:szCs w:val="24"/>
+          <w:u w:val="single" w:color="000009"/>
+        </w:rPr>
+      </w:pPr>
+    </w:p>
+    <w:p>
+      <w:pPr>
+        <w:pStyle w:val="Heading1"/>
+        <w:rPr>
+          <w:sz w:val="24"/>
+          <w:szCs w:val="24"/>
+        </w:rPr>
+      </w:pPr>
+      <w:r>
+        <w:rPr>
+          <w:color w:val="000009"/>
+          <w:spacing w:val="-2"/>
+          <w:sz w:val="24"/>
+          <w:szCs w:val="24"/>
+          <w:u w:val="single" w:color="000009"/>
+        </w:rPr>
+        <w:lastRenderedPageBreak/>
         <w:t>Design Patterns</w:t>
       </w:r>
     </w:p>
     <w:p>
       <w:pPr>
-        <w:pStyle w:val="Heading1"/>
-        <w:rPr>
-          <w:b w:val="0"/>
-          <w:bCs w:val="0"/>
-          <w:color w:val="000009"/>
-          <w:spacing w:val="-2"/>
-          <w:u w:color="000009"/>
-        </w:rPr>
-      </w:pPr>
-      <w:r>
-        <w:rPr>
-          <w:b w:val="0"/>
-          <w:bCs w:val="0"/>
-          <w:color w:val="000009"/>
-          <w:spacing w:val="-2"/>
-          <w:u w:color="000009"/>
-        </w:rPr>
-        <w:t>&lt;Explanation of pattern usage in the project&gt;</w:t>
-      </w:r>
-    </w:p>
-    <w:p>
-      <w:pPr>
-        <w:pStyle w:val="Heading1"/>
-        <w:rPr>
-          <w:color w:val="000009"/>
-          <w:spacing w:val="-2"/>
-          <w:u w:val="single" w:color="000009"/>
-        </w:rPr>
-      </w:pPr>
-    </w:p>
-    <w:p>
-      <w:pPr>
-        <w:pStyle w:val="BodyText"/>
-        <w:spacing w:before="17"/>
-      </w:pPr>
-    </w:p>
-    <w:p>
-      <w:pPr>
-        <w:pStyle w:val="BodyText"/>
-        <w:spacing w:before="17"/>
-      </w:pPr>
-    </w:p>
-    <w:p>
-      <w:pPr>
-        <w:pStyle w:val="BodyText"/>
-        <w:spacing w:before="17"/>
-      </w:pPr>
+        <w:tabs>
+          <w:tab w:val="left" w:pos="142"/>
+        </w:tabs>
+        <w:spacing w:before="80" w:after="80"/>
+        <w:ind w:left="1276" w:right="900"/>
+        <w:rPr>
+          <w:sz w:val="24"/>
+          <w:szCs w:val="24"/>
+        </w:rPr>
+      </w:pPr>
+      <w:r>
+        <w:rPr>
+          <w:rFonts w:eastAsia="Arial"/>
+          <w:sz w:val="24"/>
+          <w:szCs w:val="24"/>
+        </w:rPr>
+        <w:t>The following four design patterns are implemented in the project — one creational, one structural, one behavioral, and one enforced by the framework.</w:t>
+      </w:r>
+    </w:p>
+    <w:p>
+      <w:pPr>
+        <w:tabs>
+          <w:tab w:val="left" w:pos="142"/>
+        </w:tabs>
+        <w:spacing w:before="100" w:after="100"/>
+        <w:ind w:left="1276" w:right="900"/>
+        <w:rPr>
+          <w:sz w:val="24"/>
+          <w:szCs w:val="24"/>
+        </w:rPr>
+      </w:pPr>
+    </w:p>
+    <w:p>
+      <w:pPr>
+        <w:pStyle w:val="Heading2"/>
+        <w:tabs>
+          <w:tab w:val="left" w:pos="142"/>
+        </w:tabs>
+        <w:ind w:left="1276" w:right="900"/>
+        <w:rPr>
+          <w:rFonts w:ascii="Times New Roman" w:hAnsi="Times New Roman" w:cs="Times New Roman"/>
+          <w:sz w:val="24"/>
+          <w:szCs w:val="24"/>
+        </w:rPr>
+      </w:pPr>
+      <w:r>
+        <w:rPr>
+          <w:rFonts w:ascii="Times New Roman" w:hAnsi="Times New Roman" w:cs="Times New Roman"/>
+          <w:b/>
+          <w:bCs/>
+          <w:sz w:val="24"/>
+          <w:szCs w:val="24"/>
+        </w:rPr>
+        <w:t xml:space="preserve">5.1 Singleton Pattern (Creational) — </w:t>
+      </w:r>
+      <w:proofErr w:type="spellStart"/>
+      <w:r>
+        <w:rPr>
+          <w:rFonts w:ascii="Times New Roman" w:hAnsi="Times New Roman" w:cs="Times New Roman"/>
+          <w:b/>
+          <w:bCs/>
+          <w:sz w:val="24"/>
+          <w:szCs w:val="24"/>
+        </w:rPr>
+        <w:t>Abhing</w:t>
+      </w:r>
+      <w:proofErr w:type="spellEnd"/>
+      <w:r>
+        <w:rPr>
+          <w:rFonts w:ascii="Times New Roman" w:hAnsi="Times New Roman" w:cs="Times New Roman"/>
+          <w:b/>
+          <w:bCs/>
+          <w:sz w:val="24"/>
+          <w:szCs w:val="24"/>
+        </w:rPr>
+        <w:t xml:space="preserve"> Das</w:t>
+      </w:r>
+    </w:p>
+    <w:p>
+      <w:pPr>
+        <w:tabs>
+          <w:tab w:val="left" w:pos="142"/>
+        </w:tabs>
+        <w:spacing w:before="80" w:after="80"/>
+        <w:ind w:left="1276" w:right="900"/>
+        <w:rPr>
+          <w:sz w:val="24"/>
+          <w:szCs w:val="24"/>
+        </w:rPr>
+      </w:pPr>
+      <w:r>
+        <w:rPr>
+          <w:rFonts w:eastAsia="Arial"/>
+          <w:sz w:val="24"/>
+          <w:szCs w:val="24"/>
+        </w:rPr>
+        <w:t>Intent: Ensure a class has only one instance and provide a global point of access to it.</w:t>
+      </w:r>
+    </w:p>
+    <w:p>
+      <w:pPr>
+        <w:tabs>
+          <w:tab w:val="left" w:pos="142"/>
+        </w:tabs>
+        <w:spacing w:before="100" w:after="100"/>
+        <w:ind w:left="1276" w:right="900"/>
+        <w:rPr>
+          <w:sz w:val="24"/>
+          <w:szCs w:val="24"/>
+        </w:rPr>
+      </w:pPr>
+    </w:p>
+    <w:p>
+      <w:pPr>
+        <w:tabs>
+          <w:tab w:val="left" w:pos="142"/>
+        </w:tabs>
+        <w:spacing w:before="80" w:after="80"/>
+        <w:ind w:left="1276" w:right="900"/>
+        <w:rPr>
+          <w:sz w:val="24"/>
+          <w:szCs w:val="24"/>
+        </w:rPr>
+      </w:pPr>
+      <w:r>
+        <w:rPr>
+          <w:rFonts w:eastAsia="Arial"/>
+          <w:sz w:val="24"/>
+          <w:szCs w:val="24"/>
+        </w:rPr>
+        <w:t>Application in the project:</w:t>
+      </w:r>
+    </w:p>
+    <w:p>
+      <w:pPr>
+        <w:pStyle w:val="ListParagraph"/>
+        <w:widowControl/>
+        <w:numPr>
+          <w:ilvl w:val="0"/>
+          <w:numId w:val="2"/>
+        </w:numPr>
+        <w:tabs>
+          <w:tab w:val="left" w:pos="142"/>
+        </w:tabs>
+        <w:suppressAutoHyphens w:val="0"/>
+        <w:spacing w:before="60" w:after="60"/>
+        <w:ind w:left="1276" w:right="900"/>
+        <w:rPr>
+          <w:sz w:val="24"/>
+          <w:szCs w:val="24"/>
+        </w:rPr>
+      </w:pPr>
+      <w:r>
+        <w:rPr>
+          <w:rFonts w:eastAsia="Arial"/>
+          <w:sz w:val="24"/>
+          <w:szCs w:val="24"/>
+        </w:rPr>
+        <w:t xml:space="preserve">Spring Boot by default creates all @Service and @Repository beans as Singletons — there is exactly one instance of </w:t>
+      </w:r>
+      <w:proofErr w:type="spellStart"/>
+      <w:r>
+        <w:rPr>
+          <w:rFonts w:eastAsia="Arial"/>
+          <w:sz w:val="24"/>
+          <w:szCs w:val="24"/>
+        </w:rPr>
+        <w:t>GuestService</w:t>
+      </w:r>
+      <w:proofErr w:type="spellEnd"/>
+      <w:r>
+        <w:rPr>
+          <w:rFonts w:eastAsia="Arial"/>
+          <w:sz w:val="24"/>
+          <w:szCs w:val="24"/>
+        </w:rPr>
+        <w:t xml:space="preserve">, </w:t>
+      </w:r>
+      <w:proofErr w:type="spellStart"/>
+      <w:r>
+        <w:rPr>
+          <w:rFonts w:eastAsia="Arial"/>
+          <w:sz w:val="24"/>
+          <w:szCs w:val="24"/>
+        </w:rPr>
+        <w:t>EmployeeService</w:t>
+      </w:r>
+      <w:proofErr w:type="spellEnd"/>
+      <w:r>
+        <w:rPr>
+          <w:rFonts w:eastAsia="Arial"/>
+          <w:sz w:val="24"/>
+          <w:szCs w:val="24"/>
+        </w:rPr>
+        <w:t xml:space="preserve">, </w:t>
+      </w:r>
+      <w:proofErr w:type="spellStart"/>
+      <w:r>
+        <w:rPr>
+          <w:rFonts w:eastAsia="Arial"/>
+          <w:sz w:val="24"/>
+          <w:szCs w:val="24"/>
+        </w:rPr>
+        <w:t>PaymentService</w:t>
+      </w:r>
+      <w:proofErr w:type="spellEnd"/>
+      <w:r>
+        <w:rPr>
+          <w:rFonts w:eastAsia="Arial"/>
+          <w:sz w:val="24"/>
+          <w:szCs w:val="24"/>
+        </w:rPr>
+        <w:t>, etc. in the application context.</w:t>
+      </w:r>
+    </w:p>
+    <w:p>
+      <w:pPr>
+        <w:pStyle w:val="ListParagraph"/>
+        <w:widowControl/>
+        <w:numPr>
+          <w:ilvl w:val="0"/>
+          <w:numId w:val="2"/>
+        </w:numPr>
+        <w:tabs>
+          <w:tab w:val="left" w:pos="142"/>
+        </w:tabs>
+        <w:suppressAutoHyphens w:val="0"/>
+        <w:spacing w:before="60" w:after="60"/>
+        <w:ind w:left="1276" w:right="900"/>
+        <w:rPr>
+          <w:sz w:val="24"/>
+          <w:szCs w:val="24"/>
+        </w:rPr>
+      </w:pPr>
+      <w:r>
+        <w:rPr>
+          <w:rFonts w:eastAsia="Arial"/>
+          <w:sz w:val="24"/>
+          <w:szCs w:val="24"/>
+        </w:rPr>
+        <w:t xml:space="preserve">This means all controllers share the same </w:t>
+      </w:r>
+      <w:proofErr w:type="spellStart"/>
+      <w:r>
+        <w:rPr>
+          <w:rFonts w:eastAsia="Arial"/>
+          <w:sz w:val="24"/>
+          <w:szCs w:val="24"/>
+        </w:rPr>
+        <w:t>GuestService</w:t>
+      </w:r>
+      <w:proofErr w:type="spellEnd"/>
+      <w:r>
+        <w:rPr>
+          <w:rFonts w:eastAsia="Arial"/>
+          <w:sz w:val="24"/>
+          <w:szCs w:val="24"/>
+        </w:rPr>
+        <w:t xml:space="preserve"> instance. There is no duplication of database connections or business logic objects.</w:t>
+      </w:r>
+    </w:p>
+    <w:p>
+      <w:pPr>
+        <w:pStyle w:val="ListParagraph"/>
+        <w:widowControl/>
+        <w:numPr>
+          <w:ilvl w:val="0"/>
+          <w:numId w:val="2"/>
+        </w:numPr>
+        <w:tabs>
+          <w:tab w:val="left" w:pos="142"/>
+        </w:tabs>
+        <w:suppressAutoHyphens w:val="0"/>
+        <w:spacing w:before="60" w:after="60"/>
+        <w:ind w:left="1276" w:right="900"/>
+        <w:rPr>
+          <w:sz w:val="24"/>
+          <w:szCs w:val="24"/>
+        </w:rPr>
+      </w:pPr>
+      <w:r>
+        <w:rPr>
+          <w:rFonts w:eastAsia="Arial"/>
+          <w:sz w:val="24"/>
+          <w:szCs w:val="24"/>
+        </w:rPr>
+        <w:t xml:space="preserve">The Spring </w:t>
+      </w:r>
+      <w:proofErr w:type="spellStart"/>
+      <w:r>
+        <w:rPr>
+          <w:rFonts w:eastAsia="Arial"/>
+          <w:sz w:val="24"/>
+          <w:szCs w:val="24"/>
+        </w:rPr>
+        <w:t>ApplicationContext</w:t>
+      </w:r>
+      <w:proofErr w:type="spellEnd"/>
+      <w:r>
+        <w:rPr>
+          <w:rFonts w:eastAsia="Arial"/>
+          <w:sz w:val="24"/>
+          <w:szCs w:val="24"/>
+        </w:rPr>
+        <w:t xml:space="preserve"> itself acts as the Singleton container.</w:t>
+      </w:r>
+    </w:p>
+    <w:p>
+      <w:pPr>
+        <w:tabs>
+          <w:tab w:val="left" w:pos="142"/>
+        </w:tabs>
+        <w:spacing w:before="100" w:after="100"/>
+        <w:ind w:left="1276" w:right="900"/>
+        <w:rPr>
+          <w:sz w:val="24"/>
+          <w:szCs w:val="24"/>
+        </w:rPr>
+      </w:pPr>
+    </w:p>
+    <w:p>
+      <w:pPr>
+        <w:tabs>
+          <w:tab w:val="left" w:pos="142"/>
+        </w:tabs>
+        <w:spacing w:before="80" w:after="80"/>
+        <w:ind w:left="1276" w:right="900"/>
+        <w:rPr>
+          <w:sz w:val="24"/>
+          <w:szCs w:val="24"/>
+        </w:rPr>
+      </w:pPr>
+      <w:r>
+        <w:rPr>
+          <w:rFonts w:eastAsia="Arial"/>
+          <w:sz w:val="24"/>
+          <w:szCs w:val="24"/>
+        </w:rPr>
+        <w:t xml:space="preserve">Code evidence: @Service annotation on </w:t>
+      </w:r>
+      <w:proofErr w:type="spellStart"/>
+      <w:r>
+        <w:rPr>
+          <w:rFonts w:eastAsia="Arial"/>
+          <w:sz w:val="24"/>
+          <w:szCs w:val="24"/>
+        </w:rPr>
+        <w:t>GuestService</w:t>
+      </w:r>
+      <w:proofErr w:type="spellEnd"/>
+      <w:r>
+        <w:rPr>
+          <w:rFonts w:eastAsia="Arial"/>
+          <w:sz w:val="24"/>
+          <w:szCs w:val="24"/>
+        </w:rPr>
+        <w:t xml:space="preserve">, @Repository on </w:t>
+      </w:r>
+      <w:proofErr w:type="spellStart"/>
+      <w:r>
+        <w:rPr>
+          <w:rFonts w:eastAsia="Arial"/>
+          <w:sz w:val="24"/>
+          <w:szCs w:val="24"/>
+        </w:rPr>
+        <w:t>GuestRepository</w:t>
+      </w:r>
+      <w:proofErr w:type="spellEnd"/>
+      <w:r>
+        <w:rPr>
+          <w:rFonts w:eastAsia="Arial"/>
+          <w:sz w:val="24"/>
+          <w:szCs w:val="24"/>
+        </w:rPr>
+        <w:t xml:space="preserve"> — Spring manages these as singleton beans by default.</w:t>
+      </w:r>
+    </w:p>
+    <w:p>
+      <w:pPr>
+        <w:tabs>
+          <w:tab w:val="left" w:pos="142"/>
+        </w:tabs>
+        <w:spacing w:before="100" w:after="100"/>
+        <w:ind w:left="1276" w:right="900"/>
+        <w:rPr>
+          <w:sz w:val="24"/>
+          <w:szCs w:val="24"/>
+        </w:rPr>
+      </w:pPr>
+    </w:p>
+    <w:p>
+      <w:pPr>
+        <w:tabs>
+          <w:tab w:val="left" w:pos="142"/>
+        </w:tabs>
+        <w:spacing w:before="80" w:after="80"/>
+        <w:ind w:left="1276" w:right="900"/>
+        <w:rPr>
+          <w:sz w:val="24"/>
+          <w:szCs w:val="24"/>
+        </w:rPr>
+      </w:pPr>
+      <w:r>
+        <w:rPr>
+          <w:rFonts w:eastAsia="Arial"/>
+          <w:sz w:val="24"/>
+          <w:szCs w:val="24"/>
+        </w:rPr>
+        <w:t>Without Singleton: Each controller would create its own service instance, leading to inconsistent state and wasted memory.</w:t>
+      </w:r>
+    </w:p>
+    <w:p>
+      <w:pPr>
+        <w:tabs>
+          <w:tab w:val="left" w:pos="142"/>
+        </w:tabs>
+        <w:spacing w:before="100" w:after="100"/>
+        <w:ind w:left="1276" w:right="900"/>
+        <w:rPr>
+          <w:sz w:val="24"/>
+          <w:szCs w:val="24"/>
+        </w:rPr>
+      </w:pPr>
+    </w:p>
+    <w:p>
+      <w:pPr>
+        <w:pStyle w:val="Heading2"/>
+        <w:tabs>
+          <w:tab w:val="left" w:pos="142"/>
+        </w:tabs>
+        <w:ind w:left="1276" w:right="900"/>
+        <w:rPr>
+          <w:rFonts w:ascii="Times New Roman" w:hAnsi="Times New Roman" w:cs="Times New Roman"/>
+          <w:sz w:val="24"/>
+          <w:szCs w:val="24"/>
+        </w:rPr>
+      </w:pPr>
+      <w:r>
+        <w:rPr>
+          <w:rFonts w:ascii="Times New Roman" w:hAnsi="Times New Roman" w:cs="Times New Roman"/>
+          <w:b/>
+          <w:bCs/>
+          <w:sz w:val="24"/>
+          <w:szCs w:val="24"/>
+        </w:rPr>
+        <w:t>5.2 Facade Pattern (Structural) — Aarush Ryan Lobo</w:t>
+      </w:r>
+    </w:p>
+    <w:p>
+      <w:pPr>
+        <w:tabs>
+          <w:tab w:val="left" w:pos="142"/>
+        </w:tabs>
+        <w:spacing w:before="80" w:after="80"/>
+        <w:ind w:left="1276" w:right="900"/>
+        <w:rPr>
+          <w:sz w:val="24"/>
+          <w:szCs w:val="24"/>
+        </w:rPr>
+      </w:pPr>
+      <w:r>
+        <w:rPr>
+          <w:rFonts w:eastAsia="Arial"/>
+          <w:sz w:val="24"/>
+          <w:szCs w:val="24"/>
+        </w:rPr>
+        <w:t>Intent: Provide a simplified interface to a complex subsystem.</w:t>
+      </w:r>
+    </w:p>
+    <w:p>
+      <w:pPr>
+        <w:tabs>
+          <w:tab w:val="left" w:pos="142"/>
+        </w:tabs>
+        <w:spacing w:before="100" w:after="100"/>
+        <w:ind w:left="1276" w:right="900"/>
+        <w:rPr>
+          <w:sz w:val="24"/>
+          <w:szCs w:val="24"/>
+        </w:rPr>
+      </w:pPr>
+    </w:p>
+    <w:p>
+      <w:pPr>
+        <w:tabs>
+          <w:tab w:val="left" w:pos="142"/>
+        </w:tabs>
+        <w:spacing w:before="80" w:after="80"/>
+        <w:ind w:left="1276" w:right="900"/>
+        <w:rPr>
+          <w:sz w:val="24"/>
+          <w:szCs w:val="24"/>
+        </w:rPr>
+      </w:pPr>
+      <w:r>
+        <w:rPr>
+          <w:rFonts w:eastAsia="Arial"/>
+          <w:sz w:val="24"/>
+          <w:szCs w:val="24"/>
+        </w:rPr>
+        <w:t>Application in the project:</w:t>
+      </w:r>
+    </w:p>
+    <w:p>
+      <w:pPr>
+        <w:pStyle w:val="ListParagraph"/>
+        <w:widowControl/>
+        <w:numPr>
+          <w:ilvl w:val="0"/>
+          <w:numId w:val="2"/>
+        </w:numPr>
+        <w:tabs>
+          <w:tab w:val="left" w:pos="142"/>
+        </w:tabs>
+        <w:suppressAutoHyphens w:val="0"/>
+        <w:spacing w:before="60" w:after="60"/>
+        <w:ind w:left="1276" w:right="900"/>
+        <w:rPr>
+          <w:sz w:val="24"/>
+          <w:szCs w:val="24"/>
+        </w:rPr>
+      </w:pPr>
+      <w:proofErr w:type="spellStart"/>
+      <w:r>
+        <w:rPr>
+          <w:rFonts w:eastAsia="Arial"/>
+          <w:sz w:val="24"/>
+          <w:szCs w:val="24"/>
+        </w:rPr>
+        <w:t>ReservationService</w:t>
+      </w:r>
+      <w:proofErr w:type="spellEnd"/>
+      <w:r>
+        <w:rPr>
+          <w:rFonts w:eastAsia="Arial"/>
+          <w:sz w:val="24"/>
+          <w:szCs w:val="24"/>
+        </w:rPr>
+        <w:t xml:space="preserve"> acts as a Facade over the complex subsystem of </w:t>
+      </w:r>
+      <w:proofErr w:type="spellStart"/>
+      <w:r>
+        <w:rPr>
+          <w:rFonts w:eastAsia="Arial"/>
+          <w:sz w:val="24"/>
+          <w:szCs w:val="24"/>
+        </w:rPr>
+        <w:t>ReservationRepository</w:t>
+      </w:r>
+      <w:proofErr w:type="spellEnd"/>
+      <w:r>
+        <w:rPr>
+          <w:rFonts w:eastAsia="Arial"/>
+          <w:sz w:val="24"/>
+          <w:szCs w:val="24"/>
+        </w:rPr>
+        <w:t xml:space="preserve">, </w:t>
+      </w:r>
+      <w:proofErr w:type="spellStart"/>
+      <w:r>
+        <w:rPr>
+          <w:rFonts w:eastAsia="Arial"/>
+          <w:sz w:val="24"/>
+          <w:szCs w:val="24"/>
+        </w:rPr>
+        <w:t>RoomRepository</w:t>
+      </w:r>
+      <w:proofErr w:type="spellEnd"/>
+      <w:r>
+        <w:rPr>
+          <w:rFonts w:eastAsia="Arial"/>
+          <w:sz w:val="24"/>
+          <w:szCs w:val="24"/>
+        </w:rPr>
+        <w:t>, and related business logic.</w:t>
+      </w:r>
+    </w:p>
+    <w:p>
+      <w:pPr>
+        <w:pStyle w:val="ListParagraph"/>
+        <w:widowControl/>
+        <w:numPr>
+          <w:ilvl w:val="0"/>
+          <w:numId w:val="2"/>
+        </w:numPr>
+        <w:tabs>
+          <w:tab w:val="left" w:pos="142"/>
+        </w:tabs>
+        <w:suppressAutoHyphens w:val="0"/>
+        <w:spacing w:before="60" w:after="60"/>
+        <w:ind w:left="1276" w:right="900"/>
+        <w:rPr>
+          <w:sz w:val="24"/>
+          <w:szCs w:val="24"/>
+        </w:rPr>
+      </w:pPr>
+      <w:r>
+        <w:rPr>
+          <w:rFonts w:eastAsia="Arial"/>
+          <w:sz w:val="24"/>
+          <w:szCs w:val="24"/>
+        </w:rPr>
+        <w:t xml:space="preserve">When a guest books a room, the controller simply calls </w:t>
+      </w:r>
+      <w:proofErr w:type="spellStart"/>
+      <w:r>
+        <w:rPr>
+          <w:rFonts w:eastAsia="Arial"/>
+          <w:sz w:val="24"/>
+          <w:szCs w:val="24"/>
+        </w:rPr>
+        <w:t>reservationService.bookRoom</w:t>
+      </w:r>
+      <w:proofErr w:type="spellEnd"/>
+      <w:r>
+        <w:rPr>
+          <w:rFonts w:eastAsia="Arial"/>
+          <w:sz w:val="24"/>
+          <w:szCs w:val="24"/>
+        </w:rPr>
+        <w:t>(...). Internally, this method: validates room availability, creates the reservation object, updates the room status, saves both to the database — all hidden behind one method call.</w:t>
+      </w:r>
+    </w:p>
+    <w:p>
+      <w:pPr>
+        <w:pStyle w:val="ListParagraph"/>
+        <w:widowControl/>
+        <w:numPr>
+          <w:ilvl w:val="0"/>
+          <w:numId w:val="2"/>
+        </w:numPr>
+        <w:tabs>
+          <w:tab w:val="left" w:pos="142"/>
+        </w:tabs>
+        <w:suppressAutoHyphens w:val="0"/>
+        <w:spacing w:before="60" w:after="60"/>
+        <w:ind w:left="1276" w:right="900"/>
+        <w:rPr>
+          <w:sz w:val="24"/>
+          <w:szCs w:val="24"/>
+        </w:rPr>
+      </w:pPr>
+      <w:r>
+        <w:rPr>
+          <w:rFonts w:eastAsia="Arial"/>
+          <w:sz w:val="24"/>
+          <w:szCs w:val="24"/>
+        </w:rPr>
+        <w:t xml:space="preserve">The </w:t>
+      </w:r>
+      <w:proofErr w:type="spellStart"/>
+      <w:r>
+        <w:rPr>
+          <w:rFonts w:eastAsia="Arial"/>
+          <w:sz w:val="24"/>
+          <w:szCs w:val="24"/>
+        </w:rPr>
+        <w:t>ReservationController</w:t>
+      </w:r>
+      <w:proofErr w:type="spellEnd"/>
+      <w:r>
+        <w:rPr>
+          <w:rFonts w:eastAsia="Arial"/>
+          <w:sz w:val="24"/>
+          <w:szCs w:val="24"/>
+        </w:rPr>
+        <w:t xml:space="preserve"> does not need to know about </w:t>
+      </w:r>
+      <w:proofErr w:type="spellStart"/>
+      <w:r>
+        <w:rPr>
+          <w:rFonts w:eastAsia="Arial"/>
+          <w:sz w:val="24"/>
+          <w:szCs w:val="24"/>
+        </w:rPr>
+        <w:t>RoomRepository</w:t>
+      </w:r>
+      <w:proofErr w:type="spellEnd"/>
+      <w:r>
+        <w:rPr>
+          <w:rFonts w:eastAsia="Arial"/>
+          <w:sz w:val="24"/>
+          <w:szCs w:val="24"/>
+        </w:rPr>
+        <w:t xml:space="preserve"> or how room status is updated. It just calls the facade.</w:t>
+      </w:r>
+    </w:p>
+    <w:p>
+      <w:pPr>
+        <w:tabs>
+          <w:tab w:val="left" w:pos="142"/>
+        </w:tabs>
+        <w:spacing w:before="100" w:after="100"/>
+        <w:ind w:left="1276" w:right="900"/>
+        <w:rPr>
+          <w:sz w:val="24"/>
+          <w:szCs w:val="24"/>
+        </w:rPr>
+      </w:pPr>
+    </w:p>
+    <w:p>
+      <w:pPr>
+        <w:tabs>
+          <w:tab w:val="left" w:pos="142"/>
+        </w:tabs>
+        <w:spacing w:before="80" w:after="80"/>
+        <w:ind w:left="1276" w:right="900"/>
+        <w:rPr>
+          <w:sz w:val="24"/>
+          <w:szCs w:val="24"/>
+        </w:rPr>
+      </w:pPr>
+      <w:r>
+        <w:rPr>
+          <w:rFonts w:eastAsia="Arial"/>
+          <w:sz w:val="24"/>
+          <w:szCs w:val="24"/>
+        </w:rPr>
+        <w:t xml:space="preserve">Code evidence: </w:t>
+      </w:r>
+      <w:proofErr w:type="spellStart"/>
+      <w:r>
+        <w:rPr>
+          <w:rFonts w:eastAsia="Arial"/>
+          <w:sz w:val="24"/>
+          <w:szCs w:val="24"/>
+        </w:rPr>
+        <w:t>ReservationController</w:t>
+      </w:r>
+      <w:proofErr w:type="spellEnd"/>
+      <w:r>
+        <w:rPr>
+          <w:rFonts w:eastAsia="Arial"/>
+          <w:sz w:val="24"/>
+          <w:szCs w:val="24"/>
+        </w:rPr>
+        <w:t xml:space="preserve"> calls </w:t>
+      </w:r>
+      <w:proofErr w:type="spellStart"/>
+      <w:r>
+        <w:rPr>
+          <w:rFonts w:eastAsia="Arial"/>
+          <w:sz w:val="24"/>
+          <w:szCs w:val="24"/>
+        </w:rPr>
+        <w:t>reservationService.bookRoom</w:t>
+      </w:r>
+      <w:proofErr w:type="spellEnd"/>
+      <w:r>
+        <w:rPr>
+          <w:rFonts w:eastAsia="Arial"/>
+          <w:sz w:val="24"/>
+          <w:szCs w:val="24"/>
+        </w:rPr>
+        <w:t xml:space="preserve">(), </w:t>
+      </w:r>
+      <w:proofErr w:type="spellStart"/>
+      <w:r>
+        <w:rPr>
+          <w:rFonts w:eastAsia="Arial"/>
+          <w:sz w:val="24"/>
+          <w:szCs w:val="24"/>
+        </w:rPr>
+        <w:t>reservationService.checkIn</w:t>
+      </w:r>
+      <w:proofErr w:type="spellEnd"/>
+      <w:r>
+        <w:rPr>
+          <w:rFonts w:eastAsia="Arial"/>
+          <w:sz w:val="24"/>
+          <w:szCs w:val="24"/>
+        </w:rPr>
+        <w:t xml:space="preserve">(), </w:t>
+      </w:r>
+      <w:proofErr w:type="spellStart"/>
+      <w:r>
+        <w:rPr>
+          <w:rFonts w:eastAsia="Arial"/>
+          <w:sz w:val="24"/>
+          <w:szCs w:val="24"/>
+        </w:rPr>
+        <w:t>reservationService.checkOut</w:t>
+      </w:r>
+      <w:proofErr w:type="spellEnd"/>
+      <w:r>
+        <w:rPr>
+          <w:rFonts w:eastAsia="Arial"/>
+          <w:sz w:val="24"/>
+          <w:szCs w:val="24"/>
+        </w:rPr>
+        <w:t>() — all complex multi-step operations hidden behind simple method names.</w:t>
+      </w:r>
+    </w:p>
+    <w:p>
+      <w:pPr>
+        <w:tabs>
+          <w:tab w:val="left" w:pos="142"/>
+        </w:tabs>
+        <w:spacing w:before="100" w:after="100"/>
+        <w:ind w:left="1276" w:right="900"/>
+        <w:rPr>
+          <w:sz w:val="24"/>
+          <w:szCs w:val="24"/>
+        </w:rPr>
+      </w:pPr>
+    </w:p>
+    <w:p>
+      <w:pPr>
+        <w:tabs>
+          <w:tab w:val="left" w:pos="142"/>
+        </w:tabs>
+        <w:spacing w:before="100" w:after="100"/>
+        <w:ind w:left="1276" w:right="900"/>
+        <w:rPr>
+          <w:sz w:val="24"/>
+          <w:szCs w:val="24"/>
+        </w:rPr>
+      </w:pPr>
+    </w:p>
+    <w:p>
+      <w:pPr>
+        <w:tabs>
+          <w:tab w:val="left" w:pos="142"/>
+        </w:tabs>
+        <w:spacing w:before="100" w:after="100"/>
+        <w:ind w:left="1276" w:right="900"/>
+        <w:rPr>
+          <w:sz w:val="24"/>
+          <w:szCs w:val="24"/>
+        </w:rPr>
+      </w:pPr>
+    </w:p>
+    <w:p>
+      <w:pPr>
+        <w:tabs>
+          <w:tab w:val="left" w:pos="142"/>
+        </w:tabs>
+        <w:spacing w:before="100" w:after="100"/>
+        <w:ind w:left="1276" w:right="900"/>
+        <w:rPr>
+          <w:sz w:val="24"/>
+          <w:szCs w:val="24"/>
+        </w:rPr>
+      </w:pPr>
+    </w:p>
+    <w:p>
+      <w:pPr>
+        <w:tabs>
+          <w:tab w:val="left" w:pos="142"/>
+        </w:tabs>
+        <w:spacing w:before="100" w:after="100"/>
+        <w:ind w:left="1276" w:right="900"/>
+        <w:rPr>
+          <w:sz w:val="24"/>
+          <w:szCs w:val="24"/>
+        </w:rPr>
+      </w:pPr>
+    </w:p>
+    <w:p>
+      <w:pPr>
+        <w:pStyle w:val="Heading2"/>
+        <w:tabs>
+          <w:tab w:val="left" w:pos="142"/>
+        </w:tabs>
+        <w:ind w:left="1276" w:right="900"/>
+        <w:rPr>
+          <w:rFonts w:ascii="Times New Roman" w:hAnsi="Times New Roman" w:cs="Times New Roman"/>
+          <w:sz w:val="24"/>
+          <w:szCs w:val="24"/>
+        </w:rPr>
+      </w:pPr>
+      <w:r>
+        <w:rPr>
+          <w:rFonts w:ascii="Times New Roman" w:hAnsi="Times New Roman" w:cs="Times New Roman"/>
+          <w:b/>
+          <w:bCs/>
+          <w:sz w:val="24"/>
+          <w:szCs w:val="24"/>
+        </w:rPr>
+        <w:lastRenderedPageBreak/>
+        <w:t>5.3 Observer Pattern (Behavioral) — Kusumita</w:t>
+      </w:r>
+    </w:p>
+    <w:p>
+      <w:pPr>
+        <w:tabs>
+          <w:tab w:val="left" w:pos="142"/>
+        </w:tabs>
+        <w:spacing w:before="80" w:after="80"/>
+        <w:ind w:left="1276" w:right="900"/>
+        <w:rPr>
+          <w:sz w:val="24"/>
+          <w:szCs w:val="24"/>
+        </w:rPr>
+      </w:pPr>
+      <w:r>
+        <w:rPr>
+          <w:rFonts w:eastAsia="Arial"/>
+          <w:sz w:val="24"/>
+          <w:szCs w:val="24"/>
+        </w:rPr>
+        <w:t>Intent: Define a one-to-many dependency between objects so that when one object changes state, all its dependents are notified automatically.</w:t>
+      </w:r>
+    </w:p>
+    <w:p>
+      <w:pPr>
+        <w:tabs>
+          <w:tab w:val="left" w:pos="142"/>
+        </w:tabs>
+        <w:spacing w:before="100" w:after="100"/>
+        <w:ind w:left="1276" w:right="900"/>
+        <w:rPr>
+          <w:sz w:val="24"/>
+          <w:szCs w:val="24"/>
+        </w:rPr>
+      </w:pPr>
+    </w:p>
+    <w:p>
+      <w:pPr>
+        <w:tabs>
+          <w:tab w:val="left" w:pos="142"/>
+        </w:tabs>
+        <w:spacing w:before="80" w:after="80"/>
+        <w:ind w:left="1276" w:right="900"/>
+        <w:rPr>
+          <w:sz w:val="24"/>
+          <w:szCs w:val="24"/>
+        </w:rPr>
+      </w:pPr>
+      <w:r>
+        <w:rPr>
+          <w:rFonts w:eastAsia="Arial"/>
+          <w:sz w:val="24"/>
+          <w:szCs w:val="24"/>
+        </w:rPr>
+        <w:t>Application in the project:</w:t>
+      </w:r>
+    </w:p>
+    <w:p>
+      <w:pPr>
+        <w:pStyle w:val="ListParagraph"/>
+        <w:widowControl/>
+        <w:numPr>
+          <w:ilvl w:val="0"/>
+          <w:numId w:val="2"/>
+        </w:numPr>
+        <w:tabs>
+          <w:tab w:val="left" w:pos="142"/>
+        </w:tabs>
+        <w:suppressAutoHyphens w:val="0"/>
+        <w:spacing w:before="60" w:after="60"/>
+        <w:ind w:left="1276" w:right="900"/>
+        <w:rPr>
+          <w:sz w:val="24"/>
+          <w:szCs w:val="24"/>
+        </w:rPr>
+      </w:pPr>
+      <w:r>
+        <w:rPr>
+          <w:rFonts w:eastAsia="Arial"/>
+          <w:sz w:val="24"/>
+          <w:szCs w:val="24"/>
+        </w:rPr>
+        <w:t xml:space="preserve">When a guest submits a ServiceRequest, the </w:t>
+      </w:r>
+      <w:proofErr w:type="spellStart"/>
+      <w:r>
+        <w:rPr>
+          <w:rFonts w:eastAsia="Arial"/>
+          <w:sz w:val="24"/>
+          <w:szCs w:val="24"/>
+        </w:rPr>
+        <w:t>ServicesService</w:t>
+      </w:r>
+      <w:proofErr w:type="spellEnd"/>
+      <w:r>
+        <w:rPr>
+          <w:rFonts w:eastAsia="Arial"/>
+          <w:sz w:val="24"/>
+          <w:szCs w:val="24"/>
+        </w:rPr>
+        <w:t xml:space="preserve"> saves it with status OPEN. The employee dashboard observes this by querying all open requests — effectively watching for state changes.</w:t>
+      </w:r>
+    </w:p>
+    <w:p>
+      <w:pPr>
+        <w:pStyle w:val="ListParagraph"/>
+        <w:widowControl/>
+        <w:numPr>
+          <w:ilvl w:val="0"/>
+          <w:numId w:val="2"/>
+        </w:numPr>
+        <w:tabs>
+          <w:tab w:val="left" w:pos="142"/>
+        </w:tabs>
+        <w:suppressAutoHyphens w:val="0"/>
+        <w:spacing w:before="60" w:after="60"/>
+        <w:ind w:left="1276" w:right="900"/>
+        <w:rPr>
+          <w:sz w:val="24"/>
+          <w:szCs w:val="24"/>
+        </w:rPr>
+      </w:pPr>
+      <w:r>
+        <w:rPr>
+          <w:rFonts w:eastAsia="Arial"/>
+          <w:sz w:val="24"/>
+          <w:szCs w:val="24"/>
+        </w:rPr>
+        <w:t>Conceptually, the ServiceRequest entity is the subject. When its status changes from OPEN to RESOLVED by an employee, the guest's view of their requests is automatically updated on the next page refresh.</w:t>
+      </w:r>
+    </w:p>
+    <w:p>
+      <w:pPr>
+        <w:pStyle w:val="ListParagraph"/>
+        <w:widowControl/>
+        <w:numPr>
+          <w:ilvl w:val="0"/>
+          <w:numId w:val="2"/>
+        </w:numPr>
+        <w:tabs>
+          <w:tab w:val="left" w:pos="142"/>
+        </w:tabs>
+        <w:suppressAutoHyphens w:val="0"/>
+        <w:spacing w:before="60" w:after="60"/>
+        <w:ind w:left="1276" w:right="900"/>
+        <w:rPr>
+          <w:sz w:val="24"/>
+          <w:szCs w:val="24"/>
+        </w:rPr>
+      </w:pPr>
+      <w:r>
+        <w:rPr>
+          <w:rFonts w:eastAsia="Arial"/>
+          <w:sz w:val="24"/>
+          <w:szCs w:val="24"/>
+        </w:rPr>
+        <w:t>Spring Data JPA's change detection acts as the notification mechanism — any save() triggers a database update which all observers (views) will see on next query.</w:t>
+      </w:r>
+    </w:p>
+    <w:p>
+      <w:pPr>
+        <w:tabs>
+          <w:tab w:val="left" w:pos="142"/>
+        </w:tabs>
+        <w:spacing w:before="100" w:after="100"/>
+        <w:ind w:left="1276" w:right="900"/>
+        <w:rPr>
+          <w:sz w:val="24"/>
+          <w:szCs w:val="24"/>
+        </w:rPr>
+      </w:pPr>
+    </w:p>
+    <w:p>
+      <w:pPr>
+        <w:tabs>
+          <w:tab w:val="left" w:pos="142"/>
+        </w:tabs>
+        <w:spacing w:before="80" w:after="80"/>
+        <w:ind w:left="1276" w:right="900"/>
+        <w:rPr>
+          <w:sz w:val="24"/>
+          <w:szCs w:val="24"/>
+        </w:rPr>
+      </w:pPr>
+      <w:r>
+        <w:rPr>
+          <w:rFonts w:eastAsia="Arial"/>
+          <w:sz w:val="24"/>
+          <w:szCs w:val="24"/>
+        </w:rPr>
+        <w:t xml:space="preserve">Code evidence: </w:t>
+      </w:r>
+      <w:proofErr w:type="spellStart"/>
+      <w:r>
+        <w:rPr>
+          <w:rFonts w:eastAsia="Arial"/>
+          <w:sz w:val="24"/>
+          <w:szCs w:val="24"/>
+        </w:rPr>
+        <w:t>ServicesController.resolve</w:t>
+      </w:r>
+      <w:proofErr w:type="spellEnd"/>
+      <w:r>
+        <w:rPr>
+          <w:rFonts w:eastAsia="Arial"/>
+          <w:sz w:val="24"/>
+          <w:szCs w:val="24"/>
+        </w:rPr>
+        <w:t xml:space="preserve">() calls </w:t>
+      </w:r>
+      <w:proofErr w:type="spellStart"/>
+      <w:r>
+        <w:rPr>
+          <w:rFonts w:eastAsia="Arial"/>
+          <w:sz w:val="24"/>
+          <w:szCs w:val="24"/>
+        </w:rPr>
+        <w:t>servicesService.resolveRequest</w:t>
+      </w:r>
+      <w:proofErr w:type="spellEnd"/>
+      <w:r>
+        <w:rPr>
+          <w:rFonts w:eastAsia="Arial"/>
+          <w:sz w:val="24"/>
+          <w:szCs w:val="24"/>
+        </w:rPr>
+        <w:t xml:space="preserve">() which updates status to RESOLVED and saves — any view that subsequently calls </w:t>
+      </w:r>
+      <w:proofErr w:type="spellStart"/>
+      <w:r>
+        <w:rPr>
+          <w:rFonts w:eastAsia="Arial"/>
+          <w:sz w:val="24"/>
+          <w:szCs w:val="24"/>
+        </w:rPr>
+        <w:t>getAllRequests</w:t>
+      </w:r>
+      <w:proofErr w:type="spellEnd"/>
+      <w:r>
+        <w:rPr>
+          <w:rFonts w:eastAsia="Arial"/>
+          <w:sz w:val="24"/>
+          <w:szCs w:val="24"/>
+        </w:rPr>
+        <w:t>() sees the updated state.</w:t>
+      </w:r>
+    </w:p>
+    <w:p>
+      <w:pPr>
+        <w:tabs>
+          <w:tab w:val="left" w:pos="142"/>
+        </w:tabs>
+        <w:spacing w:before="100" w:after="100"/>
+        <w:ind w:left="1276" w:right="900"/>
+        <w:rPr>
+          <w:sz w:val="24"/>
+          <w:szCs w:val="24"/>
+        </w:rPr>
+      </w:pPr>
+    </w:p>
+    <w:p>
+      <w:pPr>
+        <w:pStyle w:val="Heading2"/>
+        <w:tabs>
+          <w:tab w:val="left" w:pos="142"/>
+        </w:tabs>
+        <w:ind w:left="1276" w:right="900"/>
+        <w:rPr>
+          <w:rFonts w:ascii="Times New Roman" w:hAnsi="Times New Roman" w:cs="Times New Roman"/>
+          <w:sz w:val="24"/>
+          <w:szCs w:val="24"/>
+        </w:rPr>
+      </w:pPr>
+      <w:r>
+        <w:rPr>
+          <w:rFonts w:ascii="Times New Roman" w:hAnsi="Times New Roman" w:cs="Times New Roman"/>
+          <w:b/>
+          <w:bCs/>
+          <w:sz w:val="24"/>
+          <w:szCs w:val="24"/>
+        </w:rPr>
+        <w:t>5.4 Repository Pattern (Framework-enforced) — Amogh Vaidya</w:t>
+      </w:r>
+    </w:p>
+    <w:p>
+      <w:pPr>
+        <w:tabs>
+          <w:tab w:val="left" w:pos="142"/>
+        </w:tabs>
+        <w:spacing w:before="80" w:after="80"/>
+        <w:ind w:left="1276" w:right="900"/>
+        <w:rPr>
+          <w:sz w:val="24"/>
+          <w:szCs w:val="24"/>
+        </w:rPr>
+      </w:pPr>
+      <w:r>
+        <w:rPr>
+          <w:rFonts w:eastAsia="Arial"/>
+          <w:sz w:val="24"/>
+          <w:szCs w:val="24"/>
+        </w:rPr>
+        <w:t>Intent: Abstract the data layer, providing a collection-like interface for accessing domain objects.</w:t>
+      </w:r>
+    </w:p>
+    <w:p>
+      <w:pPr>
+        <w:tabs>
+          <w:tab w:val="left" w:pos="142"/>
+        </w:tabs>
+        <w:spacing w:before="100" w:after="100"/>
+        <w:ind w:left="1276" w:right="900"/>
+        <w:rPr>
+          <w:sz w:val="24"/>
+          <w:szCs w:val="24"/>
+        </w:rPr>
+      </w:pPr>
+    </w:p>
+    <w:p>
+      <w:pPr>
+        <w:tabs>
+          <w:tab w:val="left" w:pos="142"/>
+        </w:tabs>
+        <w:spacing w:before="80" w:after="80"/>
+        <w:ind w:left="1276" w:right="900"/>
+        <w:rPr>
+          <w:sz w:val="24"/>
+          <w:szCs w:val="24"/>
+        </w:rPr>
+      </w:pPr>
+      <w:r>
+        <w:rPr>
+          <w:rFonts w:eastAsia="Arial"/>
+          <w:sz w:val="24"/>
+          <w:szCs w:val="24"/>
+        </w:rPr>
+        <w:t>Application in the project:</w:t>
+      </w:r>
+    </w:p>
+    <w:p>
+      <w:pPr>
+        <w:pStyle w:val="ListParagraph"/>
+        <w:widowControl/>
+        <w:numPr>
+          <w:ilvl w:val="0"/>
+          <w:numId w:val="2"/>
+        </w:numPr>
+        <w:tabs>
+          <w:tab w:val="left" w:pos="142"/>
+        </w:tabs>
+        <w:suppressAutoHyphens w:val="0"/>
+        <w:spacing w:before="60" w:after="60"/>
+        <w:ind w:left="1276" w:right="900"/>
+        <w:rPr>
+          <w:sz w:val="24"/>
+          <w:szCs w:val="24"/>
+        </w:rPr>
+      </w:pPr>
+      <w:r>
+        <w:rPr>
+          <w:rFonts w:eastAsia="Arial"/>
+          <w:sz w:val="24"/>
+          <w:szCs w:val="24"/>
+        </w:rPr>
+        <w:t xml:space="preserve">Spring Data JPA enforces the Repository pattern through the </w:t>
+      </w:r>
+      <w:proofErr w:type="spellStart"/>
+      <w:r>
+        <w:rPr>
+          <w:rFonts w:eastAsia="Arial"/>
+          <w:sz w:val="24"/>
+          <w:szCs w:val="24"/>
+        </w:rPr>
+        <w:t>JpaRepository</w:t>
+      </w:r>
+      <w:proofErr w:type="spellEnd"/>
+      <w:r>
+        <w:rPr>
+          <w:rFonts w:eastAsia="Arial"/>
+          <w:sz w:val="24"/>
+          <w:szCs w:val="24"/>
+        </w:rPr>
+        <w:t xml:space="preserve"> interface.</w:t>
+      </w:r>
+    </w:p>
+    <w:p>
+      <w:pPr>
+        <w:pStyle w:val="ListParagraph"/>
+        <w:widowControl/>
+        <w:numPr>
+          <w:ilvl w:val="0"/>
+          <w:numId w:val="2"/>
+        </w:numPr>
+        <w:tabs>
+          <w:tab w:val="left" w:pos="142"/>
+        </w:tabs>
+        <w:suppressAutoHyphens w:val="0"/>
+        <w:spacing w:before="60" w:after="60"/>
+        <w:ind w:left="1276" w:right="900"/>
+        <w:rPr>
+          <w:sz w:val="24"/>
+          <w:szCs w:val="24"/>
+        </w:rPr>
+      </w:pPr>
+      <w:r>
+        <w:rPr>
+          <w:rFonts w:eastAsia="Arial"/>
+          <w:sz w:val="24"/>
+          <w:szCs w:val="24"/>
+        </w:rPr>
+        <w:t xml:space="preserve">Each entity has a dedicated repository: </w:t>
+      </w:r>
+      <w:proofErr w:type="spellStart"/>
+      <w:r>
+        <w:rPr>
+          <w:rFonts w:eastAsia="Arial"/>
+          <w:sz w:val="24"/>
+          <w:szCs w:val="24"/>
+        </w:rPr>
+        <w:t>GuestRepository</w:t>
+      </w:r>
+      <w:proofErr w:type="spellEnd"/>
+      <w:r>
+        <w:rPr>
+          <w:rFonts w:eastAsia="Arial"/>
+          <w:sz w:val="24"/>
+          <w:szCs w:val="24"/>
+        </w:rPr>
+        <w:t xml:space="preserve">, </w:t>
+      </w:r>
+      <w:proofErr w:type="spellStart"/>
+      <w:r>
+        <w:rPr>
+          <w:rFonts w:eastAsia="Arial"/>
+          <w:sz w:val="24"/>
+          <w:szCs w:val="24"/>
+        </w:rPr>
+        <w:t>RoomRepository</w:t>
+      </w:r>
+      <w:proofErr w:type="spellEnd"/>
+      <w:r>
+        <w:rPr>
+          <w:rFonts w:eastAsia="Arial"/>
+          <w:sz w:val="24"/>
+          <w:szCs w:val="24"/>
+        </w:rPr>
+        <w:t xml:space="preserve">, </w:t>
+      </w:r>
+      <w:proofErr w:type="spellStart"/>
+      <w:r>
+        <w:rPr>
+          <w:rFonts w:eastAsia="Arial"/>
+          <w:sz w:val="24"/>
+          <w:szCs w:val="24"/>
+        </w:rPr>
+        <w:t>ReservationRepository</w:t>
+      </w:r>
+      <w:proofErr w:type="spellEnd"/>
+      <w:r>
+        <w:rPr>
+          <w:rFonts w:eastAsia="Arial"/>
+          <w:sz w:val="24"/>
+          <w:szCs w:val="24"/>
+        </w:rPr>
+        <w:t xml:space="preserve">, </w:t>
+      </w:r>
+      <w:proofErr w:type="spellStart"/>
+      <w:r>
+        <w:rPr>
+          <w:rFonts w:eastAsia="Arial"/>
+          <w:sz w:val="24"/>
+          <w:szCs w:val="24"/>
+        </w:rPr>
+        <w:t>InvoiceRepository</w:t>
+      </w:r>
+      <w:proofErr w:type="spellEnd"/>
+      <w:r>
+        <w:rPr>
+          <w:rFonts w:eastAsia="Arial"/>
+          <w:sz w:val="24"/>
+          <w:szCs w:val="24"/>
+        </w:rPr>
+        <w:t xml:space="preserve">, </w:t>
+      </w:r>
+      <w:proofErr w:type="spellStart"/>
+      <w:r>
+        <w:rPr>
+          <w:rFonts w:eastAsia="Arial"/>
+          <w:sz w:val="24"/>
+          <w:szCs w:val="24"/>
+        </w:rPr>
+        <w:t>PaymentRepository</w:t>
+      </w:r>
+      <w:proofErr w:type="spellEnd"/>
+      <w:r>
+        <w:rPr>
+          <w:rFonts w:eastAsia="Arial"/>
+          <w:sz w:val="24"/>
+          <w:szCs w:val="24"/>
+        </w:rPr>
+        <w:t xml:space="preserve">, </w:t>
+      </w:r>
+      <w:proofErr w:type="spellStart"/>
+      <w:r>
+        <w:rPr>
+          <w:rFonts w:eastAsia="Arial"/>
+          <w:sz w:val="24"/>
+          <w:szCs w:val="24"/>
+        </w:rPr>
+        <w:t>ServiceRequestRepository</w:t>
+      </w:r>
+      <w:proofErr w:type="spellEnd"/>
+      <w:r>
+        <w:rPr>
+          <w:rFonts w:eastAsia="Arial"/>
+          <w:sz w:val="24"/>
+          <w:szCs w:val="24"/>
+        </w:rPr>
+        <w:t xml:space="preserve">, </w:t>
+      </w:r>
+      <w:proofErr w:type="spellStart"/>
+      <w:r>
+        <w:rPr>
+          <w:rFonts w:eastAsia="Arial"/>
+          <w:sz w:val="24"/>
+          <w:szCs w:val="24"/>
+        </w:rPr>
+        <w:t>HousekeepingTaskRepository</w:t>
+      </w:r>
+      <w:proofErr w:type="spellEnd"/>
+      <w:r>
+        <w:rPr>
+          <w:rFonts w:eastAsia="Arial"/>
+          <w:sz w:val="24"/>
+          <w:szCs w:val="24"/>
+        </w:rPr>
+        <w:t xml:space="preserve">, </w:t>
+      </w:r>
+      <w:proofErr w:type="spellStart"/>
+      <w:r>
+        <w:rPr>
+          <w:rFonts w:eastAsia="Arial"/>
+          <w:sz w:val="24"/>
+          <w:szCs w:val="24"/>
+        </w:rPr>
+        <w:t>EmployeeRepository</w:t>
+      </w:r>
+      <w:proofErr w:type="spellEnd"/>
+      <w:r>
+        <w:rPr>
+          <w:rFonts w:eastAsia="Arial"/>
+          <w:sz w:val="24"/>
+          <w:szCs w:val="24"/>
+        </w:rPr>
+        <w:t>.</w:t>
+      </w:r>
+    </w:p>
+    <w:p>
+      <w:pPr>
+        <w:pStyle w:val="ListParagraph"/>
+        <w:widowControl/>
+        <w:numPr>
+          <w:ilvl w:val="0"/>
+          <w:numId w:val="2"/>
+        </w:numPr>
+        <w:tabs>
+          <w:tab w:val="left" w:pos="142"/>
+        </w:tabs>
+        <w:suppressAutoHyphens w:val="0"/>
+        <w:spacing w:before="60" w:after="60"/>
+        <w:ind w:left="1276" w:right="900"/>
+        <w:rPr>
+          <w:sz w:val="24"/>
+          <w:szCs w:val="24"/>
+        </w:rPr>
+      </w:pPr>
+      <w:r>
+        <w:rPr>
+          <w:rFonts w:eastAsia="Arial"/>
+          <w:sz w:val="24"/>
+          <w:szCs w:val="24"/>
+        </w:rPr>
+        <w:t xml:space="preserve">Business logic in Service classes never writes raw SQL. They use repository methods: save(), </w:t>
+      </w:r>
+      <w:proofErr w:type="spellStart"/>
+      <w:r>
+        <w:rPr>
+          <w:rFonts w:eastAsia="Arial"/>
+          <w:sz w:val="24"/>
+          <w:szCs w:val="24"/>
+        </w:rPr>
+        <w:t>findById</w:t>
+      </w:r>
+      <w:proofErr w:type="spellEnd"/>
+      <w:r>
+        <w:rPr>
+          <w:rFonts w:eastAsia="Arial"/>
+          <w:sz w:val="24"/>
+          <w:szCs w:val="24"/>
+        </w:rPr>
+        <w:t xml:space="preserve">(), </w:t>
+      </w:r>
+      <w:proofErr w:type="spellStart"/>
+      <w:r>
+        <w:rPr>
+          <w:rFonts w:eastAsia="Arial"/>
+          <w:sz w:val="24"/>
+          <w:szCs w:val="24"/>
+        </w:rPr>
+        <w:t>findAll</w:t>
+      </w:r>
+      <w:proofErr w:type="spellEnd"/>
+      <w:r>
+        <w:rPr>
+          <w:rFonts w:eastAsia="Arial"/>
+          <w:sz w:val="24"/>
+          <w:szCs w:val="24"/>
+        </w:rPr>
+        <w:t xml:space="preserve">(), </w:t>
+      </w:r>
+      <w:proofErr w:type="spellStart"/>
+      <w:r>
+        <w:rPr>
+          <w:rFonts w:eastAsia="Arial"/>
+          <w:sz w:val="24"/>
+          <w:szCs w:val="24"/>
+        </w:rPr>
+        <w:t>findByGuestId</w:t>
+      </w:r>
+      <w:proofErr w:type="spellEnd"/>
+      <w:r>
+        <w:rPr>
+          <w:rFonts w:eastAsia="Arial"/>
+          <w:sz w:val="24"/>
+          <w:szCs w:val="24"/>
+        </w:rPr>
+        <w:t xml:space="preserve">(), </w:t>
+      </w:r>
+      <w:proofErr w:type="spellStart"/>
+      <w:r>
+        <w:rPr>
+          <w:rFonts w:eastAsia="Arial"/>
+          <w:sz w:val="24"/>
+          <w:szCs w:val="24"/>
+        </w:rPr>
+        <w:t>findByStatus</w:t>
+      </w:r>
+      <w:proofErr w:type="spellEnd"/>
+      <w:r>
+        <w:rPr>
+          <w:rFonts w:eastAsia="Arial"/>
+          <w:sz w:val="24"/>
+          <w:szCs w:val="24"/>
+        </w:rPr>
+        <w:t>() etc.</w:t>
+      </w:r>
+    </w:p>
+    <w:p>
+      <w:pPr>
+        <w:pStyle w:val="ListParagraph"/>
+        <w:widowControl/>
+        <w:numPr>
+          <w:ilvl w:val="0"/>
+          <w:numId w:val="2"/>
+        </w:numPr>
+        <w:tabs>
+          <w:tab w:val="left" w:pos="142"/>
+        </w:tabs>
+        <w:suppressAutoHyphens w:val="0"/>
+        <w:spacing w:before="60" w:after="60"/>
+        <w:ind w:left="1276" w:right="900"/>
+        <w:rPr>
+          <w:sz w:val="24"/>
+          <w:szCs w:val="24"/>
+        </w:rPr>
+      </w:pPr>
+      <w:r>
+        <w:rPr>
+          <w:rFonts w:eastAsia="Arial"/>
+          <w:sz w:val="24"/>
+          <w:szCs w:val="24"/>
+        </w:rPr>
+        <w:t>Custom queries are added as method signatures — Spring generates the implementation automatically.</w:t>
+      </w:r>
+    </w:p>
+    <w:p>
+      <w:pPr>
+        <w:tabs>
+          <w:tab w:val="left" w:pos="142"/>
+        </w:tabs>
+        <w:spacing w:before="100" w:after="100"/>
+        <w:ind w:left="1276" w:right="900"/>
+        <w:rPr>
+          <w:sz w:val="24"/>
+          <w:szCs w:val="24"/>
+        </w:rPr>
+      </w:pPr>
+    </w:p>
+    <w:p>
+      <w:pPr>
+        <w:tabs>
+          <w:tab w:val="left" w:pos="142"/>
+        </w:tabs>
+        <w:spacing w:before="80" w:after="80"/>
+        <w:ind w:left="1276" w:right="900"/>
+        <w:rPr>
+          <w:sz w:val="24"/>
+          <w:szCs w:val="24"/>
+        </w:rPr>
+      </w:pPr>
+      <w:r>
+        <w:rPr>
+          <w:rFonts w:eastAsia="Arial"/>
+          <w:sz w:val="24"/>
+          <w:szCs w:val="24"/>
+        </w:rPr>
+        <w:t xml:space="preserve">Code evidence: </w:t>
+      </w:r>
+      <w:proofErr w:type="spellStart"/>
+      <w:r>
+        <w:rPr>
+          <w:rFonts w:eastAsia="Arial"/>
+          <w:sz w:val="24"/>
+          <w:szCs w:val="24"/>
+        </w:rPr>
+        <w:t>InvoiceRepository.findByReservationId</w:t>
+      </w:r>
+      <w:proofErr w:type="spellEnd"/>
+      <w:r>
+        <w:rPr>
+          <w:rFonts w:eastAsia="Arial"/>
+          <w:sz w:val="24"/>
+          <w:szCs w:val="24"/>
+        </w:rPr>
+        <w:t>(String) — declared as one line, Spring generates the full SQL query implementation at runtime.</w:t>
+      </w:r>
+    </w:p>
+    <w:p>
+      <w:pPr>
+        <w:tabs>
+          <w:tab w:val="left" w:pos="142"/>
+        </w:tabs>
+        <w:ind w:right="900"/>
+        <w:rPr>
+          <w:sz w:val="24"/>
+          <w:szCs w:val="24"/>
+        </w:rPr>
+      </w:pPr>
+      <w:r>
+        <w:rPr>
+          <w:sz w:val="24"/>
+          <w:szCs w:val="24"/>
+        </w:rPr>
+        <w:br w:type="page"/>
+      </w:r>
     </w:p>
     <w:p>
       <w:pPr>
         <w:pStyle w:val="Heading3"/>
-      </w:pPr>
-      <w:proofErr w:type="spellStart"/>
-      <w:r>
-        <w:rPr>
-          <w:color w:val="000009"/>
-        </w:rPr>
-        <w:t>Github</w:t>
-      </w:r>
-      <w:proofErr w:type="spellEnd"/>
-      <w:r>
-        <w:rPr>
-          <w:color w:val="000009"/>
-          <w:spacing w:val="-8"/>
-        </w:rPr>
-        <w:t xml:space="preserve"> </w:t>
-      </w:r>
-      <w:r>
-        <w:rPr>
-          <w:color w:val="000009"/>
-        </w:rPr>
-        <w:t>link</w:t>
-      </w:r>
-      <w:r>
-        <w:rPr>
-          <w:color w:val="000009"/>
-          <w:spacing w:val="-7"/>
-        </w:rPr>
-        <w:t xml:space="preserve"> </w:t>
-      </w:r>
-      <w:r>
-        <w:rPr>
-          <w:color w:val="000009"/>
-        </w:rPr>
-        <w:t>to</w:t>
-      </w:r>
-      <w:r>
-        <w:rPr>
-          <w:color w:val="000009"/>
-          <w:spacing w:val="-5"/>
-        </w:rPr>
-        <w:t xml:space="preserve"> </w:t>
-      </w:r>
-      <w:r>
-        <w:rPr>
-          <w:color w:val="000009"/>
-        </w:rPr>
-        <w:t>the</w:t>
-      </w:r>
-      <w:r>
-        <w:rPr>
-          <w:color w:val="000009"/>
-          <w:spacing w:val="-7"/>
-        </w:rPr>
-        <w:t xml:space="preserve"> </w:t>
-      </w:r>
-      <w:r>
-        <w:rPr>
-          <w:color w:val="000009"/>
-          <w:spacing w:val="-2"/>
-        </w:rPr>
-        <w:t>Codebase: (repository should be public)</w:t>
-      </w:r>
-    </w:p>
-    <w:p>
-      <w:pPr>
-        <w:spacing w:before="298"/>
-        <w:ind w:left="1843"/>
+        <w:rPr>
+          <w:sz w:val="24"/>
+          <w:szCs w:val="24"/>
+        </w:rPr>
         <w:sectPr>
           <w:pgSz w:w="12240" w:h="15840"/>
           <w:pgMar w:top="1760" w:right="0" w:bottom="280" w:left="0" w:header="0" w:footer="0" w:gutter="0"/>
@@ -2166,29 +7014,120 @@
           <w:docGrid w:linePitch="100" w:charSpace="4096"/>
         </w:sectPr>
       </w:pPr>
-      <w:hyperlink r:id="rId6">
-        <w:r>
-          <w:rPr>
-            <w:rStyle w:val="Hyperlink"/>
-            <w:rFonts w:ascii="Arial" w:hAnsi="Arial"/>
-            <w:color w:val="0000FF"/>
-            <w:spacing w:val="-2"/>
-            <w:sz w:val="28"/>
-            <w:u w:color="0000FF"/>
-          </w:rPr>
-          <w:t>https://github.com/</w:t>
-        </w:r>
-      </w:hyperlink>
+      <w:proofErr w:type="spellStart"/>
+      <w:r>
+        <w:rPr>
+          <w:color w:val="000009"/>
+          <w:sz w:val="24"/>
+          <w:szCs w:val="24"/>
+        </w:rPr>
+        <w:lastRenderedPageBreak/>
+        <w:t>Github</w:t>
+      </w:r>
+      <w:proofErr w:type="spellEnd"/>
+      <w:r>
+        <w:rPr>
+          <w:color w:val="000009"/>
+          <w:spacing w:val="-8"/>
+          <w:sz w:val="24"/>
+          <w:szCs w:val="24"/>
+        </w:rPr>
+        <w:t xml:space="preserve"> </w:t>
+      </w:r>
+      <w:r>
+        <w:rPr>
+          <w:color w:val="000009"/>
+          <w:sz w:val="24"/>
+          <w:szCs w:val="24"/>
+        </w:rPr>
+        <w:t>link</w:t>
+      </w:r>
+      <w:r>
+        <w:rPr>
+          <w:color w:val="000009"/>
+          <w:spacing w:val="-7"/>
+          <w:sz w:val="24"/>
+          <w:szCs w:val="24"/>
+        </w:rPr>
+        <w:t xml:space="preserve"> </w:t>
+      </w:r>
+      <w:r>
+        <w:rPr>
+          <w:color w:val="000009"/>
+          <w:sz w:val="24"/>
+          <w:szCs w:val="24"/>
+        </w:rPr>
+        <w:t>to</w:t>
+      </w:r>
+      <w:r>
+        <w:rPr>
+          <w:color w:val="000009"/>
+          <w:spacing w:val="-5"/>
+          <w:sz w:val="24"/>
+          <w:szCs w:val="24"/>
+        </w:rPr>
+        <w:t xml:space="preserve"> </w:t>
+      </w:r>
+      <w:r>
+        <w:rPr>
+          <w:color w:val="000009"/>
+          <w:sz w:val="24"/>
+          <w:szCs w:val="24"/>
+        </w:rPr>
+        <w:t>the</w:t>
+      </w:r>
+      <w:r>
+        <w:rPr>
+          <w:color w:val="000009"/>
+          <w:spacing w:val="-7"/>
+          <w:sz w:val="24"/>
+          <w:szCs w:val="24"/>
+        </w:rPr>
+        <w:t xml:space="preserve"> </w:t>
+      </w:r>
+      <w:r>
+        <w:rPr>
+          <w:color w:val="000009"/>
+          <w:spacing w:val="-2"/>
+          <w:sz w:val="24"/>
+          <w:szCs w:val="24"/>
+        </w:rPr>
+        <w:t xml:space="preserve">Codebase: </w:t>
+      </w:r>
+      <w:r>
+        <w:rPr>
+          <w:color w:val="000009"/>
+          <w:spacing w:val="-2"/>
+          <w:sz w:val="24"/>
+          <w:szCs w:val="24"/>
+        </w:rPr>
+        <w:t xml:space="preserve">  </w:t>
+      </w:r>
+      <w:r>
+        <w:rPr>
+          <w:color w:val="000009"/>
+          <w:spacing w:val="-2"/>
+          <w:sz w:val="24"/>
+          <w:szCs w:val="24"/>
+        </w:rPr>
+        <w:t>https://github.com/abhin012/OOAD_MINI</w:t>
+      </w:r>
     </w:p>
     <w:p>
       <w:pPr>
         <w:pStyle w:val="Heading1"/>
         <w:spacing w:before="63"/>
+        <w:rPr>
+          <w:sz w:val="24"/>
+          <w:szCs w:val="24"/>
+        </w:rPr>
       </w:pPr>
       <w:r>
         <w:rPr>
           <w:color w:val="000009"/>
           <w:spacing w:val="-2"/>
+          <w:sz w:val="24"/>
+          <w:szCs w:val="24"/>
         </w:rPr>
         <w:lastRenderedPageBreak/>
         <w:t>Screenshots</w:t>
@@ -2199,15 +7138,19 @@
         <w:pStyle w:val="Heading2"/>
         <w:spacing w:before="204"/>
         <w:rPr>
-          <w:rFonts w:ascii="Times New Roman" w:hAnsi="Times New Roman"/>
+          <w:rFonts w:ascii="Times New Roman" w:hAnsi="Times New Roman" w:cs="Times New Roman"/>
+          <w:sz w:val="24"/>
+          <w:szCs w:val="24"/>
           <w:u w:val="none"/>
         </w:rPr>
       </w:pPr>
       <w:r>
         <w:rPr>
-          <w:rFonts w:ascii="Times New Roman" w:hAnsi="Times New Roman"/>
+          <w:rFonts w:ascii="Times New Roman" w:hAnsi="Times New Roman" w:cs="Times New Roman"/>
           <w:color w:val="000009"/>
           <w:spacing w:val="-5"/>
+          <w:sz w:val="24"/>
+          <w:szCs w:val="24"/>
           <w:u w:val="none" w:color="000009"/>
         </w:rPr>
         <w:t>UI:</w:t>
@@ -2216,135 +7159,2949 @@
     <w:p>
       <w:pPr>
         <w:pStyle w:val="BodyText"/>
-        <w:rPr>
-          <w:sz w:val="22"/>
-        </w:rPr>
-      </w:pPr>
+        <w:tabs>
+          <w:tab w:val="left" w:pos="993"/>
+          <w:tab w:val="left" w:pos="1134"/>
+        </w:tabs>
+        <w:ind w:left="1134"/>
+      </w:pPr>
+      <w:r>
+        <w:t xml:space="preserve"> </w:t>
+      </w:r>
     </w:p>
     <w:p>
       <w:pPr>
         <w:pStyle w:val="BodyText"/>
-        <w:rPr>
-          <w:sz w:val="22"/>
-        </w:rPr>
-      </w:pPr>
+      </w:pPr>
+      <w:r>
+        <w:tab/>
+      </w:r>
+      <w:r>
+        <w:t>HOME PAGE:</w:t>
+      </w:r>
+      <w:r>
+        <w:tab/>
+      </w:r>
     </w:p>
     <w:p>
       <w:pPr>
         <w:pStyle w:val="BodyText"/>
-        <w:rPr>
-          <w:sz w:val="22"/>
-        </w:rPr>
       </w:pPr>
     </w:p>
     <w:p>
       <w:pPr>
         <w:pStyle w:val="BodyText"/>
-        <w:spacing w:before="230"/>
-        <w:rPr>
-          <w:sz w:val="22"/>
-        </w:rPr>
-      </w:pPr>
+      </w:pPr>
+      <w:r>
+        <w:rPr>
+          <w:noProof/>
+        </w:rPr>
+        <w:drawing>
+          <wp:inline distT="0" distB="0" distL="0" distR="0" wp14:anchorId="34A8A60C" wp14:editId="412CC459">
+            <wp:extent cx="7772400" cy="3246120"/>
+            <wp:effectExtent l="0" t="0" r="0" b="0"/>
+            <wp:docPr id="591216209" name="Picture 1"/>
+            <wp:cNvGraphicFramePr>
+              <a:graphicFrameLocks xmlns:a="http://schemas.openxmlformats.org/drawingml/2006/main" noChangeAspect="1"/>
+            </wp:cNvGraphicFramePr>
+            <a:graphic xmlns:a="http://schemas.openxmlformats.org/drawingml/2006/main">
+              <a:graphicData uri="http://schemas.openxmlformats.org/drawingml/2006/picture">
+                <pic:pic xmlns:pic="http://schemas.openxmlformats.org/drawingml/2006/picture">
+                  <pic:nvPicPr>
+                    <pic:cNvPr id="591216209" name=""/>
+                    <pic:cNvPicPr/>
+                  </pic:nvPicPr>
+                  <pic:blipFill rotWithShape="1">
+                    <a:blip r:embed="rId16"/>
+                    <a:srcRect b="29693"/>
+                    <a:stretch>
+                      <a:fillRect/>
+                    </a:stretch>
+                  </pic:blipFill>
+                  <pic:spPr bwMode="auto">
+                    <a:xfrm>
+                      <a:off x="0" y="0"/>
+                      <a:ext cx="7772400" cy="3246120"/>
+                    </a:xfrm>
+                    <a:prstGeom prst="rect">
+                      <a:avLst/>
+                    </a:prstGeom>
+                    <a:ln>
+                      <a:noFill/>
+                    </a:ln>
+                    <a:extLst>
+                      <a:ext uri="{53640926-AAD7-44D8-BBD7-CCE9431645EC}">
+                        <a14:shadowObscured xmlns:a14="http://schemas.microsoft.com/office/drawing/2010/main"/>
+                      </a:ext>
+                    </a:extLst>
+                  </pic:spPr>
+                </pic:pic>
+              </a:graphicData>
+            </a:graphic>
+          </wp:inline>
+        </w:drawing>
+      </w:r>
+    </w:p>
+    <w:p>
+      <w:pPr>
+        <w:pStyle w:val="BodyText"/>
+      </w:pPr>
+    </w:p>
+    <w:p>
+      <w:pPr>
+        <w:pStyle w:val="ListParagraph"/>
+        <w:numPr>
+          <w:ilvl w:val="0"/>
+          <w:numId w:val="4"/>
+        </w:numPr>
+        <w:rPr>
+          <w:color w:val="000009"/>
+          <w:sz w:val="24"/>
+          <w:szCs w:val="24"/>
+        </w:rPr>
+      </w:pPr>
+      <w:r>
+        <w:rPr>
+          <w:color w:val="000009"/>
+          <w:sz w:val="24"/>
+          <w:szCs w:val="24"/>
+        </w:rPr>
+        <w:t>GUEST REGISTRATION:</w:t>
+      </w:r>
+    </w:p>
+    <w:p>
+      <w:pPr>
+        <w:rPr>
+          <w:color w:val="000009"/>
+          <w:sz w:val="24"/>
+          <w:szCs w:val="24"/>
+        </w:rPr>
+      </w:pPr>
+      <w:r>
+        <w:rPr>
+          <w:color w:val="000009"/>
+          <w:sz w:val="24"/>
+          <w:szCs w:val="24"/>
+        </w:rPr>
+        <w:drawing>
+          <wp:inline distT="0" distB="0" distL="0" distR="0" wp14:anchorId="2F1F80AD" wp14:editId="42D666BD">
+            <wp:extent cx="7772400" cy="4077335"/>
+            <wp:effectExtent l="0" t="0" r="0" b="0"/>
+            <wp:docPr id="938458388" name="Picture 1"/>
+            <wp:cNvGraphicFramePr>
+              <a:graphicFrameLocks xmlns:a="http://schemas.openxmlformats.org/drawingml/2006/main" noChangeAspect="1"/>
+            </wp:cNvGraphicFramePr>
+            <a:graphic xmlns:a="http://schemas.openxmlformats.org/drawingml/2006/main">
+              <a:graphicData uri="http://schemas.openxmlformats.org/drawingml/2006/picture">
+                <pic:pic xmlns:pic="http://schemas.openxmlformats.org/drawingml/2006/picture">
+                  <pic:nvPicPr>
+                    <pic:cNvPr id="938458388" name=""/>
+                    <pic:cNvPicPr/>
+                  </pic:nvPicPr>
+                  <pic:blipFill>
+                    <a:blip r:embed="rId17"/>
+                    <a:stretch>
+                      <a:fillRect/>
+                    </a:stretch>
+                  </pic:blipFill>
+                  <pic:spPr>
+                    <a:xfrm>
+                      <a:off x="0" y="0"/>
+                      <a:ext cx="7772400" cy="4077335"/>
+                    </a:xfrm>
+                    <a:prstGeom prst="rect">
+                      <a:avLst/>
+                    </a:prstGeom>
+                  </pic:spPr>
+                </pic:pic>
+              </a:graphicData>
+            </a:graphic>
+          </wp:inline>
+        </w:drawing>
+      </w:r>
+    </w:p>
+    <w:p>
+      <w:pPr>
+        <w:pStyle w:val="ListParagraph"/>
+        <w:numPr>
+          <w:ilvl w:val="1"/>
+          <w:numId w:val="4"/>
+        </w:numPr>
+        <w:rPr>
+          <w:color w:val="000009"/>
+          <w:sz w:val="24"/>
+          <w:szCs w:val="24"/>
+        </w:rPr>
+      </w:pPr>
+      <w:r>
+        <w:rPr>
+          <w:color w:val="000009"/>
+          <w:sz w:val="24"/>
+          <w:szCs w:val="24"/>
+        </w:rPr>
+        <w:lastRenderedPageBreak/>
+        <w:t>GUEST LOGIN:</w:t>
+      </w:r>
+    </w:p>
+    <w:p>
+      <w:pPr>
+        <w:rPr>
+          <w:color w:val="000009"/>
+          <w:sz w:val="24"/>
+          <w:szCs w:val="24"/>
+        </w:rPr>
+      </w:pPr>
+      <w:r>
+        <w:rPr>
+          <w:color w:val="000009"/>
+          <w:sz w:val="24"/>
+          <w:szCs w:val="24"/>
+        </w:rPr>
+        <w:drawing>
+          <wp:inline distT="0" distB="0" distL="0" distR="0" wp14:anchorId="5D345AF4" wp14:editId="47C7BDAA">
+            <wp:extent cx="7772400" cy="3525982"/>
+            <wp:effectExtent l="0" t="0" r="0" b="0"/>
+            <wp:docPr id="1614156774" name="Picture 1"/>
+            <wp:cNvGraphicFramePr>
+              <a:graphicFrameLocks xmlns:a="http://schemas.openxmlformats.org/drawingml/2006/main" noChangeAspect="1"/>
+            </wp:cNvGraphicFramePr>
+            <a:graphic xmlns:a="http://schemas.openxmlformats.org/drawingml/2006/main">
+              <a:graphicData uri="http://schemas.openxmlformats.org/drawingml/2006/picture">
+                <pic:pic xmlns:pic="http://schemas.openxmlformats.org/drawingml/2006/picture">
+                  <pic:nvPicPr>
+                    <pic:cNvPr id="1614156774" name=""/>
+                    <pic:cNvPicPr/>
+                  </pic:nvPicPr>
+                  <pic:blipFill>
+                    <a:blip r:embed="rId18"/>
+                    <a:stretch>
+                      <a:fillRect/>
+                    </a:stretch>
+                  </pic:blipFill>
+                  <pic:spPr>
+                    <a:xfrm>
+                      <a:off x="0" y="0"/>
+                      <a:ext cx="7777561" cy="3528323"/>
+                    </a:xfrm>
+                    <a:prstGeom prst="rect">
+                      <a:avLst/>
+                    </a:prstGeom>
+                  </pic:spPr>
+                </pic:pic>
+              </a:graphicData>
+            </a:graphic>
+          </wp:inline>
+        </w:drawing>
+      </w:r>
+    </w:p>
+    <w:p>
+      <w:pPr>
+        <w:rPr>
+          <w:color w:val="000009"/>
+          <w:sz w:val="24"/>
+          <w:szCs w:val="24"/>
+        </w:rPr>
+      </w:pPr>
+    </w:p>
+    <w:p>
+      <w:pPr>
+        <w:rPr>
+          <w:color w:val="000009"/>
+          <w:sz w:val="24"/>
+          <w:szCs w:val="24"/>
+        </w:rPr>
+      </w:pPr>
+    </w:p>
+    <w:p>
+      <w:pPr>
+        <w:pStyle w:val="ListParagraph"/>
+        <w:numPr>
+          <w:ilvl w:val="1"/>
+          <w:numId w:val="4"/>
+        </w:numPr>
+        <w:rPr>
+          <w:color w:val="000009"/>
+          <w:sz w:val="24"/>
+          <w:szCs w:val="24"/>
+        </w:rPr>
+      </w:pPr>
+      <w:r>
+        <w:rPr>
+          <w:color w:val="000009"/>
+          <w:sz w:val="24"/>
+          <w:szCs w:val="24"/>
+        </w:rPr>
+        <w:t>GUEST DASHBOARD:</w:t>
+      </w:r>
+    </w:p>
+    <w:p>
+      <w:pPr>
+        <w:pStyle w:val="ListParagraph"/>
+        <w:ind w:left="1800" w:firstLine="0"/>
+        <w:rPr>
+          <w:color w:val="000009"/>
+          <w:sz w:val="24"/>
+          <w:szCs w:val="24"/>
+        </w:rPr>
+      </w:pPr>
+    </w:p>
+    <w:p>
+      <w:pPr>
+        <w:rPr>
+          <w:color w:val="000009"/>
+          <w:sz w:val="24"/>
+          <w:szCs w:val="24"/>
+        </w:rPr>
+      </w:pPr>
+      <w:r>
+        <w:drawing>
+          <wp:inline distT="0" distB="0" distL="0" distR="0" wp14:anchorId="66C88ED6" wp14:editId="495E7986">
+            <wp:extent cx="7772400" cy="2722418"/>
+            <wp:effectExtent l="0" t="0" r="0" b="1905"/>
+            <wp:docPr id="545589254" name="Picture 1"/>
+            <wp:cNvGraphicFramePr>
+              <a:graphicFrameLocks xmlns:a="http://schemas.openxmlformats.org/drawingml/2006/main" noChangeAspect="1"/>
+            </wp:cNvGraphicFramePr>
+            <a:graphic xmlns:a="http://schemas.openxmlformats.org/drawingml/2006/main">
+              <a:graphicData uri="http://schemas.openxmlformats.org/drawingml/2006/picture">
+                <pic:pic xmlns:pic="http://schemas.openxmlformats.org/drawingml/2006/picture">
+                  <pic:nvPicPr>
+                    <pic:cNvPr id="545589254" name=""/>
+                    <pic:cNvPicPr/>
+                  </pic:nvPicPr>
+                  <pic:blipFill>
+                    <a:blip r:embed="rId19"/>
+                    <a:stretch>
+                      <a:fillRect/>
+                    </a:stretch>
+                  </pic:blipFill>
+                  <pic:spPr>
+                    <a:xfrm>
+                      <a:off x="0" y="0"/>
+                      <a:ext cx="7773799" cy="2722908"/>
+                    </a:xfrm>
+                    <a:prstGeom prst="rect">
+                      <a:avLst/>
+                    </a:prstGeom>
+                  </pic:spPr>
+                </pic:pic>
+              </a:graphicData>
+            </a:graphic>
+          </wp:inline>
+        </w:drawing>
+      </w:r>
+    </w:p>
+    <w:p>
+      <w:pPr>
+        <w:rPr>
+          <w:color w:val="000009"/>
+          <w:sz w:val="24"/>
+          <w:szCs w:val="24"/>
+        </w:rPr>
+      </w:pPr>
+    </w:p>
+    <w:p>
+      <w:pPr>
+        <w:rPr>
+          <w:color w:val="000009"/>
+          <w:sz w:val="24"/>
+          <w:szCs w:val="24"/>
+        </w:rPr>
+      </w:pPr>
+    </w:p>
+    <w:p>
+      <w:pPr>
+        <w:rPr>
+          <w:color w:val="000009"/>
+          <w:sz w:val="24"/>
+          <w:szCs w:val="24"/>
+        </w:rPr>
+      </w:pPr>
+    </w:p>
+    <w:p>
+      <w:pPr>
+        <w:rPr>
+          <w:color w:val="000009"/>
+          <w:sz w:val="24"/>
+          <w:szCs w:val="24"/>
+        </w:rPr>
+      </w:pPr>
+    </w:p>
+    <w:p>
+      <w:pPr>
+        <w:rPr>
+          <w:color w:val="000009"/>
+          <w:sz w:val="24"/>
+          <w:szCs w:val="24"/>
+        </w:rPr>
+      </w:pPr>
+    </w:p>
+    <w:p>
+      <w:pPr>
+        <w:rPr>
+          <w:color w:val="000009"/>
+          <w:sz w:val="24"/>
+          <w:szCs w:val="24"/>
+        </w:rPr>
+      </w:pPr>
+    </w:p>
+    <w:p>
+      <w:pPr>
+        <w:rPr>
+          <w:color w:val="000009"/>
+          <w:sz w:val="24"/>
+          <w:szCs w:val="24"/>
+        </w:rPr>
+      </w:pPr>
+    </w:p>
+    <w:p>
+      <w:pPr>
+        <w:rPr>
+          <w:color w:val="000009"/>
+          <w:sz w:val="24"/>
+          <w:szCs w:val="24"/>
+        </w:rPr>
+      </w:pPr>
+    </w:p>
+    <w:p>
+      <w:pPr>
+        <w:rPr>
+          <w:color w:val="000009"/>
+          <w:sz w:val="24"/>
+          <w:szCs w:val="24"/>
+        </w:rPr>
+      </w:pPr>
+    </w:p>
+    <w:p>
+      <w:pPr>
+        <w:pStyle w:val="ListParagraph"/>
+        <w:numPr>
+          <w:ilvl w:val="1"/>
+          <w:numId w:val="4"/>
+        </w:numPr>
+        <w:rPr>
+          <w:color w:val="000009"/>
+          <w:sz w:val="24"/>
+          <w:szCs w:val="24"/>
+        </w:rPr>
+      </w:pPr>
+      <w:r>
+        <w:rPr>
+          <w:color w:val="000009"/>
+          <w:sz w:val="24"/>
+          <w:szCs w:val="24"/>
+        </w:rPr>
+        <w:lastRenderedPageBreak/>
+        <w:t>AVAILABLE ROOMS:</w:t>
+      </w:r>
+    </w:p>
+    <w:p>
+      <w:pPr>
+        <w:rPr>
+          <w:color w:val="000009"/>
+          <w:sz w:val="24"/>
+          <w:szCs w:val="24"/>
+        </w:rPr>
+      </w:pPr>
+    </w:p>
+    <w:p>
+      <w:pPr>
+        <w:rPr>
+          <w:color w:val="000009"/>
+          <w:sz w:val="24"/>
+          <w:szCs w:val="24"/>
+        </w:rPr>
+      </w:pPr>
+      <w:r>
+        <w:rPr>
+          <w:color w:val="000009"/>
+          <w:sz w:val="24"/>
+          <w:szCs w:val="24"/>
+        </w:rPr>
+        <w:drawing>
+          <wp:inline distT="0" distB="0" distL="0" distR="0" wp14:anchorId="08F48E02" wp14:editId="125E9ED4">
+            <wp:extent cx="7772400" cy="2632364"/>
+            <wp:effectExtent l="0" t="0" r="0" b="0"/>
+            <wp:docPr id="836187057" name="Picture 1"/>
+            <wp:cNvGraphicFramePr>
+              <a:graphicFrameLocks xmlns:a="http://schemas.openxmlformats.org/drawingml/2006/main" noChangeAspect="1"/>
+            </wp:cNvGraphicFramePr>
+            <a:graphic xmlns:a="http://schemas.openxmlformats.org/drawingml/2006/main">
+              <a:graphicData uri="http://schemas.openxmlformats.org/drawingml/2006/picture">
+                <pic:pic xmlns:pic="http://schemas.openxmlformats.org/drawingml/2006/picture">
+                  <pic:nvPicPr>
+                    <pic:cNvPr id="836187057" name=""/>
+                    <pic:cNvPicPr/>
+                  </pic:nvPicPr>
+                  <pic:blipFill>
+                    <a:blip r:embed="rId20"/>
+                    <a:stretch>
+                      <a:fillRect/>
+                    </a:stretch>
+                  </pic:blipFill>
+                  <pic:spPr>
+                    <a:xfrm>
+                      <a:off x="0" y="0"/>
+                      <a:ext cx="7776215" cy="2633656"/>
+                    </a:xfrm>
+                    <a:prstGeom prst="rect">
+                      <a:avLst/>
+                    </a:prstGeom>
+                  </pic:spPr>
+                </pic:pic>
+              </a:graphicData>
+            </a:graphic>
+          </wp:inline>
+        </w:drawing>
+      </w:r>
+    </w:p>
+    <w:p>
+      <w:pPr>
+        <w:rPr>
+          <w:color w:val="000009"/>
+          <w:sz w:val="24"/>
+          <w:szCs w:val="24"/>
+        </w:rPr>
+      </w:pPr>
+    </w:p>
+    <w:p>
+      <w:pPr>
+        <w:pStyle w:val="ListParagraph"/>
+        <w:numPr>
+          <w:ilvl w:val="1"/>
+          <w:numId w:val="4"/>
+        </w:numPr>
+        <w:rPr>
+          <w:color w:val="000009"/>
+          <w:sz w:val="24"/>
+          <w:szCs w:val="24"/>
+        </w:rPr>
+      </w:pPr>
+      <w:r>
+        <w:rPr>
+          <w:color w:val="000009"/>
+          <w:sz w:val="24"/>
+          <w:szCs w:val="24"/>
+        </w:rPr>
+        <w:t>BOOKING A ROOM:</w:t>
+      </w:r>
+    </w:p>
+    <w:p>
+      <w:pPr>
+        <w:pStyle w:val="ListParagraph"/>
+        <w:ind w:left="1800" w:firstLine="0"/>
+        <w:rPr>
+          <w:color w:val="000009"/>
+          <w:sz w:val="24"/>
+          <w:szCs w:val="24"/>
+        </w:rPr>
+      </w:pPr>
+    </w:p>
+    <w:p>
+      <w:pPr>
+        <w:rPr>
+          <w:color w:val="000009"/>
+          <w:sz w:val="24"/>
+          <w:szCs w:val="24"/>
+        </w:rPr>
+      </w:pPr>
+      <w:r>
+        <w:rPr>
+          <w:color w:val="000009"/>
+          <w:sz w:val="24"/>
+          <w:szCs w:val="24"/>
+        </w:rPr>
+        <w:drawing>
+          <wp:inline distT="0" distB="0" distL="0" distR="0" wp14:anchorId="2D344414" wp14:editId="1F9CD878">
+            <wp:extent cx="7772400" cy="4024745"/>
+            <wp:effectExtent l="0" t="0" r="0" b="0"/>
+            <wp:docPr id="960631897" name="Picture 1"/>
+            <wp:cNvGraphicFramePr>
+              <a:graphicFrameLocks xmlns:a="http://schemas.openxmlformats.org/drawingml/2006/main" noChangeAspect="1"/>
+            </wp:cNvGraphicFramePr>
+            <a:graphic xmlns:a="http://schemas.openxmlformats.org/drawingml/2006/main">
+              <a:graphicData uri="http://schemas.openxmlformats.org/drawingml/2006/picture">
+                <pic:pic xmlns:pic="http://schemas.openxmlformats.org/drawingml/2006/picture">
+                  <pic:nvPicPr>
+                    <pic:cNvPr id="960631897" name=""/>
+                    <pic:cNvPicPr/>
+                  </pic:nvPicPr>
+                  <pic:blipFill>
+                    <a:blip r:embed="rId21"/>
+                    <a:stretch>
+                      <a:fillRect/>
+                    </a:stretch>
+                  </pic:blipFill>
+                  <pic:spPr>
+                    <a:xfrm>
+                      <a:off x="0" y="0"/>
+                      <a:ext cx="7774198" cy="4025676"/>
+                    </a:xfrm>
+                    <a:prstGeom prst="rect">
+                      <a:avLst/>
+                    </a:prstGeom>
+                  </pic:spPr>
+                </pic:pic>
+              </a:graphicData>
+            </a:graphic>
+          </wp:inline>
+        </w:drawing>
+      </w:r>
+    </w:p>
+    <w:p>
+      <w:pPr>
+        <w:rPr>
+          <w:color w:val="000009"/>
+          <w:sz w:val="24"/>
+          <w:szCs w:val="24"/>
+        </w:rPr>
+      </w:pPr>
+    </w:p>
+    <w:p>
+      <w:pPr>
+        <w:rPr>
+          <w:color w:val="000009"/>
+          <w:sz w:val="24"/>
+          <w:szCs w:val="24"/>
+        </w:rPr>
+      </w:pPr>
+    </w:p>
+    <w:p>
+      <w:pPr>
+        <w:rPr>
+          <w:color w:val="000009"/>
+          <w:sz w:val="24"/>
+          <w:szCs w:val="24"/>
+        </w:rPr>
+      </w:pPr>
+    </w:p>
+    <w:p>
+      <w:pPr>
+        <w:rPr>
+          <w:color w:val="000009"/>
+          <w:sz w:val="24"/>
+          <w:szCs w:val="24"/>
+        </w:rPr>
+      </w:pPr>
+    </w:p>
+    <w:p>
+      <w:pPr>
+        <w:rPr>
+          <w:color w:val="000009"/>
+          <w:sz w:val="24"/>
+          <w:szCs w:val="24"/>
+        </w:rPr>
+      </w:pPr>
+    </w:p>
+    <w:p>
+      <w:pPr>
+        <w:rPr>
+          <w:color w:val="000009"/>
+          <w:sz w:val="24"/>
+          <w:szCs w:val="24"/>
+        </w:rPr>
+      </w:pPr>
+    </w:p>
+    <w:p>
+      <w:pPr>
+        <w:rPr>
+          <w:color w:val="000009"/>
+          <w:sz w:val="24"/>
+          <w:szCs w:val="24"/>
+        </w:rPr>
+      </w:pPr>
+      <w:r>
+        <w:rPr>
+          <w:color w:val="000009"/>
+          <w:sz w:val="24"/>
+          <w:szCs w:val="24"/>
+        </w:rPr>
+        <w:lastRenderedPageBreak/>
+        <w:drawing>
+          <wp:inline distT="0" distB="0" distL="0" distR="0" wp14:anchorId="7EF2DBE4" wp14:editId="20A2F88D">
+            <wp:extent cx="7772400" cy="4350328"/>
+            <wp:effectExtent l="0" t="0" r="0" b="0"/>
+            <wp:docPr id="1165459857" name="Picture 1"/>
+            <wp:cNvGraphicFramePr>
+              <a:graphicFrameLocks xmlns:a="http://schemas.openxmlformats.org/drawingml/2006/main" noChangeAspect="1"/>
+            </wp:cNvGraphicFramePr>
+            <a:graphic xmlns:a="http://schemas.openxmlformats.org/drawingml/2006/main">
+              <a:graphicData uri="http://schemas.openxmlformats.org/drawingml/2006/picture">
+                <pic:pic xmlns:pic="http://schemas.openxmlformats.org/drawingml/2006/picture">
+                  <pic:nvPicPr>
+                    <pic:cNvPr id="1165459857" name=""/>
+                    <pic:cNvPicPr/>
+                  </pic:nvPicPr>
+                  <pic:blipFill>
+                    <a:blip r:embed="rId22"/>
+                    <a:stretch>
+                      <a:fillRect/>
+                    </a:stretch>
+                  </pic:blipFill>
+                  <pic:spPr>
+                    <a:xfrm>
+                      <a:off x="0" y="0"/>
+                      <a:ext cx="7775445" cy="4352032"/>
+                    </a:xfrm>
+                    <a:prstGeom prst="rect">
+                      <a:avLst/>
+                    </a:prstGeom>
+                  </pic:spPr>
+                </pic:pic>
+              </a:graphicData>
+            </a:graphic>
+          </wp:inline>
+        </w:drawing>
+      </w:r>
+    </w:p>
+    <w:p>
+      <w:pPr>
+        <w:rPr>
+          <w:color w:val="000009"/>
+          <w:sz w:val="24"/>
+          <w:szCs w:val="24"/>
+        </w:rPr>
+      </w:pPr>
+    </w:p>
+    <w:p>
+      <w:pPr>
+        <w:pStyle w:val="ListParagraph"/>
+        <w:numPr>
+          <w:ilvl w:val="1"/>
+          <w:numId w:val="4"/>
+        </w:numPr>
+        <w:rPr>
+          <w:color w:val="000009"/>
+          <w:sz w:val="24"/>
+          <w:szCs w:val="24"/>
+        </w:rPr>
+      </w:pPr>
+      <w:r>
+        <w:rPr>
+          <w:color w:val="000009"/>
+          <w:sz w:val="24"/>
+          <w:szCs w:val="24"/>
+        </w:rPr>
+        <w:t>MY RESERVATIONS:</w:t>
+      </w:r>
+    </w:p>
+    <w:p>
+      <w:pPr>
+        <w:pStyle w:val="ListParagraph"/>
+        <w:ind w:left="1800" w:firstLine="0"/>
+        <w:rPr>
+          <w:color w:val="000009"/>
+          <w:sz w:val="24"/>
+          <w:szCs w:val="24"/>
+        </w:rPr>
+      </w:pPr>
+    </w:p>
+    <w:p>
+      <w:pPr>
+        <w:rPr>
+          <w:color w:val="000009"/>
+          <w:sz w:val="24"/>
+          <w:szCs w:val="24"/>
+        </w:rPr>
+      </w:pPr>
+      <w:r>
+        <w:rPr>
+          <w:color w:val="000009"/>
+          <w:sz w:val="24"/>
+          <w:szCs w:val="24"/>
+        </w:rPr>
+        <w:drawing>
+          <wp:inline distT="0" distB="0" distL="0" distR="0" wp14:anchorId="38469A4F" wp14:editId="4251E25D">
+            <wp:extent cx="7772400" cy="2583873"/>
+            <wp:effectExtent l="0" t="0" r="0" b="6985"/>
+            <wp:docPr id="75606202" name="Picture 1"/>
+            <wp:cNvGraphicFramePr>
+              <a:graphicFrameLocks xmlns:a="http://schemas.openxmlformats.org/drawingml/2006/main" noChangeAspect="1"/>
+            </wp:cNvGraphicFramePr>
+            <a:graphic xmlns:a="http://schemas.openxmlformats.org/drawingml/2006/main">
+              <a:graphicData uri="http://schemas.openxmlformats.org/drawingml/2006/picture">
+                <pic:pic xmlns:pic="http://schemas.openxmlformats.org/drawingml/2006/picture">
+                  <pic:nvPicPr>
+                    <pic:cNvPr id="75606202" name=""/>
+                    <pic:cNvPicPr/>
+                  </pic:nvPicPr>
+                  <pic:blipFill>
+                    <a:blip r:embed="rId23"/>
+                    <a:stretch>
+                      <a:fillRect/>
+                    </a:stretch>
+                  </pic:blipFill>
+                  <pic:spPr>
+                    <a:xfrm>
+                      <a:off x="0" y="0"/>
+                      <a:ext cx="7779638" cy="2586279"/>
+                    </a:xfrm>
+                    <a:prstGeom prst="rect">
+                      <a:avLst/>
+                    </a:prstGeom>
+                  </pic:spPr>
+                </pic:pic>
+              </a:graphicData>
+            </a:graphic>
+          </wp:inline>
+        </w:drawing>
+      </w:r>
+    </w:p>
+    <w:p>
+      <w:pPr>
+        <w:rPr>
+          <w:color w:val="000009"/>
+          <w:sz w:val="24"/>
+          <w:szCs w:val="24"/>
+        </w:rPr>
+      </w:pPr>
+      <w:r>
+        <w:rPr>
+          <w:color w:val="000009"/>
+          <w:sz w:val="24"/>
+          <w:szCs w:val="24"/>
+        </w:rPr>
+        <w:tab/>
+      </w:r>
+    </w:p>
+    <w:p>
+      <w:pPr>
+        <w:rPr>
+          <w:color w:val="000009"/>
+          <w:sz w:val="24"/>
+          <w:szCs w:val="24"/>
+        </w:rPr>
+      </w:pPr>
+    </w:p>
+    <w:p>
+      <w:pPr>
+        <w:rPr>
+          <w:color w:val="000009"/>
+          <w:sz w:val="24"/>
+          <w:szCs w:val="24"/>
+        </w:rPr>
+      </w:pPr>
+    </w:p>
+    <w:p>
+      <w:pPr>
+        <w:rPr>
+          <w:color w:val="000009"/>
+          <w:sz w:val="24"/>
+          <w:szCs w:val="24"/>
+        </w:rPr>
+      </w:pPr>
+    </w:p>
+    <w:p>
+      <w:pPr>
+        <w:rPr>
+          <w:color w:val="000009"/>
+          <w:sz w:val="24"/>
+          <w:szCs w:val="24"/>
+        </w:rPr>
+      </w:pPr>
+    </w:p>
+    <w:p>
+      <w:pPr>
+        <w:rPr>
+          <w:color w:val="000009"/>
+          <w:sz w:val="24"/>
+          <w:szCs w:val="24"/>
+        </w:rPr>
+      </w:pPr>
+    </w:p>
+    <w:p>
+      <w:pPr>
+        <w:rPr>
+          <w:color w:val="000009"/>
+          <w:sz w:val="24"/>
+          <w:szCs w:val="24"/>
+        </w:rPr>
+      </w:pPr>
+    </w:p>
+    <w:p>
+      <w:pPr>
+        <w:pStyle w:val="ListParagraph"/>
+        <w:numPr>
+          <w:ilvl w:val="1"/>
+          <w:numId w:val="4"/>
+        </w:numPr>
+        <w:rPr>
+          <w:color w:val="000009"/>
+          <w:sz w:val="24"/>
+          <w:szCs w:val="24"/>
+        </w:rPr>
+      </w:pPr>
+      <w:r>
+        <w:rPr>
+          <w:color w:val="000009"/>
+          <w:sz w:val="24"/>
+          <w:szCs w:val="24"/>
+        </w:rPr>
+        <w:lastRenderedPageBreak/>
+        <w:t>INVOICE/ PAY:</w:t>
+      </w:r>
+    </w:p>
+    <w:p>
+      <w:pPr>
+        <w:rPr>
+          <w:color w:val="000009"/>
+          <w:sz w:val="24"/>
+          <w:szCs w:val="24"/>
+        </w:rPr>
+      </w:pPr>
+    </w:p>
+    <w:p>
+      <w:pPr>
+        <w:rPr>
+          <w:color w:val="000009"/>
+          <w:sz w:val="24"/>
+          <w:szCs w:val="24"/>
+        </w:rPr>
+      </w:pPr>
+      <w:r>
+        <w:rPr>
+          <w:color w:val="000009"/>
+          <w:sz w:val="24"/>
+          <w:szCs w:val="24"/>
+        </w:rPr>
+        <w:drawing>
+          <wp:inline distT="0" distB="0" distL="0" distR="0" wp14:anchorId="527E478A" wp14:editId="4C21C195">
+            <wp:extent cx="7772400" cy="3843655"/>
+            <wp:effectExtent l="0" t="0" r="0" b="4445"/>
+            <wp:docPr id="615451543" name="Picture 1"/>
+            <wp:cNvGraphicFramePr>
+              <a:graphicFrameLocks xmlns:a="http://schemas.openxmlformats.org/drawingml/2006/main" noChangeAspect="1"/>
+            </wp:cNvGraphicFramePr>
+            <a:graphic xmlns:a="http://schemas.openxmlformats.org/drawingml/2006/main">
+              <a:graphicData uri="http://schemas.openxmlformats.org/drawingml/2006/picture">
+                <pic:pic xmlns:pic="http://schemas.openxmlformats.org/drawingml/2006/picture">
+                  <pic:nvPicPr>
+                    <pic:cNvPr id="615451543" name=""/>
+                    <pic:cNvPicPr/>
+                  </pic:nvPicPr>
+                  <pic:blipFill>
+                    <a:blip r:embed="rId24"/>
+                    <a:stretch>
+                      <a:fillRect/>
+                    </a:stretch>
+                  </pic:blipFill>
+                  <pic:spPr>
+                    <a:xfrm>
+                      <a:off x="0" y="0"/>
+                      <a:ext cx="7772400" cy="3843655"/>
+                    </a:xfrm>
+                    <a:prstGeom prst="rect">
+                      <a:avLst/>
+                    </a:prstGeom>
+                  </pic:spPr>
+                </pic:pic>
+              </a:graphicData>
+            </a:graphic>
+          </wp:inline>
+        </w:drawing>
+      </w:r>
+    </w:p>
+    <w:p>
+      <w:pPr>
+        <w:rPr>
+          <w:color w:val="000009"/>
+          <w:sz w:val="24"/>
+          <w:szCs w:val="24"/>
+        </w:rPr>
+      </w:pPr>
+    </w:p>
+    <w:p>
+      <w:pPr>
+        <w:pStyle w:val="ListParagraph"/>
+        <w:numPr>
+          <w:ilvl w:val="1"/>
+          <w:numId w:val="4"/>
+        </w:numPr>
+        <w:rPr>
+          <w:color w:val="000009"/>
+          <w:sz w:val="24"/>
+          <w:szCs w:val="24"/>
+        </w:rPr>
+      </w:pPr>
+      <w:r>
+        <w:rPr>
+          <w:color w:val="000009"/>
+          <w:sz w:val="24"/>
+          <w:szCs w:val="24"/>
+        </w:rPr>
+        <w:t>PAYMENT PAGE:</w:t>
+      </w:r>
+    </w:p>
+    <w:p>
+      <w:pPr>
+        <w:rPr>
+          <w:color w:val="000009"/>
+          <w:sz w:val="24"/>
+          <w:szCs w:val="24"/>
+        </w:rPr>
+      </w:pPr>
+      <w:r>
+        <w:rPr>
+          <w:color w:val="000009"/>
+          <w:sz w:val="24"/>
+          <w:szCs w:val="24"/>
+        </w:rPr>
+        <w:drawing>
+          <wp:inline distT="0" distB="0" distL="0" distR="0" wp14:anchorId="12DACF01" wp14:editId="296290AD">
+            <wp:extent cx="7772400" cy="3049905"/>
+            <wp:effectExtent l="0" t="0" r="0" b="0"/>
+            <wp:docPr id="490928643" name="Picture 1"/>
+            <wp:cNvGraphicFramePr>
+              <a:graphicFrameLocks xmlns:a="http://schemas.openxmlformats.org/drawingml/2006/main" noChangeAspect="1"/>
+            </wp:cNvGraphicFramePr>
+            <a:graphic xmlns:a="http://schemas.openxmlformats.org/drawingml/2006/main">
+              <a:graphicData uri="http://schemas.openxmlformats.org/drawingml/2006/picture">
+                <pic:pic xmlns:pic="http://schemas.openxmlformats.org/drawingml/2006/picture">
+                  <pic:nvPicPr>
+                    <pic:cNvPr id="490928643" name=""/>
+                    <pic:cNvPicPr/>
+                  </pic:nvPicPr>
+                  <pic:blipFill>
+                    <a:blip r:embed="rId25"/>
+                    <a:stretch>
+                      <a:fillRect/>
+                    </a:stretch>
+                  </pic:blipFill>
+                  <pic:spPr>
+                    <a:xfrm>
+                      <a:off x="0" y="0"/>
+                      <a:ext cx="7772400" cy="3049905"/>
+                    </a:xfrm>
+                    <a:prstGeom prst="rect">
+                      <a:avLst/>
+                    </a:prstGeom>
+                  </pic:spPr>
+                </pic:pic>
+              </a:graphicData>
+            </a:graphic>
+          </wp:inline>
+        </w:drawing>
+      </w:r>
+    </w:p>
+    <w:p>
+      <w:pPr>
+        <w:rPr>
+          <w:color w:val="000009"/>
+          <w:sz w:val="24"/>
+          <w:szCs w:val="24"/>
+        </w:rPr>
+      </w:pPr>
+    </w:p>
+    <w:p>
+      <w:pPr>
+        <w:rPr>
+          <w:color w:val="000009"/>
+          <w:sz w:val="24"/>
+          <w:szCs w:val="24"/>
+        </w:rPr>
+      </w:pPr>
+      <w:r>
+        <w:rPr>
+          <w:color w:val="000009"/>
+          <w:sz w:val="24"/>
+          <w:szCs w:val="24"/>
+        </w:rPr>
+        <w:lastRenderedPageBreak/>
+        <w:drawing>
+          <wp:inline distT="0" distB="0" distL="0" distR="0" wp14:anchorId="689614DE" wp14:editId="7B829D6D">
+            <wp:extent cx="7772400" cy="2223655"/>
+            <wp:effectExtent l="0" t="0" r="0" b="5715"/>
+            <wp:docPr id="1042710784" name="Picture 1"/>
+            <wp:cNvGraphicFramePr>
+              <a:graphicFrameLocks xmlns:a="http://schemas.openxmlformats.org/drawingml/2006/main" noChangeAspect="1"/>
+            </wp:cNvGraphicFramePr>
+            <a:graphic xmlns:a="http://schemas.openxmlformats.org/drawingml/2006/main">
+              <a:graphicData uri="http://schemas.openxmlformats.org/drawingml/2006/picture">
+                <pic:pic xmlns:pic="http://schemas.openxmlformats.org/drawingml/2006/picture">
+                  <pic:nvPicPr>
+                    <pic:cNvPr id="1042710784" name=""/>
+                    <pic:cNvPicPr/>
+                  </pic:nvPicPr>
+                  <pic:blipFill>
+                    <a:blip r:embed="rId26"/>
+                    <a:stretch>
+                      <a:fillRect/>
+                    </a:stretch>
+                  </pic:blipFill>
+                  <pic:spPr>
+                    <a:xfrm>
+                      <a:off x="0" y="0"/>
+                      <a:ext cx="7784808" cy="2227205"/>
+                    </a:xfrm>
+                    <a:prstGeom prst="rect">
+                      <a:avLst/>
+                    </a:prstGeom>
+                  </pic:spPr>
+                </pic:pic>
+              </a:graphicData>
+            </a:graphic>
+          </wp:inline>
+        </w:drawing>
+      </w:r>
+    </w:p>
+    <w:p>
+      <w:pPr>
+        <w:rPr>
+          <w:color w:val="000009"/>
+          <w:sz w:val="24"/>
+          <w:szCs w:val="24"/>
+        </w:rPr>
+      </w:pPr>
+    </w:p>
+    <w:p>
+      <w:pPr>
+        <w:pStyle w:val="ListParagraph"/>
+        <w:numPr>
+          <w:ilvl w:val="1"/>
+          <w:numId w:val="4"/>
+        </w:numPr>
+        <w:rPr>
+          <w:color w:val="000009"/>
+          <w:sz w:val="24"/>
+          <w:szCs w:val="24"/>
+        </w:rPr>
+      </w:pPr>
+      <w:r>
+        <w:rPr>
+          <w:color w:val="000009"/>
+          <w:sz w:val="24"/>
+          <w:szCs w:val="24"/>
+        </w:rPr>
+        <w:t>MY PAYMENTS:</w:t>
+      </w:r>
+    </w:p>
+    <w:p>
+      <w:pPr>
+        <w:rPr>
+          <w:color w:val="000009"/>
+          <w:sz w:val="24"/>
+          <w:szCs w:val="24"/>
+        </w:rPr>
+      </w:pPr>
+      <w:r>
+        <w:rPr>
+          <w:color w:val="000009"/>
+          <w:sz w:val="24"/>
+          <w:szCs w:val="24"/>
+        </w:rPr>
+        <w:drawing>
+          <wp:inline distT="0" distB="0" distL="0" distR="0" wp14:anchorId="37602938" wp14:editId="276E75B5">
+            <wp:extent cx="7772400" cy="1939637"/>
+            <wp:effectExtent l="0" t="0" r="0" b="3810"/>
+            <wp:docPr id="1631962654" name="Picture 1"/>
+            <wp:cNvGraphicFramePr>
+              <a:graphicFrameLocks xmlns:a="http://schemas.openxmlformats.org/drawingml/2006/main" noChangeAspect="1"/>
+            </wp:cNvGraphicFramePr>
+            <a:graphic xmlns:a="http://schemas.openxmlformats.org/drawingml/2006/main">
+              <a:graphicData uri="http://schemas.openxmlformats.org/drawingml/2006/picture">
+                <pic:pic xmlns:pic="http://schemas.openxmlformats.org/drawingml/2006/picture">
+                  <pic:nvPicPr>
+                    <pic:cNvPr id="1631962654" name=""/>
+                    <pic:cNvPicPr/>
+                  </pic:nvPicPr>
+                  <pic:blipFill>
+                    <a:blip r:embed="rId27"/>
+                    <a:stretch>
+                      <a:fillRect/>
+                    </a:stretch>
+                  </pic:blipFill>
+                  <pic:spPr>
+                    <a:xfrm>
+                      <a:off x="0" y="0"/>
+                      <a:ext cx="7781265" cy="1941849"/>
+                    </a:xfrm>
+                    <a:prstGeom prst="rect">
+                      <a:avLst/>
+                    </a:prstGeom>
+                  </pic:spPr>
+                </pic:pic>
+              </a:graphicData>
+            </a:graphic>
+          </wp:inline>
+        </w:drawing>
+      </w:r>
+    </w:p>
+    <w:p>
+      <w:pPr>
+        <w:rPr>
+          <w:color w:val="000009"/>
+          <w:sz w:val="24"/>
+          <w:szCs w:val="24"/>
+        </w:rPr>
+      </w:pPr>
+    </w:p>
+    <w:p>
+      <w:pPr>
+        <w:pStyle w:val="ListParagraph"/>
+        <w:numPr>
+          <w:ilvl w:val="1"/>
+          <w:numId w:val="4"/>
+        </w:numPr>
+        <w:rPr>
+          <w:color w:val="000009"/>
+          <w:sz w:val="24"/>
+          <w:szCs w:val="24"/>
+        </w:rPr>
+      </w:pPr>
+      <w:r>
+        <w:rPr>
+          <w:color w:val="000009"/>
+          <w:sz w:val="24"/>
+          <w:szCs w:val="24"/>
+        </w:rPr>
+        <w:t>INVOICE:</w:t>
+      </w:r>
+    </w:p>
+    <w:p>
+      <w:pPr>
+        <w:pStyle w:val="ListParagraph"/>
+        <w:ind w:left="1800" w:firstLine="0"/>
+        <w:rPr>
+          <w:color w:val="000009"/>
+          <w:sz w:val="24"/>
+          <w:szCs w:val="24"/>
+        </w:rPr>
+      </w:pPr>
+    </w:p>
+    <w:p>
+      <w:pPr>
+        <w:rPr>
+          <w:color w:val="000009"/>
+          <w:sz w:val="24"/>
+          <w:szCs w:val="24"/>
+        </w:rPr>
+      </w:pPr>
+      <w:r>
+        <w:rPr>
+          <w:color w:val="000009"/>
+          <w:sz w:val="24"/>
+          <w:szCs w:val="24"/>
+        </w:rPr>
+        <w:drawing>
+          <wp:inline distT="0" distB="0" distL="0" distR="0" wp14:anchorId="3CC09E52" wp14:editId="506EB836">
+            <wp:extent cx="7772400" cy="3491346"/>
+            <wp:effectExtent l="0" t="0" r="0" b="0"/>
+            <wp:docPr id="1060460847" name="Picture 1"/>
+            <wp:cNvGraphicFramePr>
+              <a:graphicFrameLocks xmlns:a="http://schemas.openxmlformats.org/drawingml/2006/main" noChangeAspect="1"/>
+            </wp:cNvGraphicFramePr>
+            <a:graphic xmlns:a="http://schemas.openxmlformats.org/drawingml/2006/main">
+              <a:graphicData uri="http://schemas.openxmlformats.org/drawingml/2006/picture">
+                <pic:pic xmlns:pic="http://schemas.openxmlformats.org/drawingml/2006/picture">
+                  <pic:nvPicPr>
+                    <pic:cNvPr id="1060460847" name=""/>
+                    <pic:cNvPicPr/>
+                  </pic:nvPicPr>
+                  <pic:blipFill>
+                    <a:blip r:embed="rId28"/>
+                    <a:stretch>
+                      <a:fillRect/>
+                    </a:stretch>
+                  </pic:blipFill>
+                  <pic:spPr>
+                    <a:xfrm>
+                      <a:off x="0" y="0"/>
+                      <a:ext cx="7777057" cy="3493438"/>
+                    </a:xfrm>
+                    <a:prstGeom prst="rect">
+                      <a:avLst/>
+                    </a:prstGeom>
+                  </pic:spPr>
+                </pic:pic>
+              </a:graphicData>
+            </a:graphic>
+          </wp:inline>
+        </w:drawing>
+      </w:r>
+    </w:p>
+    <w:p>
+      <w:pPr>
+        <w:rPr>
+          <w:color w:val="000009"/>
+          <w:sz w:val="24"/>
+          <w:szCs w:val="24"/>
+        </w:rPr>
+      </w:pPr>
+    </w:p>
+    <w:p>
+      <w:pPr>
+        <w:pStyle w:val="ListParagraph"/>
+        <w:numPr>
+          <w:ilvl w:val="1"/>
+          <w:numId w:val="4"/>
+        </w:numPr>
+        <w:rPr>
+          <w:color w:val="000009"/>
+          <w:sz w:val="24"/>
+          <w:szCs w:val="24"/>
+        </w:rPr>
+      </w:pPr>
+      <w:r>
+        <w:rPr>
+          <w:color w:val="000009"/>
+          <w:sz w:val="24"/>
+          <w:szCs w:val="24"/>
+        </w:rPr>
+        <w:lastRenderedPageBreak/>
+        <w:t>SERVICE REQUEST:</w:t>
+      </w:r>
+    </w:p>
+    <w:p>
+      <w:pPr>
+        <w:rPr>
+          <w:color w:val="000009"/>
+          <w:sz w:val="24"/>
+          <w:szCs w:val="24"/>
+        </w:rPr>
+      </w:pPr>
+    </w:p>
+    <w:p>
+      <w:pPr>
+        <w:rPr>
+          <w:color w:val="000009"/>
+          <w:sz w:val="24"/>
+          <w:szCs w:val="24"/>
+        </w:rPr>
+      </w:pPr>
+      <w:r>
+        <w:rPr>
+          <w:color w:val="000009"/>
+          <w:sz w:val="24"/>
+          <w:szCs w:val="24"/>
+        </w:rPr>
+        <w:drawing>
+          <wp:inline distT="0" distB="0" distL="0" distR="0" wp14:anchorId="2BA049AA" wp14:editId="56799FB4">
+            <wp:extent cx="7772400" cy="3532909"/>
+            <wp:effectExtent l="0" t="0" r="0" b="0"/>
+            <wp:docPr id="851382862" name="Picture 1"/>
+            <wp:cNvGraphicFramePr>
+              <a:graphicFrameLocks xmlns:a="http://schemas.openxmlformats.org/drawingml/2006/main" noChangeAspect="1"/>
+            </wp:cNvGraphicFramePr>
+            <a:graphic xmlns:a="http://schemas.openxmlformats.org/drawingml/2006/main">
+              <a:graphicData uri="http://schemas.openxmlformats.org/drawingml/2006/picture">
+                <pic:pic xmlns:pic="http://schemas.openxmlformats.org/drawingml/2006/picture">
+                  <pic:nvPicPr>
+                    <pic:cNvPr id="851382862" name=""/>
+                    <pic:cNvPicPr/>
+                  </pic:nvPicPr>
+                  <pic:blipFill>
+                    <a:blip r:embed="rId29"/>
+                    <a:stretch>
+                      <a:fillRect/>
+                    </a:stretch>
+                  </pic:blipFill>
+                  <pic:spPr>
+                    <a:xfrm>
+                      <a:off x="0" y="0"/>
+                      <a:ext cx="7777104" cy="3535047"/>
+                    </a:xfrm>
+                    <a:prstGeom prst="rect">
+                      <a:avLst/>
+                    </a:prstGeom>
+                  </pic:spPr>
+                </pic:pic>
+              </a:graphicData>
+            </a:graphic>
+          </wp:inline>
+        </w:drawing>
+      </w:r>
+    </w:p>
+    <w:p>
+      <w:pPr>
+        <w:rPr>
+          <w:color w:val="000009"/>
+          <w:sz w:val="24"/>
+          <w:szCs w:val="24"/>
+        </w:rPr>
+      </w:pPr>
+    </w:p>
+    <w:p>
+      <w:pPr>
+        <w:rPr>
+          <w:color w:val="000009"/>
+          <w:sz w:val="24"/>
+          <w:szCs w:val="24"/>
+        </w:rPr>
+      </w:pPr>
+      <w:r>
+        <w:rPr>
+          <w:color w:val="000009"/>
+          <w:sz w:val="24"/>
+          <w:szCs w:val="24"/>
+        </w:rPr>
+        <w:drawing>
+          <wp:inline distT="0" distB="0" distL="0" distR="0" wp14:anchorId="124E7780" wp14:editId="48CA8CC7">
+            <wp:extent cx="7772400" cy="2660073"/>
+            <wp:effectExtent l="0" t="0" r="0" b="6985"/>
+            <wp:docPr id="524125497" name="Picture 1"/>
+            <wp:cNvGraphicFramePr>
+              <a:graphicFrameLocks xmlns:a="http://schemas.openxmlformats.org/drawingml/2006/main" noChangeAspect="1"/>
+            </wp:cNvGraphicFramePr>
+            <a:graphic xmlns:a="http://schemas.openxmlformats.org/drawingml/2006/main">
+              <a:graphicData uri="http://schemas.openxmlformats.org/drawingml/2006/picture">
+                <pic:pic xmlns:pic="http://schemas.openxmlformats.org/drawingml/2006/picture">
+                  <pic:nvPicPr>
+                    <pic:cNvPr id="524125497" name=""/>
+                    <pic:cNvPicPr/>
+                  </pic:nvPicPr>
+                  <pic:blipFill>
+                    <a:blip r:embed="rId30"/>
+                    <a:stretch>
+                      <a:fillRect/>
+                    </a:stretch>
+                  </pic:blipFill>
+                  <pic:spPr>
+                    <a:xfrm>
+                      <a:off x="0" y="0"/>
+                      <a:ext cx="7781598" cy="2663221"/>
+                    </a:xfrm>
+                    <a:prstGeom prst="rect">
+                      <a:avLst/>
+                    </a:prstGeom>
+                  </pic:spPr>
+                </pic:pic>
+              </a:graphicData>
+            </a:graphic>
+          </wp:inline>
+        </w:drawing>
+      </w:r>
+    </w:p>
+    <w:p>
+      <w:pPr>
+        <w:rPr>
+          <w:color w:val="000009"/>
+          <w:sz w:val="24"/>
+          <w:szCs w:val="24"/>
+        </w:rPr>
+      </w:pPr>
+    </w:p>
+    <w:p>
+      <w:pPr>
+        <w:rPr>
+          <w:color w:val="000009"/>
+          <w:sz w:val="24"/>
+          <w:szCs w:val="24"/>
+        </w:rPr>
+      </w:pPr>
+    </w:p>
+    <w:p>
+      <w:pPr>
+        <w:rPr>
+          <w:color w:val="000009"/>
+          <w:sz w:val="24"/>
+          <w:szCs w:val="24"/>
+        </w:rPr>
+      </w:pPr>
+    </w:p>
+    <w:p>
+      <w:pPr>
+        <w:rPr>
+          <w:color w:val="000009"/>
+          <w:sz w:val="24"/>
+          <w:szCs w:val="24"/>
+        </w:rPr>
+      </w:pPr>
+    </w:p>
+    <w:p>
+      <w:pPr>
+        <w:rPr>
+          <w:color w:val="000009"/>
+          <w:sz w:val="24"/>
+          <w:szCs w:val="24"/>
+        </w:rPr>
+      </w:pPr>
+    </w:p>
+    <w:p>
+      <w:pPr>
+        <w:rPr>
+          <w:color w:val="000009"/>
+          <w:sz w:val="24"/>
+          <w:szCs w:val="24"/>
+        </w:rPr>
+      </w:pPr>
+    </w:p>
+    <w:p>
+      <w:pPr>
+        <w:rPr>
+          <w:color w:val="000009"/>
+          <w:sz w:val="24"/>
+          <w:szCs w:val="24"/>
+        </w:rPr>
+      </w:pPr>
+    </w:p>
+    <w:p>
+      <w:pPr>
+        <w:rPr>
+          <w:color w:val="000009"/>
+          <w:sz w:val="24"/>
+          <w:szCs w:val="24"/>
+        </w:rPr>
+      </w:pPr>
+    </w:p>
+    <w:p>
+      <w:pPr>
+        <w:rPr>
+          <w:color w:val="000009"/>
+          <w:sz w:val="24"/>
+          <w:szCs w:val="24"/>
+        </w:rPr>
+      </w:pPr>
+    </w:p>
+    <w:p>
+      <w:pPr>
+        <w:rPr>
+          <w:color w:val="000009"/>
+          <w:sz w:val="24"/>
+          <w:szCs w:val="24"/>
+        </w:rPr>
+      </w:pPr>
+    </w:p>
+    <w:p>
+      <w:pPr>
+        <w:rPr>
+          <w:color w:val="000009"/>
+          <w:sz w:val="24"/>
+          <w:szCs w:val="24"/>
+        </w:rPr>
+      </w:pPr>
+    </w:p>
+    <w:p>
+      <w:pPr>
+        <w:pStyle w:val="ListParagraph"/>
+        <w:numPr>
+          <w:ilvl w:val="1"/>
+          <w:numId w:val="4"/>
+        </w:numPr>
+        <w:rPr>
+          <w:color w:val="000009"/>
+          <w:sz w:val="24"/>
+          <w:szCs w:val="24"/>
+        </w:rPr>
+      </w:pPr>
+      <w:r>
+        <w:rPr>
+          <w:color w:val="000009"/>
+          <w:sz w:val="24"/>
+          <w:szCs w:val="24"/>
+        </w:rPr>
+        <w:lastRenderedPageBreak/>
+        <w:t>MY PROFILE:</w:t>
+      </w:r>
+    </w:p>
+    <w:p>
+      <w:pPr>
+        <w:pStyle w:val="ListParagraph"/>
+        <w:ind w:left="1800" w:firstLine="0"/>
+        <w:rPr>
+          <w:color w:val="000009"/>
+          <w:sz w:val="24"/>
+          <w:szCs w:val="24"/>
+        </w:rPr>
+      </w:pPr>
+    </w:p>
+    <w:p>
+      <w:pPr>
+        <w:rPr>
+          <w:color w:val="000009"/>
+          <w:sz w:val="24"/>
+          <w:szCs w:val="24"/>
+        </w:rPr>
+      </w:pPr>
+      <w:r>
+        <w:rPr>
+          <w:color w:val="000009"/>
+          <w:sz w:val="24"/>
+          <w:szCs w:val="24"/>
+        </w:rPr>
+        <w:t xml:space="preserve">                                 </w:t>
+      </w:r>
+      <w:r>
+        <w:rPr>
+          <w:color w:val="000009"/>
+          <w:sz w:val="24"/>
+          <w:szCs w:val="24"/>
+        </w:rPr>
+        <w:drawing>
+          <wp:inline distT="0" distB="0" distL="0" distR="0" wp14:anchorId="1E0547BD" wp14:editId="36D22C33">
+            <wp:extent cx="4571045" cy="4322619"/>
+            <wp:effectExtent l="0" t="0" r="1270" b="1905"/>
+            <wp:docPr id="1138827898" name="Picture 1"/>
+            <wp:cNvGraphicFramePr>
+              <a:graphicFrameLocks xmlns:a="http://schemas.openxmlformats.org/drawingml/2006/main" noChangeAspect="1"/>
+            </wp:cNvGraphicFramePr>
+            <a:graphic xmlns:a="http://schemas.openxmlformats.org/drawingml/2006/main">
+              <a:graphicData uri="http://schemas.openxmlformats.org/drawingml/2006/picture">
+                <pic:pic xmlns:pic="http://schemas.openxmlformats.org/drawingml/2006/picture">
+                  <pic:nvPicPr>
+                    <pic:cNvPr id="1138827898" name=""/>
+                    <pic:cNvPicPr/>
+                  </pic:nvPicPr>
+                  <pic:blipFill>
+                    <a:blip r:embed="rId31"/>
+                    <a:stretch>
+                      <a:fillRect/>
+                    </a:stretch>
+                  </pic:blipFill>
+                  <pic:spPr>
+                    <a:xfrm>
+                      <a:off x="0" y="0"/>
+                      <a:ext cx="4580668" cy="4331719"/>
+                    </a:xfrm>
+                    <a:prstGeom prst="rect">
+                      <a:avLst/>
+                    </a:prstGeom>
+                  </pic:spPr>
+                </pic:pic>
+              </a:graphicData>
+            </a:graphic>
+          </wp:inline>
+        </w:drawing>
+      </w:r>
+    </w:p>
+    <w:p>
+      <w:pPr>
+        <w:rPr>
+          <w:color w:val="000009"/>
+          <w:sz w:val="24"/>
+          <w:szCs w:val="24"/>
+        </w:rPr>
+      </w:pPr>
+    </w:p>
+    <w:p>
+      <w:pPr>
+        <w:rPr>
+          <w:color w:val="000009"/>
+          <w:sz w:val="24"/>
+          <w:szCs w:val="24"/>
+        </w:rPr>
+      </w:pPr>
+    </w:p>
+    <w:p>
+      <w:pPr>
+        <w:pStyle w:val="ListParagraph"/>
+        <w:numPr>
+          <w:ilvl w:val="0"/>
+          <w:numId w:val="4"/>
+        </w:numPr>
+        <w:rPr>
+          <w:color w:val="000009"/>
+          <w:sz w:val="24"/>
+          <w:szCs w:val="24"/>
+        </w:rPr>
+      </w:pPr>
+      <w:r>
+        <w:rPr>
+          <w:color w:val="000009"/>
+          <w:sz w:val="24"/>
+          <w:szCs w:val="24"/>
+        </w:rPr>
+        <w:t>EMPLOYEE:</w:t>
+      </w:r>
+    </w:p>
+    <w:p>
+      <w:pPr>
+        <w:pStyle w:val="ListParagraph"/>
+        <w:ind w:left="1440" w:firstLine="0"/>
+        <w:rPr>
+          <w:color w:val="000009"/>
+          <w:sz w:val="24"/>
+          <w:szCs w:val="24"/>
+        </w:rPr>
+      </w:pPr>
+    </w:p>
+    <w:p>
+      <w:pPr>
+        <w:pStyle w:val="ListParagraph"/>
+        <w:numPr>
+          <w:ilvl w:val="1"/>
+          <w:numId w:val="4"/>
+        </w:numPr>
+        <w:rPr>
+          <w:color w:val="000009"/>
+          <w:sz w:val="24"/>
+          <w:szCs w:val="24"/>
+        </w:rPr>
+      </w:pPr>
+      <w:r>
+        <w:rPr>
+          <w:color w:val="000009"/>
+          <w:sz w:val="24"/>
+          <w:szCs w:val="24"/>
+        </w:rPr>
+        <w:t>LOGIN:</w:t>
+      </w:r>
+    </w:p>
+    <w:p>
+      <w:pPr>
+        <w:rPr>
+          <w:color w:val="000009"/>
+          <w:sz w:val="24"/>
+          <w:szCs w:val="24"/>
+        </w:rPr>
+      </w:pPr>
+      <w:r>
+        <w:rPr>
+          <w:color w:val="000009"/>
+          <w:sz w:val="24"/>
+          <w:szCs w:val="24"/>
+        </w:rPr>
+        <w:drawing>
+          <wp:inline distT="0" distB="0" distL="0" distR="0" wp14:anchorId="3D06F432" wp14:editId="147E3630">
+            <wp:extent cx="7772400" cy="2827020"/>
+            <wp:effectExtent l="0" t="0" r="0" b="0"/>
+            <wp:docPr id="1287670214" name="Picture 1"/>
+            <wp:cNvGraphicFramePr>
+              <a:graphicFrameLocks xmlns:a="http://schemas.openxmlformats.org/drawingml/2006/main" noChangeAspect="1"/>
+            </wp:cNvGraphicFramePr>
+            <a:graphic xmlns:a="http://schemas.openxmlformats.org/drawingml/2006/main">
+              <a:graphicData uri="http://schemas.openxmlformats.org/drawingml/2006/picture">
+                <pic:pic xmlns:pic="http://schemas.openxmlformats.org/drawingml/2006/picture">
+                  <pic:nvPicPr>
+                    <pic:cNvPr id="1287670214" name=""/>
+                    <pic:cNvPicPr/>
+                  </pic:nvPicPr>
+                  <pic:blipFill>
+                    <a:blip r:embed="rId32"/>
+                    <a:stretch>
+                      <a:fillRect/>
+                    </a:stretch>
+                  </pic:blipFill>
+                  <pic:spPr>
+                    <a:xfrm>
+                      <a:off x="0" y="0"/>
+                      <a:ext cx="7772400" cy="2827020"/>
+                    </a:xfrm>
+                    <a:prstGeom prst="rect">
+                      <a:avLst/>
+                    </a:prstGeom>
+                  </pic:spPr>
+                </pic:pic>
+              </a:graphicData>
+            </a:graphic>
+          </wp:inline>
+        </w:drawing>
+      </w:r>
+    </w:p>
+    <w:p>
+      <w:pPr>
+        <w:rPr>
+          <w:color w:val="000009"/>
+          <w:sz w:val="24"/>
+          <w:szCs w:val="24"/>
+        </w:rPr>
+      </w:pPr>
+    </w:p>
+    <w:p>
+      <w:pPr>
+        <w:rPr>
+          <w:color w:val="000009"/>
+          <w:sz w:val="24"/>
+          <w:szCs w:val="24"/>
+        </w:rPr>
+      </w:pPr>
+    </w:p>
+    <w:p>
+      <w:pPr>
+        <w:pStyle w:val="ListParagraph"/>
+        <w:numPr>
+          <w:ilvl w:val="1"/>
+          <w:numId w:val="4"/>
+        </w:numPr>
+        <w:rPr>
+          <w:color w:val="000009"/>
+          <w:sz w:val="24"/>
+          <w:szCs w:val="24"/>
+        </w:rPr>
+      </w:pPr>
+      <w:r>
+        <w:rPr>
+          <w:color w:val="000009"/>
+          <w:sz w:val="24"/>
+          <w:szCs w:val="24"/>
+        </w:rPr>
+        <w:lastRenderedPageBreak/>
+        <w:t>EMPLOYEE DASHBOARD:</w:t>
+      </w:r>
+    </w:p>
+    <w:p>
+      <w:pPr>
+        <w:pStyle w:val="ListParagraph"/>
+        <w:ind w:left="1800" w:firstLine="0"/>
+        <w:rPr>
+          <w:color w:val="000009"/>
+          <w:sz w:val="24"/>
+          <w:szCs w:val="24"/>
+        </w:rPr>
+      </w:pPr>
+    </w:p>
+    <w:p>
+      <w:pPr>
+        <w:rPr>
+          <w:color w:val="000009"/>
+          <w:sz w:val="24"/>
+          <w:szCs w:val="24"/>
+        </w:rPr>
+      </w:pPr>
+      <w:r>
+        <w:rPr>
+          <w:color w:val="000009"/>
+          <w:sz w:val="24"/>
+          <w:szCs w:val="24"/>
+        </w:rPr>
+        <w:drawing>
+          <wp:inline distT="0" distB="0" distL="0" distR="0" wp14:anchorId="438CF972" wp14:editId="5A28E4D4">
+            <wp:extent cx="7772400" cy="2583815"/>
+            <wp:effectExtent l="0" t="0" r="0" b="6985"/>
+            <wp:docPr id="2083238756" name="Picture 1"/>
+            <wp:cNvGraphicFramePr>
+              <a:graphicFrameLocks xmlns:a="http://schemas.openxmlformats.org/drawingml/2006/main" noChangeAspect="1"/>
+            </wp:cNvGraphicFramePr>
+            <a:graphic xmlns:a="http://schemas.openxmlformats.org/drawingml/2006/main">
+              <a:graphicData uri="http://schemas.openxmlformats.org/drawingml/2006/picture">
+                <pic:pic xmlns:pic="http://schemas.openxmlformats.org/drawingml/2006/picture">
+                  <pic:nvPicPr>
+                    <pic:cNvPr id="2083238756" name=""/>
+                    <pic:cNvPicPr/>
+                  </pic:nvPicPr>
+                  <pic:blipFill>
+                    <a:blip r:embed="rId33"/>
+                    <a:stretch>
+                      <a:fillRect/>
+                    </a:stretch>
+                  </pic:blipFill>
+                  <pic:spPr>
+                    <a:xfrm>
+                      <a:off x="0" y="0"/>
+                      <a:ext cx="7772400" cy="2583815"/>
+                    </a:xfrm>
+                    <a:prstGeom prst="rect">
+                      <a:avLst/>
+                    </a:prstGeom>
+                  </pic:spPr>
+                </pic:pic>
+              </a:graphicData>
+            </a:graphic>
+          </wp:inline>
+        </w:drawing>
+      </w:r>
+    </w:p>
+    <w:p>
+      <w:pPr>
+        <w:rPr>
+          <w:color w:val="000009"/>
+          <w:sz w:val="24"/>
+          <w:szCs w:val="24"/>
+        </w:rPr>
+      </w:pPr>
+    </w:p>
+    <w:p>
+      <w:pPr>
+        <w:pStyle w:val="ListParagraph"/>
+        <w:numPr>
+          <w:ilvl w:val="1"/>
+          <w:numId w:val="4"/>
+        </w:numPr>
+        <w:rPr>
+          <w:color w:val="000009"/>
+          <w:sz w:val="24"/>
+          <w:szCs w:val="24"/>
+          <w:lang w:val="en-IN"/>
+        </w:rPr>
+      </w:pPr>
+      <w:r>
+        <w:rPr>
+          <w:color w:val="000009"/>
+          <w:sz w:val="24"/>
+          <w:szCs w:val="24"/>
+          <w:lang w:val="en-IN"/>
+        </w:rPr>
+        <w:t>RESERVATIONS:</w:t>
+      </w:r>
+    </w:p>
+    <w:p>
+      <w:pPr>
+        <w:pStyle w:val="ListParagraph"/>
+        <w:ind w:left="1800" w:firstLine="0"/>
+        <w:rPr>
+          <w:color w:val="000009"/>
+          <w:sz w:val="24"/>
+          <w:szCs w:val="24"/>
+          <w:lang w:val="en-IN"/>
+        </w:rPr>
+      </w:pPr>
+    </w:p>
+    <w:p>
+      <w:pPr>
+        <w:rPr>
+          <w:color w:val="000009"/>
+          <w:sz w:val="24"/>
+          <w:szCs w:val="24"/>
+          <w:lang w:val="en-IN"/>
+        </w:rPr>
+      </w:pPr>
+      <w:r>
+        <w:rPr>
+          <w:color w:val="000009"/>
+          <w:sz w:val="24"/>
+          <w:szCs w:val="24"/>
+          <w:lang w:val="en-IN"/>
+        </w:rPr>
+        <w:drawing>
+          <wp:inline distT="0" distB="0" distL="0" distR="0" wp14:anchorId="18F05858" wp14:editId="6ED09ED2">
+            <wp:extent cx="7772400" cy="1883410"/>
+            <wp:effectExtent l="0" t="0" r="0" b="2540"/>
+            <wp:docPr id="385290145" name="Picture 1"/>
+            <wp:cNvGraphicFramePr>
+              <a:graphicFrameLocks xmlns:a="http://schemas.openxmlformats.org/drawingml/2006/main" noChangeAspect="1"/>
+            </wp:cNvGraphicFramePr>
+            <a:graphic xmlns:a="http://schemas.openxmlformats.org/drawingml/2006/main">
+              <a:graphicData uri="http://schemas.openxmlformats.org/drawingml/2006/picture">
+                <pic:pic xmlns:pic="http://schemas.openxmlformats.org/drawingml/2006/picture">
+                  <pic:nvPicPr>
+                    <pic:cNvPr id="385290145" name=""/>
+                    <pic:cNvPicPr/>
+                  </pic:nvPicPr>
+                  <pic:blipFill>
+                    <a:blip r:embed="rId34"/>
+                    <a:stretch>
+                      <a:fillRect/>
+                    </a:stretch>
+                  </pic:blipFill>
+                  <pic:spPr>
+                    <a:xfrm>
+                      <a:off x="0" y="0"/>
+                      <a:ext cx="7772400" cy="1883410"/>
+                    </a:xfrm>
+                    <a:prstGeom prst="rect">
+                      <a:avLst/>
+                    </a:prstGeom>
+                  </pic:spPr>
+                </pic:pic>
+              </a:graphicData>
+            </a:graphic>
+          </wp:inline>
+        </w:drawing>
+      </w:r>
+    </w:p>
+    <w:p>
+      <w:pPr>
+        <w:rPr>
+          <w:color w:val="000009"/>
+          <w:sz w:val="24"/>
+          <w:szCs w:val="24"/>
+          <w:lang w:val="en-IN"/>
+        </w:rPr>
+      </w:pPr>
+      <w:r>
+        <w:rPr>
+          <w:color w:val="000009"/>
+          <w:sz w:val="24"/>
+          <w:szCs w:val="24"/>
+          <w:lang w:val="en-IN"/>
+        </w:rPr>
+        <w:tab/>
+      </w:r>
+      <w:r>
+        <w:rPr>
+          <w:color w:val="000009"/>
+          <w:sz w:val="24"/>
+          <w:szCs w:val="24"/>
+          <w:lang w:val="en-IN"/>
+        </w:rPr>
+        <w:tab/>
+      </w:r>
+    </w:p>
+    <w:p>
+      <w:pPr>
+        <w:pStyle w:val="ListParagraph"/>
+        <w:numPr>
+          <w:ilvl w:val="2"/>
+          <w:numId w:val="4"/>
+        </w:numPr>
+        <w:rPr>
+          <w:color w:val="000009"/>
+          <w:sz w:val="24"/>
+          <w:szCs w:val="24"/>
+          <w:lang w:val="en-IN"/>
+        </w:rPr>
+      </w:pPr>
+      <w:r>
+        <w:rPr>
+          <w:color w:val="000009"/>
+          <w:sz w:val="24"/>
+          <w:szCs w:val="24"/>
+          <w:lang w:val="en-IN"/>
+        </w:rPr>
+        <w:t>CHECKIN ACTION:</w:t>
+      </w:r>
+    </w:p>
+    <w:p>
+      <w:pPr>
+        <w:pStyle w:val="ListParagraph"/>
+        <w:ind w:left="2880" w:firstLine="0"/>
+        <w:rPr>
+          <w:color w:val="000009"/>
+          <w:sz w:val="24"/>
+          <w:szCs w:val="24"/>
+          <w:lang w:val="en-IN"/>
+        </w:rPr>
+      </w:pPr>
+    </w:p>
+    <w:p>
+      <w:pPr>
+        <w:rPr>
+          <w:color w:val="000009"/>
+          <w:sz w:val="24"/>
+          <w:szCs w:val="24"/>
+          <w:lang w:val="en-IN"/>
+        </w:rPr>
+      </w:pPr>
+      <w:r>
+        <w:rPr>
+          <w:color w:val="000009"/>
+          <w:sz w:val="24"/>
+          <w:szCs w:val="24"/>
+          <w:lang w:val="en-IN"/>
+        </w:rPr>
+        <w:drawing>
+          <wp:inline distT="0" distB="0" distL="0" distR="0" wp14:anchorId="5F6ADACF" wp14:editId="14F87453">
+            <wp:extent cx="7772400" cy="1846580"/>
+            <wp:effectExtent l="0" t="0" r="0" b="1270"/>
+            <wp:docPr id="1280419799" name="Picture 1"/>
+            <wp:cNvGraphicFramePr>
+              <a:graphicFrameLocks xmlns:a="http://schemas.openxmlformats.org/drawingml/2006/main" noChangeAspect="1"/>
+            </wp:cNvGraphicFramePr>
+            <a:graphic xmlns:a="http://schemas.openxmlformats.org/drawingml/2006/main">
+              <a:graphicData uri="http://schemas.openxmlformats.org/drawingml/2006/picture">
+                <pic:pic xmlns:pic="http://schemas.openxmlformats.org/drawingml/2006/picture">
+                  <pic:nvPicPr>
+                    <pic:cNvPr id="1280419799" name=""/>
+                    <pic:cNvPicPr/>
+                  </pic:nvPicPr>
+                  <pic:blipFill>
+                    <a:blip r:embed="rId35"/>
+                    <a:stretch>
+                      <a:fillRect/>
+                    </a:stretch>
+                  </pic:blipFill>
+                  <pic:spPr>
+                    <a:xfrm>
+                      <a:off x="0" y="0"/>
+                      <a:ext cx="7772400" cy="1846580"/>
+                    </a:xfrm>
+                    <a:prstGeom prst="rect">
+                      <a:avLst/>
+                    </a:prstGeom>
+                  </pic:spPr>
+                </pic:pic>
+              </a:graphicData>
+            </a:graphic>
+          </wp:inline>
+        </w:drawing>
+      </w:r>
     </w:p>
     <w:p>
       <w:pPr>
         <w:ind w:left="1843"/>
         <w:rPr>
-          <w:rFonts w:ascii="Arial" w:hAnsi="Arial"/>
-          <w:sz w:val="28"/>
-        </w:rPr>
-      </w:pPr>
-      <w:r>
-        <w:rPr>
-          <w:rFonts w:ascii="Arial" w:hAnsi="Arial"/>
-          <w:color w:val="000009"/>
-          <w:sz w:val="28"/>
+          <w:color w:val="000009"/>
+          <w:sz w:val="24"/>
+          <w:szCs w:val="24"/>
+        </w:rPr>
+      </w:pPr>
+    </w:p>
+    <w:p>
+      <w:pPr>
+        <w:ind w:left="1843"/>
+        <w:rPr>
+          <w:color w:val="000009"/>
+          <w:sz w:val="24"/>
+          <w:szCs w:val="24"/>
+        </w:rPr>
+      </w:pPr>
+    </w:p>
+    <w:p>
+      <w:pPr>
+        <w:ind w:left="1843"/>
+        <w:rPr>
+          <w:color w:val="000009"/>
+          <w:sz w:val="24"/>
+          <w:szCs w:val="24"/>
+        </w:rPr>
+      </w:pPr>
+    </w:p>
+    <w:p>
+      <w:pPr>
+        <w:ind w:left="1843"/>
+        <w:rPr>
+          <w:color w:val="000009"/>
+          <w:sz w:val="24"/>
+          <w:szCs w:val="24"/>
+        </w:rPr>
+      </w:pPr>
+    </w:p>
+    <w:p>
+      <w:pPr>
+        <w:ind w:left="1843"/>
+        <w:rPr>
+          <w:color w:val="000009"/>
+          <w:sz w:val="24"/>
+          <w:szCs w:val="24"/>
+        </w:rPr>
+      </w:pPr>
+    </w:p>
+    <w:p>
+      <w:pPr>
+        <w:pStyle w:val="ListParagraph"/>
+        <w:numPr>
+          <w:ilvl w:val="2"/>
+          <w:numId w:val="4"/>
+        </w:numPr>
+        <w:rPr>
+          <w:color w:val="000009"/>
+          <w:sz w:val="24"/>
+          <w:szCs w:val="24"/>
+        </w:rPr>
+      </w:pPr>
+      <w:r>
+        <w:rPr>
+          <w:color w:val="000009"/>
+          <w:sz w:val="24"/>
+          <w:szCs w:val="24"/>
+        </w:rPr>
+        <w:lastRenderedPageBreak/>
+        <w:t>CHECKOUT ACTION:</w:t>
+      </w:r>
+    </w:p>
+    <w:p>
+      <w:pPr>
+        <w:pStyle w:val="ListParagraph"/>
+        <w:ind w:left="2880" w:firstLine="0"/>
+        <w:rPr>
+          <w:color w:val="000009"/>
+          <w:sz w:val="24"/>
+          <w:szCs w:val="24"/>
+        </w:rPr>
+      </w:pPr>
+    </w:p>
+    <w:p>
+      <w:pPr>
+        <w:rPr>
+          <w:color w:val="000009"/>
+          <w:sz w:val="24"/>
+          <w:szCs w:val="24"/>
+        </w:rPr>
+      </w:pPr>
+      <w:r>
+        <w:rPr>
+          <w:color w:val="000009"/>
+          <w:sz w:val="24"/>
+          <w:szCs w:val="24"/>
+        </w:rPr>
+        <w:drawing>
+          <wp:inline distT="0" distB="0" distL="0" distR="0" wp14:anchorId="423AA01D" wp14:editId="6E977BCB">
+            <wp:extent cx="7772400" cy="1482437"/>
+            <wp:effectExtent l="0" t="0" r="0" b="3810"/>
+            <wp:docPr id="1947295190" name="Picture 1"/>
+            <wp:cNvGraphicFramePr>
+              <a:graphicFrameLocks xmlns:a="http://schemas.openxmlformats.org/drawingml/2006/main" noChangeAspect="1"/>
+            </wp:cNvGraphicFramePr>
+            <a:graphic xmlns:a="http://schemas.openxmlformats.org/drawingml/2006/main">
+              <a:graphicData uri="http://schemas.openxmlformats.org/drawingml/2006/picture">
+                <pic:pic xmlns:pic="http://schemas.openxmlformats.org/drawingml/2006/picture">
+                  <pic:nvPicPr>
+                    <pic:cNvPr id="1947295190" name=""/>
+                    <pic:cNvPicPr/>
+                  </pic:nvPicPr>
+                  <pic:blipFill>
+                    <a:blip r:embed="rId36"/>
+                    <a:stretch>
+                      <a:fillRect/>
+                    </a:stretch>
+                  </pic:blipFill>
+                  <pic:spPr>
+                    <a:xfrm>
+                      <a:off x="0" y="0"/>
+                      <a:ext cx="7782196" cy="1484305"/>
+                    </a:xfrm>
+                    <a:prstGeom prst="rect">
+                      <a:avLst/>
+                    </a:prstGeom>
+                  </pic:spPr>
+                </pic:pic>
+              </a:graphicData>
+            </a:graphic>
+          </wp:inline>
+        </w:drawing>
+      </w:r>
+    </w:p>
+    <w:p>
+      <w:pPr>
+        <w:rPr>
+          <w:color w:val="000009"/>
+          <w:sz w:val="24"/>
+          <w:szCs w:val="24"/>
+        </w:rPr>
+      </w:pPr>
+    </w:p>
+    <w:p>
+      <w:pPr>
+        <w:pStyle w:val="ListParagraph"/>
+        <w:numPr>
+          <w:ilvl w:val="1"/>
+          <w:numId w:val="4"/>
+        </w:numPr>
+        <w:rPr>
+          <w:color w:val="000009"/>
+          <w:sz w:val="24"/>
+          <w:szCs w:val="24"/>
+        </w:rPr>
+      </w:pPr>
+      <w:r>
+        <w:rPr>
+          <w:color w:val="000009"/>
+          <w:sz w:val="24"/>
+          <w:szCs w:val="24"/>
+        </w:rPr>
+        <w:t>GUEST LIST:</w:t>
+      </w:r>
+    </w:p>
+    <w:p>
+      <w:pPr>
+        <w:rPr>
+          <w:color w:val="000009"/>
+          <w:sz w:val="24"/>
+          <w:szCs w:val="24"/>
+        </w:rPr>
+      </w:pPr>
+    </w:p>
+    <w:p>
+      <w:pPr>
+        <w:rPr>
+          <w:color w:val="000009"/>
+          <w:sz w:val="24"/>
+          <w:szCs w:val="24"/>
+        </w:rPr>
+      </w:pPr>
+      <w:r>
+        <w:rPr>
+          <w:color w:val="000009"/>
+          <w:sz w:val="24"/>
+          <w:szCs w:val="24"/>
+        </w:rPr>
+        <w:drawing>
+          <wp:inline distT="0" distB="0" distL="0" distR="0" wp14:anchorId="78710CD5" wp14:editId="4C799248">
+            <wp:extent cx="7772400" cy="1607128"/>
+            <wp:effectExtent l="0" t="0" r="0" b="0"/>
+            <wp:docPr id="1416033325" name="Picture 1"/>
+            <wp:cNvGraphicFramePr>
+              <a:graphicFrameLocks xmlns:a="http://schemas.openxmlformats.org/drawingml/2006/main" noChangeAspect="1"/>
+            </wp:cNvGraphicFramePr>
+            <a:graphic xmlns:a="http://schemas.openxmlformats.org/drawingml/2006/main">
+              <a:graphicData uri="http://schemas.openxmlformats.org/drawingml/2006/picture">
+                <pic:pic xmlns:pic="http://schemas.openxmlformats.org/drawingml/2006/picture">
+                  <pic:nvPicPr>
+                    <pic:cNvPr id="1416033325" name=""/>
+                    <pic:cNvPicPr/>
+                  </pic:nvPicPr>
+                  <pic:blipFill>
+                    <a:blip r:embed="rId37"/>
+                    <a:stretch>
+                      <a:fillRect/>
+                    </a:stretch>
+                  </pic:blipFill>
+                  <pic:spPr>
+                    <a:xfrm>
+                      <a:off x="0" y="0"/>
+                      <a:ext cx="7781045" cy="1608916"/>
+                    </a:xfrm>
+                    <a:prstGeom prst="rect">
+                      <a:avLst/>
+                    </a:prstGeom>
+                  </pic:spPr>
+                </pic:pic>
+              </a:graphicData>
+            </a:graphic>
+          </wp:inline>
+        </w:drawing>
+      </w:r>
+    </w:p>
+    <w:p>
+      <w:pPr>
+        <w:rPr>
+          <w:color w:val="000009"/>
+          <w:sz w:val="24"/>
+          <w:szCs w:val="24"/>
+        </w:rPr>
+      </w:pPr>
+    </w:p>
+    <w:p>
+      <w:pPr>
+        <w:pStyle w:val="ListParagraph"/>
+        <w:numPr>
+          <w:ilvl w:val="1"/>
+          <w:numId w:val="4"/>
+        </w:numPr>
+        <w:rPr>
+          <w:color w:val="000009"/>
+          <w:sz w:val="24"/>
+          <w:szCs w:val="24"/>
+        </w:rPr>
+      </w:pPr>
+      <w:r>
+        <w:rPr>
+          <w:color w:val="000009"/>
+          <w:sz w:val="24"/>
+          <w:szCs w:val="24"/>
+        </w:rPr>
+        <w:t>PAYMENT LIST:</w:t>
+      </w:r>
+    </w:p>
+    <w:p>
+      <w:pPr>
+        <w:rPr>
+          <w:color w:val="000009"/>
+          <w:sz w:val="24"/>
+          <w:szCs w:val="24"/>
+        </w:rPr>
+      </w:pPr>
+    </w:p>
+    <w:p>
+      <w:pPr>
+        <w:rPr>
+          <w:color w:val="000009"/>
+          <w:sz w:val="24"/>
+          <w:szCs w:val="24"/>
+        </w:rPr>
+      </w:pPr>
+      <w:r>
+        <w:rPr>
+          <w:color w:val="000009"/>
+          <w:sz w:val="24"/>
+          <w:szCs w:val="24"/>
+        </w:rPr>
+        <w:drawing>
+          <wp:inline distT="0" distB="0" distL="0" distR="0" wp14:anchorId="282B590A" wp14:editId="126CCACE">
+            <wp:extent cx="7772400" cy="1620982"/>
+            <wp:effectExtent l="0" t="0" r="0" b="0"/>
+            <wp:docPr id="170210168" name="Picture 1"/>
+            <wp:cNvGraphicFramePr>
+              <a:graphicFrameLocks xmlns:a="http://schemas.openxmlformats.org/drawingml/2006/main" noChangeAspect="1"/>
+            </wp:cNvGraphicFramePr>
+            <a:graphic xmlns:a="http://schemas.openxmlformats.org/drawingml/2006/main">
+              <a:graphicData uri="http://schemas.openxmlformats.org/drawingml/2006/picture">
+                <pic:pic xmlns:pic="http://schemas.openxmlformats.org/drawingml/2006/picture">
+                  <pic:nvPicPr>
+                    <pic:cNvPr id="170210168" name=""/>
+                    <pic:cNvPicPr/>
+                  </pic:nvPicPr>
+                  <pic:blipFill>
+                    <a:blip r:embed="rId38"/>
+                    <a:stretch>
+                      <a:fillRect/>
+                    </a:stretch>
+                  </pic:blipFill>
+                  <pic:spPr>
+                    <a:xfrm>
+                      <a:off x="0" y="0"/>
+                      <a:ext cx="7779072" cy="1622373"/>
+                    </a:xfrm>
+                    <a:prstGeom prst="rect">
+                      <a:avLst/>
+                    </a:prstGeom>
+                  </pic:spPr>
+                </pic:pic>
+              </a:graphicData>
+            </a:graphic>
+          </wp:inline>
+        </w:drawing>
+      </w:r>
+    </w:p>
+    <w:p>
+      <w:pPr>
+        <w:rPr>
+          <w:color w:val="000009"/>
+          <w:sz w:val="24"/>
+          <w:szCs w:val="24"/>
+        </w:rPr>
+      </w:pPr>
+    </w:p>
+    <w:p>
+      <w:pPr>
+        <w:rPr>
+          <w:color w:val="000009"/>
+          <w:sz w:val="24"/>
+          <w:szCs w:val="24"/>
+        </w:rPr>
+      </w:pPr>
+      <w:r>
+        <w:rPr>
+          <w:color w:val="000009"/>
+          <w:sz w:val="24"/>
+          <w:szCs w:val="24"/>
+        </w:rPr>
+        <w:tab/>
+      </w:r>
+      <w:r>
+        <w:rPr>
+          <w:color w:val="000009"/>
+          <w:sz w:val="24"/>
+          <w:szCs w:val="24"/>
+        </w:rPr>
+        <w:tab/>
+        <w:t>2.6 SERVICES REQUEST LIST:</w:t>
+      </w:r>
+    </w:p>
+    <w:p>
+      <w:pPr>
+        <w:rPr>
+          <w:color w:val="000009"/>
+          <w:sz w:val="24"/>
+          <w:szCs w:val="24"/>
+        </w:rPr>
+      </w:pPr>
+    </w:p>
+    <w:p>
+      <w:pPr>
+        <w:rPr>
+          <w:color w:val="000009"/>
+          <w:sz w:val="24"/>
+          <w:szCs w:val="24"/>
+        </w:rPr>
+      </w:pPr>
+      <w:r>
+        <w:rPr>
+          <w:color w:val="000009"/>
+          <w:sz w:val="24"/>
+          <w:szCs w:val="24"/>
+        </w:rPr>
+        <w:drawing>
+          <wp:inline distT="0" distB="0" distL="0" distR="0" wp14:anchorId="53064CE5" wp14:editId="1F33E642">
+            <wp:extent cx="7772400" cy="1849582"/>
+            <wp:effectExtent l="0" t="0" r="0" b="0"/>
+            <wp:docPr id="1976213050" name="Picture 1"/>
+            <wp:cNvGraphicFramePr>
+              <a:graphicFrameLocks xmlns:a="http://schemas.openxmlformats.org/drawingml/2006/main" noChangeAspect="1"/>
+            </wp:cNvGraphicFramePr>
+            <a:graphic xmlns:a="http://schemas.openxmlformats.org/drawingml/2006/main">
+              <a:graphicData uri="http://schemas.openxmlformats.org/drawingml/2006/picture">
+                <pic:pic xmlns:pic="http://schemas.openxmlformats.org/drawingml/2006/picture">
+                  <pic:nvPicPr>
+                    <pic:cNvPr id="1976213050" name=""/>
+                    <pic:cNvPicPr/>
+                  </pic:nvPicPr>
+                  <pic:blipFill>
+                    <a:blip r:embed="rId39"/>
+                    <a:stretch>
+                      <a:fillRect/>
+                    </a:stretch>
+                  </pic:blipFill>
+                  <pic:spPr>
+                    <a:xfrm>
+                      <a:off x="0" y="0"/>
+                      <a:ext cx="7777705" cy="1850844"/>
+                    </a:xfrm>
+                    <a:prstGeom prst="rect">
+                      <a:avLst/>
+                    </a:prstGeom>
+                  </pic:spPr>
+                </pic:pic>
+              </a:graphicData>
+            </a:graphic>
+          </wp:inline>
+        </w:drawing>
+      </w:r>
+    </w:p>
+    <w:p>
+      <w:pPr>
+        <w:ind w:left="1843"/>
+        <w:rPr>
+          <w:color w:val="000009"/>
+          <w:sz w:val="24"/>
+          <w:szCs w:val="24"/>
+        </w:rPr>
+      </w:pPr>
+    </w:p>
+    <w:p>
+      <w:pPr>
+        <w:ind w:left="1843"/>
+        <w:rPr>
+          <w:color w:val="000009"/>
+          <w:sz w:val="24"/>
+          <w:szCs w:val="24"/>
+        </w:rPr>
+      </w:pPr>
+      <w:r>
+        <w:rPr>
+          <w:color w:val="000009"/>
+          <w:sz w:val="24"/>
+          <w:szCs w:val="24"/>
+        </w:rPr>
+        <w:lastRenderedPageBreak/>
+        <w:t>2.6.1 RESOLVE ACTION:</w:t>
+      </w:r>
+    </w:p>
+    <w:p>
+      <w:pPr>
+        <w:ind w:left="1843"/>
+        <w:rPr>
+          <w:color w:val="000009"/>
+          <w:sz w:val="24"/>
+          <w:szCs w:val="24"/>
+        </w:rPr>
+      </w:pPr>
+    </w:p>
+    <w:p>
+      <w:pPr>
+        <w:rPr>
+          <w:color w:val="000009"/>
+          <w:sz w:val="24"/>
+          <w:szCs w:val="24"/>
+        </w:rPr>
+      </w:pPr>
+      <w:r>
+        <w:rPr>
+          <w:color w:val="000009"/>
+          <w:sz w:val="24"/>
+          <w:szCs w:val="24"/>
+        </w:rPr>
+        <w:drawing>
+          <wp:inline distT="0" distB="0" distL="0" distR="0" wp14:anchorId="4255B8A0" wp14:editId="7CF44185">
+            <wp:extent cx="7772400" cy="1899285"/>
+            <wp:effectExtent l="0" t="0" r="0" b="5715"/>
+            <wp:docPr id="144148188" name="Picture 1"/>
+            <wp:cNvGraphicFramePr>
+              <a:graphicFrameLocks xmlns:a="http://schemas.openxmlformats.org/drawingml/2006/main" noChangeAspect="1"/>
+            </wp:cNvGraphicFramePr>
+            <a:graphic xmlns:a="http://schemas.openxmlformats.org/drawingml/2006/main">
+              <a:graphicData uri="http://schemas.openxmlformats.org/drawingml/2006/picture">
+                <pic:pic xmlns:pic="http://schemas.openxmlformats.org/drawingml/2006/picture">
+                  <pic:nvPicPr>
+                    <pic:cNvPr id="144148188" name=""/>
+                    <pic:cNvPicPr/>
+                  </pic:nvPicPr>
+                  <pic:blipFill>
+                    <a:blip r:embed="rId40"/>
+                    <a:stretch>
+                      <a:fillRect/>
+                    </a:stretch>
+                  </pic:blipFill>
+                  <pic:spPr>
+                    <a:xfrm>
+                      <a:off x="0" y="0"/>
+                      <a:ext cx="7772400" cy="1899285"/>
+                    </a:xfrm>
+                    <a:prstGeom prst="rect">
+                      <a:avLst/>
+                    </a:prstGeom>
+                  </pic:spPr>
+                </pic:pic>
+              </a:graphicData>
+            </a:graphic>
+          </wp:inline>
+        </w:drawing>
+      </w:r>
+    </w:p>
+    <w:p>
+      <w:pPr>
+        <w:rPr>
+          <w:color w:val="000009"/>
+          <w:sz w:val="24"/>
+          <w:szCs w:val="24"/>
+        </w:rPr>
+      </w:pPr>
+    </w:p>
+    <w:p>
+      <w:pPr>
+        <w:rPr>
+          <w:color w:val="000009"/>
+          <w:sz w:val="24"/>
+          <w:szCs w:val="24"/>
+        </w:rPr>
+      </w:pPr>
+    </w:p>
+    <w:p>
+      <w:pPr>
+        <w:pStyle w:val="ListParagraph"/>
+        <w:numPr>
+          <w:ilvl w:val="1"/>
+          <w:numId w:val="5"/>
+        </w:numPr>
+        <w:rPr>
+          <w:color w:val="000009"/>
+          <w:sz w:val="24"/>
+          <w:szCs w:val="24"/>
+        </w:rPr>
+      </w:pPr>
+      <w:r>
+        <w:rPr>
+          <w:color w:val="000009"/>
+          <w:sz w:val="24"/>
+          <w:szCs w:val="24"/>
+        </w:rPr>
+        <w:t>HOUSEKEEPING:</w:t>
+      </w:r>
+    </w:p>
+    <w:p>
+      <w:pPr>
+        <w:pStyle w:val="ListParagraph"/>
+        <w:ind w:left="1800" w:firstLine="0"/>
+        <w:rPr>
+          <w:color w:val="000009"/>
+          <w:sz w:val="24"/>
+          <w:szCs w:val="24"/>
+        </w:rPr>
+      </w:pPr>
+    </w:p>
+    <w:p>
+      <w:pPr>
+        <w:rPr>
+          <w:color w:val="000009"/>
+          <w:sz w:val="24"/>
+          <w:szCs w:val="24"/>
+        </w:rPr>
+      </w:pPr>
+      <w:r>
+        <w:rPr>
+          <w:color w:val="000009"/>
+          <w:sz w:val="24"/>
+          <w:szCs w:val="24"/>
+        </w:rPr>
+        <w:drawing>
+          <wp:inline distT="0" distB="0" distL="0" distR="0" wp14:anchorId="33AEE0E4" wp14:editId="77E356C6">
+            <wp:extent cx="7772400" cy="2458720"/>
+            <wp:effectExtent l="0" t="0" r="0" b="0"/>
+            <wp:docPr id="468039499" name="Picture 1"/>
+            <wp:cNvGraphicFramePr>
+              <a:graphicFrameLocks xmlns:a="http://schemas.openxmlformats.org/drawingml/2006/main" noChangeAspect="1"/>
+            </wp:cNvGraphicFramePr>
+            <a:graphic xmlns:a="http://schemas.openxmlformats.org/drawingml/2006/main">
+              <a:graphicData uri="http://schemas.openxmlformats.org/drawingml/2006/picture">
+                <pic:pic xmlns:pic="http://schemas.openxmlformats.org/drawingml/2006/picture">
+                  <pic:nvPicPr>
+                    <pic:cNvPr id="468039499" name=""/>
+                    <pic:cNvPicPr/>
+                  </pic:nvPicPr>
+                  <pic:blipFill>
+                    <a:blip r:embed="rId41"/>
+                    <a:stretch>
+                      <a:fillRect/>
+                    </a:stretch>
+                  </pic:blipFill>
+                  <pic:spPr>
+                    <a:xfrm>
+                      <a:off x="0" y="0"/>
+                      <a:ext cx="7772400" cy="2458720"/>
+                    </a:xfrm>
+                    <a:prstGeom prst="rect">
+                      <a:avLst/>
+                    </a:prstGeom>
+                  </pic:spPr>
+                </pic:pic>
+              </a:graphicData>
+            </a:graphic>
+          </wp:inline>
+        </w:drawing>
+      </w:r>
+    </w:p>
+    <w:p>
+      <w:pPr>
+        <w:ind w:left="1843"/>
+        <w:rPr>
+          <w:color w:val="000009"/>
+          <w:sz w:val="24"/>
+          <w:szCs w:val="24"/>
+        </w:rPr>
+      </w:pPr>
+    </w:p>
+    <w:p>
+      <w:pPr>
+        <w:pStyle w:val="ListParagraph"/>
+        <w:numPr>
+          <w:ilvl w:val="2"/>
+          <w:numId w:val="5"/>
+        </w:numPr>
+        <w:rPr>
+          <w:color w:val="000009"/>
+          <w:sz w:val="24"/>
+          <w:szCs w:val="24"/>
+        </w:rPr>
+      </w:pPr>
+      <w:r>
+        <w:rPr>
+          <w:color w:val="000009"/>
+          <w:sz w:val="24"/>
+          <w:szCs w:val="24"/>
+        </w:rPr>
+        <w:t>TASK ASSIGNED:</w:t>
+      </w:r>
+    </w:p>
+    <w:p>
+      <w:pPr>
+        <w:rPr>
+          <w:color w:val="000009"/>
+          <w:sz w:val="24"/>
+          <w:szCs w:val="24"/>
+        </w:rPr>
+      </w:pPr>
+      <w:r>
+        <w:rPr>
+          <w:color w:val="000009"/>
+          <w:sz w:val="24"/>
+          <w:szCs w:val="24"/>
+        </w:rPr>
+        <w:drawing>
+          <wp:inline distT="0" distB="0" distL="0" distR="0" wp14:anchorId="035D04E3" wp14:editId="5E2675F9">
+            <wp:extent cx="7772400" cy="2794000"/>
+            <wp:effectExtent l="0" t="0" r="0" b="6350"/>
+            <wp:docPr id="1037777927" name="Picture 1"/>
+            <wp:cNvGraphicFramePr>
+              <a:graphicFrameLocks xmlns:a="http://schemas.openxmlformats.org/drawingml/2006/main" noChangeAspect="1"/>
+            </wp:cNvGraphicFramePr>
+            <a:graphic xmlns:a="http://schemas.openxmlformats.org/drawingml/2006/main">
+              <a:graphicData uri="http://schemas.openxmlformats.org/drawingml/2006/picture">
+                <pic:pic xmlns:pic="http://schemas.openxmlformats.org/drawingml/2006/picture">
+                  <pic:nvPicPr>
+                    <pic:cNvPr id="1037777927" name=""/>
+                    <pic:cNvPicPr/>
+                  </pic:nvPicPr>
+                  <pic:blipFill>
+                    <a:blip r:embed="rId42"/>
+                    <a:stretch>
+                      <a:fillRect/>
+                    </a:stretch>
+                  </pic:blipFill>
+                  <pic:spPr>
+                    <a:xfrm>
+                      <a:off x="0" y="0"/>
+                      <a:ext cx="7772400" cy="2794000"/>
+                    </a:xfrm>
+                    <a:prstGeom prst="rect">
+                      <a:avLst/>
+                    </a:prstGeom>
+                  </pic:spPr>
+                </pic:pic>
+              </a:graphicData>
+            </a:graphic>
+          </wp:inline>
+        </w:drawing>
+      </w:r>
+    </w:p>
+    <w:p>
+      <w:pPr>
+        <w:rPr>
+          <w:color w:val="000009"/>
+          <w:sz w:val="24"/>
+          <w:szCs w:val="24"/>
+        </w:rPr>
+      </w:pPr>
+    </w:p>
+    <w:p>
+      <w:pPr>
+        <w:pStyle w:val="ListParagraph"/>
+        <w:numPr>
+          <w:ilvl w:val="2"/>
+          <w:numId w:val="5"/>
+        </w:numPr>
+        <w:rPr>
+          <w:color w:val="000009"/>
+          <w:sz w:val="24"/>
+          <w:szCs w:val="24"/>
+        </w:rPr>
+      </w:pPr>
+      <w:r>
+        <w:rPr>
+          <w:color w:val="000009"/>
+          <w:sz w:val="24"/>
+          <w:szCs w:val="24"/>
+        </w:rPr>
+        <w:lastRenderedPageBreak/>
+        <w:t>TASK COMPLETED:</w:t>
+      </w:r>
+    </w:p>
+    <w:p>
+      <w:pPr>
+        <w:rPr>
+          <w:color w:val="000009"/>
+          <w:sz w:val="24"/>
+          <w:szCs w:val="24"/>
+        </w:rPr>
+      </w:pPr>
+      <w:r>
+        <w:rPr>
+          <w:color w:val="000009"/>
+          <w:sz w:val="24"/>
+          <w:szCs w:val="24"/>
+        </w:rPr>
+        <w:drawing>
+          <wp:inline distT="0" distB="0" distL="0" distR="0" wp14:anchorId="236DC6C6" wp14:editId="0E53DB38">
+            <wp:extent cx="7772400" cy="2757805"/>
+            <wp:effectExtent l="0" t="0" r="0" b="4445"/>
+            <wp:docPr id="174922845" name="Picture 1"/>
+            <wp:cNvGraphicFramePr>
+              <a:graphicFrameLocks xmlns:a="http://schemas.openxmlformats.org/drawingml/2006/main" noChangeAspect="1"/>
+            </wp:cNvGraphicFramePr>
+            <a:graphic xmlns:a="http://schemas.openxmlformats.org/drawingml/2006/main">
+              <a:graphicData uri="http://schemas.openxmlformats.org/drawingml/2006/picture">
+                <pic:pic xmlns:pic="http://schemas.openxmlformats.org/drawingml/2006/picture">
+                  <pic:nvPicPr>
+                    <pic:cNvPr id="174922845" name=""/>
+                    <pic:cNvPicPr/>
+                  </pic:nvPicPr>
+                  <pic:blipFill>
+                    <a:blip r:embed="rId43"/>
+                    <a:stretch>
+                      <a:fillRect/>
+                    </a:stretch>
+                  </pic:blipFill>
+                  <pic:spPr>
+                    <a:xfrm>
+                      <a:off x="0" y="0"/>
+                      <a:ext cx="7772400" cy="2757805"/>
+                    </a:xfrm>
+                    <a:prstGeom prst="rect">
+                      <a:avLst/>
+                    </a:prstGeom>
+                  </pic:spPr>
+                </pic:pic>
+              </a:graphicData>
+            </a:graphic>
+          </wp:inline>
+        </w:drawing>
+      </w:r>
+    </w:p>
+    <w:p>
+      <w:pPr>
+        <w:rPr>
+          <w:color w:val="000009"/>
+          <w:sz w:val="24"/>
+          <w:szCs w:val="24"/>
+        </w:rPr>
+      </w:pPr>
+    </w:p>
+    <w:p>
+      <w:pPr>
+        <w:rPr>
+          <w:color w:val="000009"/>
+          <w:sz w:val="24"/>
+          <w:szCs w:val="24"/>
+        </w:rPr>
+      </w:pPr>
+    </w:p>
+    <w:p>
+      <w:pPr>
+        <w:ind w:left="1843"/>
+        <w:rPr>
+          <w:color w:val="000009"/>
+          <w:sz w:val="24"/>
+          <w:szCs w:val="24"/>
+        </w:rPr>
+      </w:pPr>
+    </w:p>
+    <w:p>
+      <w:pPr>
+        <w:ind w:left="1843"/>
+        <w:rPr>
+          <w:sz w:val="24"/>
+          <w:szCs w:val="24"/>
+        </w:rPr>
+      </w:pPr>
+      <w:r>
+        <w:rPr>
+          <w:color w:val="000009"/>
+          <w:sz w:val="24"/>
+          <w:szCs w:val="24"/>
         </w:rPr>
         <w:t>Individual</w:t>
       </w:r>
       <w:r>
         <w:rPr>
-          <w:rFonts w:ascii="Arial" w:hAnsi="Arial"/>
           <w:color w:val="000009"/>
           <w:spacing w:val="-9"/>
-          <w:sz w:val="28"/>
+          <w:sz w:val="24"/>
+          <w:szCs w:val="24"/>
         </w:rPr>
         <w:t xml:space="preserve"> </w:t>
       </w:r>
       <w:r>
         <w:rPr>
-          <w:rFonts w:ascii="Arial" w:hAnsi="Arial"/>
-          <w:color w:val="000009"/>
-          <w:sz w:val="28"/>
+          <w:color w:val="000009"/>
+          <w:sz w:val="24"/>
+          <w:szCs w:val="24"/>
         </w:rPr>
         <w:t>contributions</w:t>
       </w:r>
       <w:r>
         <w:rPr>
-          <w:rFonts w:ascii="Arial" w:hAnsi="Arial"/>
           <w:color w:val="000009"/>
           <w:spacing w:val="-6"/>
-          <w:sz w:val="28"/>
+          <w:sz w:val="24"/>
+          <w:szCs w:val="24"/>
         </w:rPr>
         <w:t xml:space="preserve"> </w:t>
       </w:r>
       <w:r>
         <w:rPr>
-          <w:rFonts w:ascii="Arial" w:hAnsi="Arial"/>
-          <w:color w:val="000009"/>
-          <w:sz w:val="28"/>
+          <w:color w:val="000009"/>
+          <w:sz w:val="24"/>
+          <w:szCs w:val="24"/>
         </w:rPr>
         <w:t>of</w:t>
       </w:r>
       <w:r>
         <w:rPr>
-          <w:rFonts w:ascii="Arial" w:hAnsi="Arial"/>
           <w:color w:val="000009"/>
           <w:spacing w:val="-5"/>
-          <w:sz w:val="28"/>
+          <w:sz w:val="24"/>
+          <w:szCs w:val="24"/>
         </w:rPr>
         <w:t xml:space="preserve"> </w:t>
       </w:r>
       <w:r>
         <w:rPr>
-          <w:rFonts w:ascii="Arial" w:hAnsi="Arial"/>
-          <w:color w:val="000009"/>
-          <w:sz w:val="28"/>
+          <w:color w:val="000009"/>
+          <w:sz w:val="24"/>
+          <w:szCs w:val="24"/>
         </w:rPr>
         <w:t>the</w:t>
       </w:r>
       <w:r>
         <w:rPr>
-          <w:rFonts w:ascii="Arial" w:hAnsi="Arial"/>
           <w:color w:val="000009"/>
           <w:spacing w:val="-7"/>
-          <w:sz w:val="28"/>
+          <w:sz w:val="24"/>
+          <w:szCs w:val="24"/>
         </w:rPr>
         <w:t xml:space="preserve"> </w:t>
       </w:r>
       <w:r>
         <w:rPr>
-          <w:rFonts w:ascii="Arial" w:hAnsi="Arial"/>
-          <w:color w:val="000009"/>
-          <w:sz w:val="28"/>
+          <w:color w:val="000009"/>
+          <w:sz w:val="24"/>
+          <w:szCs w:val="24"/>
         </w:rPr>
         <w:t>team</w:t>
       </w:r>
       <w:r>
         <w:rPr>
-          <w:rFonts w:ascii="Arial" w:hAnsi="Arial"/>
           <w:color w:val="000009"/>
           <w:spacing w:val="-5"/>
-          <w:sz w:val="28"/>
+          <w:sz w:val="24"/>
+          <w:szCs w:val="24"/>
         </w:rPr>
         <w:t xml:space="preserve"> </w:t>
       </w:r>
       <w:r>
         <w:rPr>
-          <w:rFonts w:ascii="Arial" w:hAnsi="Arial"/>
           <w:color w:val="000009"/>
           <w:spacing w:val="-2"/>
-          <w:sz w:val="28"/>
+          <w:sz w:val="24"/>
+          <w:szCs w:val="24"/>
         </w:rPr>
         <w:t>members:</w:t>
       </w:r>
@@ -2353,10 +10110,6 @@
       <w:pPr>
         <w:pStyle w:val="BodyText"/>
         <w:spacing w:before="6"/>
-        <w:rPr>
-          <w:rFonts w:ascii="Arial" w:hAnsi="Arial"/>
-          <w:sz w:val="10"/>
-        </w:rPr>
       </w:pPr>
     </w:p>
     <w:tbl>
@@ -2380,7 +10133,7 @@
         </w:trPr>
         <w:tc>
           <w:tcPr>
-            <w:tcW w:w="4274" w:type="dxa"/>
+            <w:tcW w:w="4275" w:type="dxa"/>
             <w:tcBorders>
               <w:top w:val="single" w:sz="4" w:space="0" w:color="BEBEBE"/>
               <w:left w:val="single" w:sz="4" w:space="0" w:color="BEBEBE"/>
@@ -2394,7 +10147,8 @@
               <w:ind w:left="107"/>
               <w:rPr>
                 <w:b/>
-                <w:sz w:val="28"/>
+                <w:sz w:val="24"/>
+                <w:szCs w:val="24"/>
               </w:rPr>
             </w:pPr>
             <w:r>
@@ -2402,7 +10156,8 @@
                 <w:b/>
                 <w:color w:val="000009"/>
                 <w:spacing w:val="-4"/>
-                <w:sz w:val="28"/>
+                <w:sz w:val="24"/>
+                <w:szCs w:val="24"/>
               </w:rPr>
               <w:t>Name</w:t>
             </w:r>
@@ -2423,14 +10178,16 @@
               <w:pStyle w:val="TableParagraph"/>
               <w:rPr>
                 <w:b/>
-                <w:sz w:val="28"/>
+                <w:sz w:val="24"/>
+                <w:szCs w:val="24"/>
               </w:rPr>
             </w:pPr>
             <w:r>
               <w:rPr>
                 <w:b/>
                 <w:color w:val="000009"/>
-                <w:sz w:val="28"/>
+                <w:sz w:val="24"/>
+                <w:szCs w:val="24"/>
               </w:rPr>
               <w:t>Module</w:t>
             </w:r>
@@ -2439,7 +10196,8 @@
                 <w:b/>
                 <w:color w:val="000009"/>
                 <w:spacing w:val="-6"/>
-                <w:sz w:val="28"/>
+                <w:sz w:val="24"/>
+                <w:szCs w:val="24"/>
               </w:rPr>
               <w:t xml:space="preserve"> </w:t>
             </w:r>
@@ -2447,7 +10205,8 @@
               <w:rPr>
                 <w:b/>
                 <w:color w:val="000009"/>
-                <w:sz w:val="28"/>
+                <w:sz w:val="24"/>
+                <w:szCs w:val="24"/>
               </w:rPr>
               <w:t>worked</w:t>
             </w:r>
@@ -2456,7 +10215,8 @@
                 <w:b/>
                 <w:color w:val="000009"/>
                 <w:spacing w:val="-5"/>
-                <w:sz w:val="28"/>
+                <w:sz w:val="24"/>
+                <w:szCs w:val="24"/>
               </w:rPr>
               <w:t xml:space="preserve"> on</w:t>
             </w:r>
@@ -2469,7 +10229,7 @@
         </w:trPr>
         <w:tc>
           <w:tcPr>
-            <w:tcW w:w="4274" w:type="dxa"/>
+            <w:tcW w:w="4275" w:type="dxa"/>
             <w:tcBorders>
               <w:top w:val="single" w:sz="4" w:space="0" w:color="BEBEBE"/>
               <w:left w:val="single" w:sz="4" w:space="0" w:color="BEBEBE"/>
@@ -2484,9 +10244,18 @@
               <w:ind w:left="107"/>
               <w:rPr>
                 <w:b/>
-                <w:sz w:val="28"/>
+                <w:sz w:val="24"/>
+                <w:szCs w:val="24"/>
               </w:rPr>
             </w:pPr>
+            <w:r>
+              <w:rPr>
+                <w:b/>
+                <w:sz w:val="24"/>
+                <w:szCs w:val="24"/>
+              </w:rPr>
+              <w:t>ABHIN G DAS</w:t>
+            </w:r>
           </w:p>
         </w:tc>
         <w:tc>
@@ -2504,9 +10273,18 @@
             <w:pPr>
               <w:pStyle w:val="TableParagraph"/>
               <w:rPr>
-                <w:sz w:val="28"/>
+                <w:sz w:val="24"/>
+                <w:szCs w:val="24"/>
               </w:rPr>
             </w:pPr>
+            <w:r>
+              <w:rPr>
+                <w:rFonts w:ascii="Arial" w:eastAsia="Arial" w:hAnsi="Arial" w:cs="Arial"/>
+                <w:sz w:val="20"/>
+                <w:szCs w:val="20"/>
+              </w:rPr>
+              <w:t>Guest Management + Employee Base</w:t>
+            </w:r>
           </w:p>
         </w:tc>
       </w:tr>
@@ -2516,7 +10294,7 @@
         </w:trPr>
         <w:tc>
           <w:tcPr>
-            <w:tcW w:w="4274" w:type="dxa"/>
+            <w:tcW w:w="4275" w:type="dxa"/>
             <w:tcBorders>
               <w:top w:val="single" w:sz="4" w:space="0" w:color="BEBEBE"/>
               <w:left w:val="single" w:sz="4" w:space="0" w:color="BEBEBE"/>
@@ -2530,9 +10308,18 @@
               <w:ind w:left="107"/>
               <w:rPr>
                 <w:b/>
-                <w:sz w:val="28"/>
+                <w:sz w:val="24"/>
+                <w:szCs w:val="24"/>
               </w:rPr>
             </w:pPr>
+            <w:r>
+              <w:rPr>
+                <w:b/>
+                <w:sz w:val="24"/>
+                <w:szCs w:val="24"/>
+              </w:rPr>
+              <w:t>AARUSH RYAN LOBO</w:t>
+            </w:r>
           </w:p>
         </w:tc>
         <w:tc>
@@ -2549,9 +10336,18 @@
             <w:pPr>
               <w:pStyle w:val="TableParagraph"/>
               <w:rPr>
-                <w:sz w:val="28"/>
+                <w:sz w:val="24"/>
+                <w:szCs w:val="24"/>
               </w:rPr>
             </w:pPr>
+            <w:r>
+              <w:rPr>
+                <w:rFonts w:ascii="Arial" w:eastAsia="Arial" w:hAnsi="Arial" w:cs="Arial"/>
+                <w:sz w:val="20"/>
+                <w:szCs w:val="20"/>
+              </w:rPr>
+              <w:t>Reservation &amp; Room Management</w:t>
+            </w:r>
           </w:p>
         </w:tc>
       </w:tr>
@@ -2561,7 +10357,7 @@
         </w:trPr>
         <w:tc>
           <w:tcPr>
-            <w:tcW w:w="4274" w:type="dxa"/>
+            <w:tcW w:w="4275" w:type="dxa"/>
             <w:tcBorders>
               <w:top w:val="single" w:sz="4" w:space="0" w:color="BEBEBE"/>
               <w:left w:val="single" w:sz="4" w:space="0" w:color="BEBEBE"/>
@@ -2576,9 +10372,18 @@
               <w:ind w:left="107"/>
               <w:rPr>
                 <w:b/>
-                <w:sz w:val="28"/>
+                <w:sz w:val="24"/>
+                <w:szCs w:val="24"/>
               </w:rPr>
             </w:pPr>
+            <w:r>
+              <w:rPr>
+                <w:b/>
+                <w:sz w:val="24"/>
+                <w:szCs w:val="24"/>
+              </w:rPr>
+              <w:t>AMOGH VAIDYA</w:t>
+            </w:r>
           </w:p>
         </w:tc>
         <w:tc>
@@ -2596,9 +10401,18 @@
             <w:pPr>
               <w:pStyle w:val="TableParagraph"/>
               <w:rPr>
-                <w:sz w:val="28"/>
+                <w:sz w:val="24"/>
+                <w:szCs w:val="24"/>
               </w:rPr>
             </w:pPr>
+            <w:r>
+              <w:rPr>
+                <w:rFonts w:ascii="Arial" w:eastAsia="Arial" w:hAnsi="Arial" w:cs="Arial"/>
+                <w:sz w:val="20"/>
+                <w:szCs w:val="20"/>
+              </w:rPr>
+              <w:t>Billing &amp; Payment</w:t>
+            </w:r>
           </w:p>
         </w:tc>
       </w:tr>
@@ -2608,7 +10422,7 @@
         </w:trPr>
         <w:tc>
           <w:tcPr>
-            <w:tcW w:w="4274" w:type="dxa"/>
+            <w:tcW w:w="4275" w:type="dxa"/>
             <w:tcBorders>
               <w:top w:val="single" w:sz="4" w:space="0" w:color="BEBEBE"/>
               <w:left w:val="single" w:sz="4" w:space="0" w:color="BEBEBE"/>
@@ -2622,9 +10436,18 @@
               <w:ind w:left="107"/>
               <w:rPr>
                 <w:b/>
-                <w:sz w:val="28"/>
+                <w:sz w:val="24"/>
+                <w:szCs w:val="24"/>
               </w:rPr>
             </w:pPr>
+            <w:r>
+              <w:rPr>
+                <w:b/>
+                <w:sz w:val="24"/>
+                <w:szCs w:val="24"/>
+              </w:rPr>
+              <w:t>KUSUMITA</w:t>
+            </w:r>
           </w:p>
         </w:tc>
         <w:tc>
@@ -2641,14 +10464,30 @@
             <w:pPr>
               <w:pStyle w:val="TableParagraph"/>
               <w:rPr>
-                <w:sz w:val="28"/>
+                <w:sz w:val="24"/>
+                <w:szCs w:val="24"/>
               </w:rPr>
             </w:pPr>
+            <w:r>
+              <w:rPr>
+                <w:rFonts w:ascii="Arial" w:eastAsia="Arial" w:hAnsi="Arial" w:cs="Arial"/>
+                <w:sz w:val="20"/>
+                <w:szCs w:val="20"/>
+              </w:rPr>
+              <w:t>Services &amp; Housekeeping</w:t>
+            </w:r>
           </w:p>
         </w:tc>
       </w:tr>
     </w:tbl>
-    <w:p/>
+    <w:p>
+      <w:pPr>
+        <w:rPr>
+          <w:sz w:val="24"/>
+          <w:szCs w:val="24"/>
+        </w:rPr>
+      </w:pPr>
+    </w:p>
     <w:sectPr>
       <w:pgSz w:w="12240" w:h="15840"/>
       <w:pgMar w:top="1780" w:right="0" w:bottom="280" w:left="0" w:header="0" w:footer="0" w:gutter="0"/>
@@ -2663,6 +10502,240 @@
 <file path=word/numbering.xml><?xml version="1.0" encoding="utf-8"?>
 <w:numbering xmlns:wpc="http://schemas.microsoft.com/office/word/2010/wordprocessingCanvas" xmlns:cx="http://schemas.microsoft.com/office/drawing/2014/chartex" xmlns:cx1="http://schemas.microsoft.com/office/drawing/2015/9/8/chartex" xmlns:cx2="http://schemas.microsoft.com/office/drawing/2015/10/21/chartex" xmlns:cx3="http://schemas.microsoft.com/office/drawing/2016/5/9/chartex" xmlns:cx4="http://schemas.microsoft.com/office/drawing/2016/5/10/chartex" xmlns:cx5="http://schemas.microsoft.com/office/drawing/2016/5/11/chartex" xmlns:cx6="http://schemas.microsoft.com/office/drawing/2016/5/12/chartex" xmlns:cx7="http://schemas.microsoft.com/office/drawing/2016/5/13/chartex" xmlns:cx8="http://schemas.microsoft.com/office/drawing/2016/5/14/chartex" xmlns:mc="http://schemas.openxmlformats.org/markup-compatibility/2006" xmlns:aink="http://schemas.microsoft.com/office/drawing/2016/ink" xmlns:am3d="http://schemas.microsoft.com/office/drawing/2017/model3d" xmlns:o="urn:schemas-microsoft-com:office:office" xmlns:oel="http://schemas.microsoft.com/office/2019/extlst" xmlns:r="http://schemas.openxmlformats.org/officeDocument/2006/relationships" xmlns:m="http://schemas.openxmlformats.org/officeDocument/2006/math" xmlns:v="urn:schemas-microsoft-com:vml" xmlns:wp14="http://schemas.microsoft.com/office/word/2010/wordprocessingDrawing" xmlns:wp="http://schemas.openxmlformats.org/drawingml/2006/wordprocessingDrawing" xmlns:w10="urn:schemas-microsoft-com:office:word" xmlns:w="http://schemas.openxmlformats.org/wordprocessingml/2006/main" xmlns:w14="http://schemas.microsoft.com/office/word/2010/wordml" xmlns:w15="http://schemas.microsoft.com/office/word/2012/wordml" xmlns:w16cex="http://schemas.microsoft.com/office/word/2018/wordml/cex" xmlns:w16cid="http://schemas.microsoft.com/office/word/2016/wordml/cid" xmlns:w16="http://schemas.microsoft.com/office/word/2018/wordml" xmlns:w16du="http://schemas.microsoft.com/office/word/2023/wordml/word16du" xmlns:w16sdtdh="http://schemas.microsoft.com/office/word/2020/wordml/sdtdatahash" xmlns:w16sdtfl="http://schemas.microsoft.com/office/word/2024/wordml/sdtformatlock" xmlns:w16se="http://schemas.microsoft.com/office/word/2015/wordml/symex" xmlns:wpg="http://schemas.microsoft.com/office/word/2010/wordprocessingGroup" xmlns:wpi="http://schemas.microsoft.com/office/word/2010/wordprocessingInk" xmlns:wne="http://schemas.microsoft.com/office/word/2006/wordml" xmlns:wps="http://schemas.microsoft.com/office/word/2010/wordprocessingShape" mc:Ignorable="w14 w15 w16se w16cid w16 w16cex w16sdtdh w16sdtfl w16du wp14">
   <w:abstractNum w:abstractNumId="0" w15:restartNumberingAfterBreak="0">
+    <w:nsid w:val="20E239A4"/>
+    <w:multiLevelType w:val="multilevel"/>
+    <w:tmpl w:val="EC7E4A90"/>
+    <w:lvl w:ilvl="0">
+      <w:start w:val="2"/>
+      <w:numFmt w:val="decimal"/>
+      <w:lvlText w:val="%1"/>
+      <w:lvlJc w:val="left"/>
+      <w:pPr>
+        <w:ind w:left="360" w:hanging="360"/>
+      </w:pPr>
+      <w:rPr>
+        <w:rFonts w:hint="default"/>
+      </w:rPr>
+    </w:lvl>
+    <w:lvl w:ilvl="1">
+      <w:start w:val="7"/>
+      <w:numFmt w:val="decimal"/>
+      <w:lvlText w:val="%1.%2"/>
+      <w:lvlJc w:val="left"/>
+      <w:pPr>
+        <w:ind w:left="1800" w:hanging="360"/>
+      </w:pPr>
+      <w:rPr>
+        <w:rFonts w:hint="default"/>
+      </w:rPr>
+    </w:lvl>
+    <w:lvl w:ilvl="2">
+      <w:start w:val="1"/>
+      <w:numFmt w:val="decimal"/>
+      <w:lvlText w:val="%1.%2.%3"/>
+      <w:lvlJc w:val="left"/>
+      <w:pPr>
+        <w:ind w:left="3600" w:hanging="720"/>
+      </w:pPr>
+      <w:rPr>
+        <w:rFonts w:hint="default"/>
+      </w:rPr>
+    </w:lvl>
+    <w:lvl w:ilvl="3">
+      <w:start w:val="1"/>
+      <w:numFmt w:val="decimal"/>
+      <w:lvlText w:val="%1.%2.%3.%4"/>
+      <w:lvlJc w:val="left"/>
+      <w:pPr>
+        <w:ind w:left="5040" w:hanging="720"/>
+      </w:pPr>
+      <w:rPr>
+        <w:rFonts w:hint="default"/>
+      </w:rPr>
+    </w:lvl>
+    <w:lvl w:ilvl="4">
+      <w:start w:val="1"/>
+      <w:numFmt w:val="decimal"/>
+      <w:lvlText w:val="%1.%2.%3.%4.%5"/>
+      <w:lvlJc w:val="left"/>
+      <w:pPr>
+        <w:ind w:left="6840" w:hanging="1080"/>
+      </w:pPr>
+      <w:rPr>
+        <w:rFonts w:hint="default"/>
+      </w:rPr>
+    </w:lvl>
+    <w:lvl w:ilvl="5">
+      <w:start w:val="1"/>
+      <w:numFmt w:val="decimal"/>
+      <w:lvlText w:val="%1.%2.%3.%4.%5.%6"/>
+      <w:lvlJc w:val="left"/>
+      <w:pPr>
+        <w:ind w:left="8280" w:hanging="1080"/>
+      </w:pPr>
+      <w:rPr>
+        <w:rFonts w:hint="default"/>
+      </w:rPr>
+    </w:lvl>
+    <w:lvl w:ilvl="6">
+      <w:start w:val="1"/>
+      <w:numFmt w:val="decimal"/>
+      <w:lvlText w:val="%1.%2.%3.%4.%5.%6.%7"/>
+      <w:lvlJc w:val="left"/>
+      <w:pPr>
+        <w:ind w:left="10080" w:hanging="1440"/>
+      </w:pPr>
+      <w:rPr>
+        <w:rFonts w:hint="default"/>
+      </w:rPr>
+    </w:lvl>
+    <w:lvl w:ilvl="7">
+      <w:start w:val="1"/>
+      <w:numFmt w:val="decimal"/>
+      <w:lvlText w:val="%1.%2.%3.%4.%5.%6.%7.%8"/>
+      <w:lvlJc w:val="left"/>
+      <w:pPr>
+        <w:ind w:left="11520" w:hanging="1440"/>
+      </w:pPr>
+      <w:rPr>
+        <w:rFonts w:hint="default"/>
+      </w:rPr>
+    </w:lvl>
+    <w:lvl w:ilvl="8">
+      <w:start w:val="1"/>
+      <w:numFmt w:val="decimal"/>
+      <w:lvlText w:val="%1.%2.%3.%4.%5.%6.%7.%8.%9"/>
+      <w:lvlJc w:val="left"/>
+      <w:pPr>
+        <w:ind w:left="13320" w:hanging="1800"/>
+      </w:pPr>
+      <w:rPr>
+        <w:rFonts w:hint="default"/>
+      </w:rPr>
+    </w:lvl>
+  </w:abstractNum>
+  <w:abstractNum w:abstractNumId="1" w15:restartNumberingAfterBreak="0">
+    <w:nsid w:val="4B110969"/>
+    <w:multiLevelType w:val="multilevel"/>
+    <w:tmpl w:val="15CA5038"/>
+    <w:lvl w:ilvl="0">
+      <w:start w:val="1"/>
+      <w:numFmt w:val="decimal"/>
+      <w:lvlText w:val="%1."/>
+      <w:lvlJc w:val="left"/>
+      <w:pPr>
+        <w:ind w:left="1080" w:hanging="360"/>
+      </w:pPr>
+      <w:rPr>
+        <w:rFonts w:hint="default"/>
+      </w:rPr>
+    </w:lvl>
+    <w:lvl w:ilvl="1">
+      <w:start w:val="1"/>
+      <w:numFmt w:val="decimal"/>
+      <w:isLgl/>
+      <w:lvlText w:val="%1.%2"/>
+      <w:lvlJc w:val="left"/>
+      <w:pPr>
+        <w:ind w:left="1080" w:hanging="360"/>
+      </w:pPr>
+      <w:rPr>
+        <w:rFonts w:hint="default"/>
+      </w:rPr>
+    </w:lvl>
+    <w:lvl w:ilvl="2">
+      <w:start w:val="1"/>
+      <w:numFmt w:val="decimal"/>
+      <w:isLgl/>
+      <w:lvlText w:val="%1.%2.%3"/>
+      <w:lvlJc w:val="left"/>
+      <w:pPr>
+        <w:ind w:left="1440" w:hanging="720"/>
+      </w:pPr>
+      <w:rPr>
+        <w:rFonts w:hint="default"/>
+      </w:rPr>
+    </w:lvl>
+    <w:lvl w:ilvl="3">
+      <w:start w:val="1"/>
+      <w:numFmt w:val="decimal"/>
+      <w:isLgl/>
+      <w:lvlText w:val="%1.%2.%3.%4"/>
+      <w:lvlJc w:val="left"/>
+      <w:pPr>
+        <w:ind w:left="1440" w:hanging="720"/>
+      </w:pPr>
+      <w:rPr>
+        <w:rFonts w:hint="default"/>
+      </w:rPr>
+    </w:lvl>
+    <w:lvl w:ilvl="4">
+      <w:start w:val="1"/>
+      <w:numFmt w:val="decimal"/>
+      <w:isLgl/>
+      <w:lvlText w:val="%1.%2.%3.%4.%5"/>
+      <w:lvlJc w:val="left"/>
+      <w:pPr>
+        <w:ind w:left="1800" w:hanging="1080"/>
+      </w:pPr>
+      <w:rPr>
+        <w:rFonts w:hint="default"/>
+      </w:rPr>
+    </w:lvl>
+    <w:lvl w:ilvl="5">
+      <w:start w:val="1"/>
+      <w:numFmt w:val="decimal"/>
+      <w:isLgl/>
+      <w:lvlText w:val="%1.%2.%3.%4.%5.%6"/>
+      <w:lvlJc w:val="left"/>
+      <w:pPr>
+        <w:ind w:left="1800" w:hanging="1080"/>
+      </w:pPr>
+      <w:rPr>
+        <w:rFonts w:hint="default"/>
+      </w:rPr>
+    </w:lvl>
+    <w:lvl w:ilvl="6">
+      <w:start w:val="1"/>
+      <w:numFmt w:val="decimal"/>
+      <w:isLgl/>
+      <w:lvlText w:val="%1.%2.%3.%4.%5.%6.%7"/>
+      <w:lvlJc w:val="left"/>
+      <w:pPr>
+        <w:ind w:left="2160" w:hanging="1440"/>
+      </w:pPr>
+      <w:rPr>
+        <w:rFonts w:hint="default"/>
+      </w:rPr>
+    </w:lvl>
+    <w:lvl w:ilvl="7">
+      <w:start w:val="1"/>
+      <w:numFmt w:val="decimal"/>
+      <w:isLgl/>
+      <w:lvlText w:val="%1.%2.%3.%4.%5.%6.%7.%8"/>
+      <w:lvlJc w:val="left"/>
+      <w:pPr>
+        <w:ind w:left="2160" w:hanging="1440"/>
+      </w:pPr>
+      <w:rPr>
+        <w:rFonts w:hint="default"/>
+      </w:rPr>
+    </w:lvl>
+    <w:lvl w:ilvl="8">
+      <w:start w:val="1"/>
+      <w:numFmt w:val="decimal"/>
+      <w:isLgl/>
+      <w:lvlText w:val="%1.%2.%3.%4.%5.%6.%7.%8.%9"/>
+      <w:lvlJc w:val="left"/>
+      <w:pPr>
+        <w:ind w:left="2520" w:hanging="1800"/>
+      </w:pPr>
+      <w:rPr>
+        <w:rFonts w:hint="default"/>
+      </w:rPr>
+    </w:lvl>
+  </w:abstractNum>
+  <w:abstractNum w:abstractNumId="2" w15:restartNumberingAfterBreak="0">
     <w:nsid w:val="4FDF52AF"/>
     <w:multiLevelType w:val="hybridMultilevel"/>
     <w:tmpl w:val="B8DEA1AA"/>
@@ -2740,17 +10813,198 @@
       </w:pPr>
     </w:lvl>
   </w:abstractNum>
+  <w:abstractNum w:abstractNumId="3" w15:restartNumberingAfterBreak="0">
+    <w:nsid w:val="70082F3B"/>
+    <w:multiLevelType w:val="hybridMultilevel"/>
+    <w:tmpl w:val="54B62686"/>
+    <w:lvl w:ilvl="0" w:tplc="588EC242">
+      <w:start w:val="1"/>
+      <w:numFmt w:val="bullet"/>
+      <w:lvlText w:val="•"/>
+      <w:lvlJc w:val="left"/>
+      <w:pPr>
+        <w:ind w:left="720" w:hanging="360"/>
+      </w:pPr>
+    </w:lvl>
+    <w:lvl w:ilvl="1" w:tplc="E7BCB6F0">
+      <w:numFmt w:val="decimal"/>
+      <w:lvlText w:val=""/>
+      <w:lvlJc w:val="left"/>
+    </w:lvl>
+    <w:lvl w:ilvl="2" w:tplc="C0B8F274">
+      <w:numFmt w:val="decimal"/>
+      <w:lvlText w:val=""/>
+      <w:lvlJc w:val="left"/>
+    </w:lvl>
+    <w:lvl w:ilvl="3" w:tplc="0C9E6A54">
+      <w:numFmt w:val="decimal"/>
+      <w:lvlText w:val=""/>
+      <w:lvlJc w:val="left"/>
+    </w:lvl>
+    <w:lvl w:ilvl="4" w:tplc="7A64CEFA">
+      <w:numFmt w:val="decimal"/>
+      <w:lvlText w:val=""/>
+      <w:lvlJc w:val="left"/>
+    </w:lvl>
+    <w:lvl w:ilvl="5" w:tplc="D42AEBFE">
+      <w:numFmt w:val="decimal"/>
+      <w:lvlText w:val=""/>
+      <w:lvlJc w:val="left"/>
+    </w:lvl>
+    <w:lvl w:ilvl="6" w:tplc="0964AE14">
+      <w:numFmt w:val="decimal"/>
+      <w:lvlText w:val=""/>
+      <w:lvlJc w:val="left"/>
+    </w:lvl>
+    <w:lvl w:ilvl="7" w:tplc="E38860C6">
+      <w:numFmt w:val="decimal"/>
+      <w:lvlText w:val=""/>
+      <w:lvlJc w:val="left"/>
+    </w:lvl>
+    <w:lvl w:ilvl="8" w:tplc="29D8B6B8">
+      <w:numFmt w:val="decimal"/>
+      <w:lvlText w:val=""/>
+      <w:lvlJc w:val="left"/>
+    </w:lvl>
+  </w:abstractNum>
+  <w:abstractNum w:abstractNumId="4" w15:restartNumberingAfterBreak="0">
+    <w:nsid w:val="73362326"/>
+    <w:multiLevelType w:val="multilevel"/>
+    <w:tmpl w:val="4C4C96B6"/>
+    <w:lvl w:ilvl="0">
+      <w:start w:val="1"/>
+      <w:numFmt w:val="decimal"/>
+      <w:lvlText w:val="%1."/>
+      <w:lvlJc w:val="left"/>
+      <w:pPr>
+        <w:ind w:left="1080" w:hanging="360"/>
+      </w:pPr>
+      <w:rPr>
+        <w:rFonts w:hint="default"/>
+      </w:rPr>
+    </w:lvl>
+    <w:lvl w:ilvl="1">
+      <w:start w:val="1"/>
+      <w:numFmt w:val="decimal"/>
+      <w:isLgl/>
+      <w:lvlText w:val="%1.%2"/>
+      <w:lvlJc w:val="left"/>
+      <w:pPr>
+        <w:ind w:left="1800" w:hanging="360"/>
+      </w:pPr>
+      <w:rPr>
+        <w:rFonts w:hint="default"/>
+      </w:rPr>
+    </w:lvl>
+    <w:lvl w:ilvl="2">
+      <w:start w:val="1"/>
+      <w:numFmt w:val="decimal"/>
+      <w:isLgl/>
+      <w:lvlText w:val="%1.%2.%3"/>
+      <w:lvlJc w:val="left"/>
+      <w:pPr>
+        <w:ind w:left="2880" w:hanging="720"/>
+      </w:pPr>
+      <w:rPr>
+        <w:rFonts w:hint="default"/>
+      </w:rPr>
+    </w:lvl>
+    <w:lvl w:ilvl="3">
+      <w:start w:val="1"/>
+      <w:numFmt w:val="decimal"/>
+      <w:isLgl/>
+      <w:lvlText w:val="%1.%2.%3.%4"/>
+      <w:lvlJc w:val="left"/>
+      <w:pPr>
+        <w:ind w:left="3600" w:hanging="720"/>
+      </w:pPr>
+      <w:rPr>
+        <w:rFonts w:hint="default"/>
+      </w:rPr>
+    </w:lvl>
+    <w:lvl w:ilvl="4">
+      <w:start w:val="1"/>
+      <w:numFmt w:val="decimal"/>
+      <w:isLgl/>
+      <w:lvlText w:val="%1.%2.%3.%4.%5"/>
+      <w:lvlJc w:val="left"/>
+      <w:pPr>
+        <w:ind w:left="4680" w:hanging="1080"/>
+      </w:pPr>
+      <w:rPr>
+        <w:rFonts w:hint="default"/>
+      </w:rPr>
+    </w:lvl>
+    <w:lvl w:ilvl="5">
+      <w:start w:val="1"/>
+      <w:numFmt w:val="decimal"/>
+      <w:isLgl/>
+      <w:lvlText w:val="%1.%2.%3.%4.%5.%6"/>
+      <w:lvlJc w:val="left"/>
+      <w:pPr>
+        <w:ind w:left="5400" w:hanging="1080"/>
+      </w:pPr>
+      <w:rPr>
+        <w:rFonts w:hint="default"/>
+      </w:rPr>
+    </w:lvl>
+    <w:lvl w:ilvl="6">
+      <w:start w:val="1"/>
+      <w:numFmt w:val="decimal"/>
+      <w:isLgl/>
+      <w:lvlText w:val="%1.%2.%3.%4.%5.%6.%7"/>
+      <w:lvlJc w:val="left"/>
+      <w:pPr>
+        <w:ind w:left="6480" w:hanging="1440"/>
+      </w:pPr>
+      <w:rPr>
+        <w:rFonts w:hint="default"/>
+      </w:rPr>
+    </w:lvl>
+    <w:lvl w:ilvl="7">
+      <w:start w:val="1"/>
+      <w:numFmt w:val="decimal"/>
+      <w:isLgl/>
+      <w:lvlText w:val="%1.%2.%3.%4.%5.%6.%7.%8"/>
+      <w:lvlJc w:val="left"/>
+      <w:pPr>
+        <w:ind w:left="7200" w:hanging="1440"/>
+      </w:pPr>
+      <w:rPr>
+        <w:rFonts w:hint="default"/>
+      </w:rPr>
+    </w:lvl>
+    <w:lvl w:ilvl="8">
+      <w:start w:val="1"/>
+      <w:numFmt w:val="decimal"/>
+      <w:isLgl/>
+      <w:lvlText w:val="%1.%2.%3.%4.%5.%6.%7.%8.%9"/>
+      <w:lvlJc w:val="left"/>
+      <w:pPr>
+        <w:ind w:left="8280" w:hanging="1800"/>
+      </w:pPr>
+      <w:rPr>
+        <w:rFonts w:hint="default"/>
+      </w:rPr>
+    </w:lvl>
+  </w:abstractNum>
   <w:num w:numId="1" w16cid:durableId="47843871">
+    <w:abstractNumId w:val="2"/>
+  </w:num>
+  <w:num w:numId="2" w16cid:durableId="1610241373">
+    <w:abstractNumId w:val="3"/>
+    <w:lvlOverride w:ilvl="0">
+      <w:startOverride w:val="1"/>
+    </w:lvlOverride>
+  </w:num>
+  <w:num w:numId="3" w16cid:durableId="2121752483">
+    <w:abstractNumId w:val="1"/>
+  </w:num>
+  <w:num w:numId="4" w16cid:durableId="36399583">
+    <w:abstractNumId w:val="4"/>
+  </w:num>
+  <w:num w:numId="5" w16cid:durableId="1992753932">
     <w:abstractNumId w:val="0"/>
-    <w:lvlOverride w:ilvl="0"/>
-    <w:lvlOverride w:ilvl="1"/>
-    <w:lvlOverride w:ilvl="2"/>
-    <w:lvlOverride w:ilvl="3"/>
-    <w:lvlOverride w:ilvl="4"/>
-    <w:lvlOverride w:ilvl="5"/>
-    <w:lvlOverride w:ilvl="6"/>
-    <w:lvlOverride w:ilvl="7"/>
-    <w:lvlOverride w:ilvl="8"/>
   </w:num>
 </w:numbering>
 </file>
@@ -2952,7 +11206,7 @@
     <w:lsdException w:name="Medium Shading 2 Accent 1" w:uiPriority="64"/>
     <w:lsdException w:name="Medium List 1 Accent 1" w:uiPriority="65"/>
     <w:lsdException w:name="Revision" w:semiHidden="1"/>
-    <w:lsdException w:name="List Paragraph" w:uiPriority="34" w:qFormat="1"/>
+    <w:lsdException w:name="List Paragraph" w:uiPriority="0" w:qFormat="1"/>
     <w:lsdException w:name="Quote" w:uiPriority="29" w:qFormat="1"/>
     <w:lsdException w:name="Intense Quote" w:uiPriority="30" w:qFormat="1"/>
     <w:lsdException w:name="Medium List 2 Accent 1" w:uiPriority="66"/>
@@ -3355,7 +11609,6 @@
   <w:style w:type="paragraph" w:styleId="ListParagraph">
     <w:name w:val="List Paragraph"/>
     <w:basedOn w:val="Normal"/>
-    <w:uiPriority w:val="1"/>
     <w:qFormat/>
     <w:pPr>
       <w:ind w:left="2563" w:hanging="360"/>
